--- a/src/Layers/W1/BaseApp/Foundation/Reporting/ReportParts/HeaderFooterDesign/InternalModern.docx
+++ b/src/Layers/W1/BaseApp/Foundation/Reporting/ReportParts/HeaderFooterDesign/InternalModern.docx
@@ -2,14 +2,20 @@
 <file path=word/document.xml><?xml version="1.0" encoding="utf-8"?>
 <w:document xmlns:wpc="http://schemas.microsoft.com/office/word/2010/wordprocessingCanvas" xmlns:cx="http://schemas.microsoft.com/office/drawing/2014/chartex" xmlns:cx1="http://schemas.microsoft.com/office/drawing/2015/9/8/chartex" xmlns:cx2="http://schemas.microsoft.com/office/drawing/2015/10/21/chartex" xmlns:cx3="http://schemas.microsoft.com/office/drawing/2016/5/9/chartex" xmlns:cx4="http://schemas.microsoft.com/office/drawing/2016/5/10/chartex" xmlns:cx5="http://schemas.microsoft.com/office/drawing/2016/5/11/chartex" xmlns:cx6="http://schemas.microsoft.com/office/drawing/2016/5/12/chartex" xmlns:cx7="http://schemas.microsoft.com/office/drawing/2016/5/13/chartex" xmlns:cx8="http://schemas.microsoft.com/office/drawing/2016/5/14/chartex" xmlns:mc="http://schemas.openxmlformats.org/markup-compatibility/2006" xmlns:aink="http://schemas.microsoft.com/office/drawing/2016/ink" xmlns:am3d="http://schemas.microsoft.com/office/drawing/2017/model3d" xmlns:o="urn:schemas-microsoft-com:office:office" xmlns:oel="http://schemas.microsoft.com/office/2019/extlst" xmlns:r="http://schemas.openxmlformats.org/officeDocument/2006/relationships" xmlns:m="http://schemas.openxmlformats.org/officeDocument/2006/math" xmlns:v="urn:schemas-microsoft-com:vml" xmlns:wp14="http://schemas.microsoft.com/office/word/2010/wordprocessingDrawing" xmlns:wp="http://schemas.openxmlformats.org/drawingml/2006/wordprocessingDrawing" xmlns:w10="urn:schemas-microsoft-com:office:word" xmlns:w="http://schemas.openxmlformats.org/wordprocessingml/2006/main" xmlns:w14="http://schemas.microsoft.com/office/word/2010/wordml" xmlns:w15="http://schemas.microsoft.com/office/word/2012/wordml" xmlns:w16cex="http://schemas.microsoft.com/office/word/2018/wordml/cex" xmlns:w16cid="http://schemas.microsoft.com/office/word/2016/wordml/cid" xmlns:w16="http://schemas.microsoft.com/office/word/2018/wordml" xmlns:w16du="http://schemas.microsoft.com/office/word/2023/wordml/word16du" xmlns:w16sdtdh="http://schemas.microsoft.com/office/word/2020/wordml/sdtdatahash" xmlns:w16sdtfl="http://schemas.microsoft.com/office/word/2024/wordml/sdtformatlock" xmlns:w16se="http://schemas.microsoft.com/office/word/2015/wordml/symex" xmlns:wpg="http://schemas.microsoft.com/office/word/2010/wordprocessingGroup" xmlns:wpi="http://schemas.microsoft.com/office/word/2010/wordprocessingInk" xmlns:wne="http://schemas.microsoft.com/office/word/2006/wordml" xmlns:wps="http://schemas.microsoft.com/office/word/2010/wordprocessingShape" mc:Ignorable="w14 w15 w16se w16cid w16 w16cex w16sdtdh w16sdtfl w16du wp14">
   <w:body>
+    <w:p>
+      <w:pPr>
+        <w:spacing w:line="259" w:lineRule="auto"/>
+      </w:pPr>
+      <w:r>
+        <w:br w:type="page"/>
+      </w:r>
+    </w:p>
     <w:p/>
     <w:sectPr>
-      <w:headerReference w:type="even" r:id="rId13"/>
-      <w:headerReference w:type="default" r:id="rId14"/>
-      <w:footerReference w:type="even" r:id="rId15"/>
-      <w:footerReference w:type="default" r:id="rId16"/>
-      <w:headerReference w:type="first" r:id="rId17"/>
-      <w:footerReference w:type="first" r:id="rId18"/>
+      <w:headerReference w:type="default" r:id="rId13"/>
+      <w:footerReference w:type="default" r:id="rId14"/>
+      <w:headerReference w:type="first" r:id="rId15"/>
+      <w:footerReference w:type="first" r:id="rId16"/>
       <w:pgSz w:w="11907" w:h="16839" w:code="9"/>
       <w:pgMar w:top="576" w:right="706" w:bottom="576" w:left="706" w:header="576" w:footer="366" w:gutter="0"/>
       <w:cols w:space="708"/>
@@ -45,16 +51,6 @@
 </file>
 
 <file path=word/footer1.xml><?xml version="1.0" encoding="utf-8"?>
-<w:ftr xmlns:wpc="http://schemas.microsoft.com/office/word/2010/wordprocessingCanvas" xmlns:cx="http://schemas.microsoft.com/office/drawing/2014/chartex" xmlns:cx1="http://schemas.microsoft.com/office/drawing/2015/9/8/chartex" xmlns:cx2="http://schemas.microsoft.com/office/drawing/2015/10/21/chartex" xmlns:cx3="http://schemas.microsoft.com/office/drawing/2016/5/9/chartex" xmlns:cx4="http://schemas.microsoft.com/office/drawing/2016/5/10/chartex" xmlns:cx5="http://schemas.microsoft.com/office/drawing/2016/5/11/chartex" xmlns:cx6="http://schemas.microsoft.com/office/drawing/2016/5/12/chartex" xmlns:cx7="http://schemas.microsoft.com/office/drawing/2016/5/13/chartex" xmlns:cx8="http://schemas.microsoft.com/office/drawing/2016/5/14/chartex" xmlns:mc="http://schemas.openxmlformats.org/markup-compatibility/2006" xmlns:aink="http://schemas.microsoft.com/office/drawing/2016/ink" xmlns:am3d="http://schemas.microsoft.com/office/drawing/2017/model3d" xmlns:o="urn:schemas-microsoft-com:office:office" xmlns:oel="http://schemas.microsoft.com/office/2019/extlst" xmlns:r="http://schemas.openxmlformats.org/officeDocument/2006/relationships" xmlns:m="http://schemas.openxmlformats.org/officeDocument/2006/math" xmlns:v="urn:schemas-microsoft-com:vml" xmlns:wp14="http://schemas.microsoft.com/office/word/2010/wordprocessingDrawing" xmlns:wp="http://schemas.openxmlformats.org/drawingml/2006/wordprocessingDrawing" xmlns:w10="urn:schemas-microsoft-com:office:word" xmlns:w="http://schemas.openxmlformats.org/wordprocessingml/2006/main" xmlns:w14="http://schemas.microsoft.com/office/word/2010/wordml" xmlns:w15="http://schemas.microsoft.com/office/word/2012/wordml" xmlns:w16cex="http://schemas.microsoft.com/office/word/2018/wordml/cex" xmlns:w16cid="http://schemas.microsoft.com/office/word/2016/wordml/cid" xmlns:w16="http://schemas.microsoft.com/office/word/2018/wordml" xmlns:w16du="http://schemas.microsoft.com/office/word/2023/wordml/word16du" xmlns:w16sdtdh="http://schemas.microsoft.com/office/word/2020/wordml/sdtdatahash" xmlns:w16sdtfl="http://schemas.microsoft.com/office/word/2024/wordml/sdtformatlock" xmlns:w16se="http://schemas.microsoft.com/office/word/2015/wordml/symex" xmlns:wpg="http://schemas.microsoft.com/office/word/2010/wordprocessingGroup" xmlns:wpi="http://schemas.microsoft.com/office/word/2010/wordprocessingInk" xmlns:wne="http://schemas.microsoft.com/office/word/2006/wordml" xmlns:wps="http://schemas.microsoft.com/office/word/2010/wordprocessingShape" mc:Ignorable="w14 w15 w16se w16cid w16 w16cex w16sdtdh w16sdtfl w16du wp14">
-  <w:p>
-    <w:pPr>
-      <w:pStyle w:val="Footer"/>
-    </w:pPr>
-  </w:p>
-</w:ftr>
-</file>
-
-<file path=word/footer2.xml><?xml version="1.0" encoding="utf-8"?>
 <w:ftr xmlns:wpc="http://schemas.microsoft.com/office/word/2010/wordprocessingCanvas" xmlns:cx="http://schemas.microsoft.com/office/drawing/2014/chartex" xmlns:cx1="http://schemas.microsoft.com/office/drawing/2015/9/8/chartex" xmlns:cx2="http://schemas.microsoft.com/office/drawing/2015/10/21/chartex" xmlns:cx3="http://schemas.microsoft.com/office/drawing/2016/5/9/chartex" xmlns:cx4="http://schemas.microsoft.com/office/drawing/2016/5/10/chartex" xmlns:cx5="http://schemas.microsoft.com/office/drawing/2016/5/11/chartex" xmlns:cx6="http://schemas.microsoft.com/office/drawing/2016/5/12/chartex" xmlns:cx7="http://schemas.microsoft.com/office/drawing/2016/5/13/chartex" xmlns:cx8="http://schemas.microsoft.com/office/drawing/2016/5/14/chartex" xmlns:mc="http://schemas.openxmlformats.org/markup-compatibility/2006" xmlns:aink="http://schemas.microsoft.com/office/drawing/2016/ink" xmlns:am3d="http://schemas.microsoft.com/office/drawing/2017/model3d" xmlns:o="urn:schemas-microsoft-com:office:office" xmlns:oel="http://schemas.microsoft.com/office/2019/extlst" xmlns:r="http://schemas.openxmlformats.org/officeDocument/2006/relationships" xmlns:m="http://schemas.openxmlformats.org/officeDocument/2006/math" xmlns:v="urn:schemas-microsoft-com:vml" xmlns:wp14="http://schemas.microsoft.com/office/word/2010/wordprocessingDrawing" xmlns:wp="http://schemas.openxmlformats.org/drawingml/2006/wordprocessingDrawing" xmlns:w10="urn:schemas-microsoft-com:office:word" xmlns:w="http://schemas.openxmlformats.org/wordprocessingml/2006/main" xmlns:w14="http://schemas.microsoft.com/office/word/2010/wordml" xmlns:w15="http://schemas.microsoft.com/office/word/2012/wordml" xmlns:w16cex="http://schemas.microsoft.com/office/word/2018/wordml/cex" xmlns:w16cid="http://schemas.microsoft.com/office/word/2016/wordml/cid" xmlns:w16="http://schemas.microsoft.com/office/word/2018/wordml" xmlns:w16du="http://schemas.microsoft.com/office/word/2023/wordml/word16du" xmlns:w16sdtdh="http://schemas.microsoft.com/office/word/2020/wordml/sdtdatahash" xmlns:w16sdtfl="http://schemas.microsoft.com/office/word/2024/wordml/sdtformatlock" xmlns:w16se="http://schemas.microsoft.com/office/word/2015/wordml/symex" xmlns:wpg="http://schemas.microsoft.com/office/word/2010/wordprocessingGroup" xmlns:wpi="http://schemas.microsoft.com/office/word/2010/wordprocessingInk" xmlns:wne="http://schemas.microsoft.com/office/word/2006/wordml" xmlns:wps="http://schemas.microsoft.com/office/word/2010/wordprocessingShape" mc:Ignorable="w14 w15 w16se w16cid w16 w16cex w16sdtdh w16sdtfl w16du wp14">
   <w:tbl>
     <w:tblPr>
@@ -258,7 +254,7 @@
 </w:ftr>
 </file>
 
-<file path=word/footer3.xml><?xml version="1.0" encoding="utf-8"?>
+<file path=word/footer2.xml><?xml version="1.0" encoding="utf-8"?>
 <w:ftr xmlns:wpc="http://schemas.microsoft.com/office/word/2010/wordprocessingCanvas" xmlns:cx="http://schemas.microsoft.com/office/drawing/2014/chartex" xmlns:cx1="http://schemas.microsoft.com/office/drawing/2015/9/8/chartex" xmlns:cx2="http://schemas.microsoft.com/office/drawing/2015/10/21/chartex" xmlns:cx3="http://schemas.microsoft.com/office/drawing/2016/5/9/chartex" xmlns:cx4="http://schemas.microsoft.com/office/drawing/2016/5/10/chartex" xmlns:cx5="http://schemas.microsoft.com/office/drawing/2016/5/11/chartex" xmlns:cx6="http://schemas.microsoft.com/office/drawing/2016/5/12/chartex" xmlns:cx7="http://schemas.microsoft.com/office/drawing/2016/5/13/chartex" xmlns:cx8="http://schemas.microsoft.com/office/drawing/2016/5/14/chartex" xmlns:mc="http://schemas.openxmlformats.org/markup-compatibility/2006" xmlns:aink="http://schemas.microsoft.com/office/drawing/2016/ink" xmlns:am3d="http://schemas.microsoft.com/office/drawing/2017/model3d" xmlns:o="urn:schemas-microsoft-com:office:office" xmlns:oel="http://schemas.microsoft.com/office/2019/extlst" xmlns:r="http://schemas.openxmlformats.org/officeDocument/2006/relationships" xmlns:m="http://schemas.openxmlformats.org/officeDocument/2006/math" xmlns:v="urn:schemas-microsoft-com:vml" xmlns:wp14="http://schemas.microsoft.com/office/word/2010/wordprocessingDrawing" xmlns:wp="http://schemas.openxmlformats.org/drawingml/2006/wordprocessingDrawing" xmlns:w10="urn:schemas-microsoft-com:office:word" xmlns:w="http://schemas.openxmlformats.org/wordprocessingml/2006/main" xmlns:w14="http://schemas.microsoft.com/office/word/2010/wordml" xmlns:w15="http://schemas.microsoft.com/office/word/2012/wordml" xmlns:w16cex="http://schemas.microsoft.com/office/word/2018/wordml/cex" xmlns:w16cid="http://schemas.microsoft.com/office/word/2016/wordml/cid" xmlns:w16="http://schemas.microsoft.com/office/word/2018/wordml" xmlns:w16du="http://schemas.microsoft.com/office/word/2023/wordml/word16du" xmlns:w16sdtdh="http://schemas.microsoft.com/office/word/2020/wordml/sdtdatahash" xmlns:w16sdtfl="http://schemas.microsoft.com/office/word/2024/wordml/sdtformatlock" xmlns:w16se="http://schemas.microsoft.com/office/word/2015/wordml/symex" xmlns:wpg="http://schemas.microsoft.com/office/word/2010/wordprocessingGroup" xmlns:wpi="http://schemas.microsoft.com/office/word/2010/wordprocessingInk" xmlns:wne="http://schemas.microsoft.com/office/word/2006/wordml" xmlns:wps="http://schemas.microsoft.com/office/word/2010/wordprocessingShape" mc:Ignorable="w14 w15 w16se w16cid w16 w16cex w16sdtdh w16sdtfl w16du wp14">
   <w:tbl>
     <w:tblPr>
@@ -474,20 +470,14 @@
 
 <file path=word/header1.xml><?xml version="1.0" encoding="utf-8"?>
 <w:hdr xmlns:wpc="http://schemas.microsoft.com/office/word/2010/wordprocessingCanvas" xmlns:cx="http://schemas.microsoft.com/office/drawing/2014/chartex" xmlns:cx1="http://schemas.microsoft.com/office/drawing/2015/9/8/chartex" xmlns:cx2="http://schemas.microsoft.com/office/drawing/2015/10/21/chartex" xmlns:cx3="http://schemas.microsoft.com/office/drawing/2016/5/9/chartex" xmlns:cx4="http://schemas.microsoft.com/office/drawing/2016/5/10/chartex" xmlns:cx5="http://schemas.microsoft.com/office/drawing/2016/5/11/chartex" xmlns:cx6="http://schemas.microsoft.com/office/drawing/2016/5/12/chartex" xmlns:cx7="http://schemas.microsoft.com/office/drawing/2016/5/13/chartex" xmlns:cx8="http://schemas.microsoft.com/office/drawing/2016/5/14/chartex" xmlns:mc="http://schemas.openxmlformats.org/markup-compatibility/2006" xmlns:aink="http://schemas.microsoft.com/office/drawing/2016/ink" xmlns:am3d="http://schemas.microsoft.com/office/drawing/2017/model3d" xmlns:o="urn:schemas-microsoft-com:office:office" xmlns:oel="http://schemas.microsoft.com/office/2019/extlst" xmlns:r="http://schemas.openxmlformats.org/officeDocument/2006/relationships" xmlns:m="http://schemas.openxmlformats.org/officeDocument/2006/math" xmlns:v="urn:schemas-microsoft-com:vml" xmlns:wp14="http://schemas.microsoft.com/office/word/2010/wordprocessingDrawing" xmlns:wp="http://schemas.openxmlformats.org/drawingml/2006/wordprocessingDrawing" xmlns:w10="urn:schemas-microsoft-com:office:word" xmlns:w="http://schemas.openxmlformats.org/wordprocessingml/2006/main" xmlns:w14="http://schemas.microsoft.com/office/word/2010/wordml" xmlns:w15="http://schemas.microsoft.com/office/word/2012/wordml" xmlns:w16cex="http://schemas.microsoft.com/office/word/2018/wordml/cex" xmlns:w16cid="http://schemas.microsoft.com/office/word/2016/wordml/cid" xmlns:w16="http://schemas.microsoft.com/office/word/2018/wordml" xmlns:w16du="http://schemas.microsoft.com/office/word/2023/wordml/word16du" xmlns:w16sdtdh="http://schemas.microsoft.com/office/word/2020/wordml/sdtdatahash" xmlns:w16sdtfl="http://schemas.microsoft.com/office/word/2024/wordml/sdtformatlock" xmlns:w16se="http://schemas.microsoft.com/office/word/2015/wordml/symex" xmlns:wpg="http://schemas.microsoft.com/office/word/2010/wordprocessingGroup" xmlns:wpi="http://schemas.microsoft.com/office/word/2010/wordprocessingInk" xmlns:wne="http://schemas.microsoft.com/office/word/2006/wordml" xmlns:wps="http://schemas.microsoft.com/office/word/2010/wordprocessingShape" mc:Ignorable="w14 w15 w16se w16cid w16 w16cex w16sdtdh w16sdtfl w16du wp14">
-  <w:p>
-    <w:pPr>
-      <w:pStyle w:val="Header"/>
-    </w:pPr>
-  </w:p>
-</w:hdr>
-</file>
-
-<file path=word/header2.xml><?xml version="1.0" encoding="utf-8"?>
-<w:hdr xmlns:wpc="http://schemas.microsoft.com/office/word/2010/wordprocessingCanvas" xmlns:cx="http://schemas.microsoft.com/office/drawing/2014/chartex" xmlns:cx1="http://schemas.microsoft.com/office/drawing/2015/9/8/chartex" xmlns:cx2="http://schemas.microsoft.com/office/drawing/2015/10/21/chartex" xmlns:cx3="http://schemas.microsoft.com/office/drawing/2016/5/9/chartex" xmlns:cx4="http://schemas.microsoft.com/office/drawing/2016/5/10/chartex" xmlns:cx5="http://schemas.microsoft.com/office/drawing/2016/5/11/chartex" xmlns:cx6="http://schemas.microsoft.com/office/drawing/2016/5/12/chartex" xmlns:cx7="http://schemas.microsoft.com/office/drawing/2016/5/13/chartex" xmlns:cx8="http://schemas.microsoft.com/office/drawing/2016/5/14/chartex" xmlns:mc="http://schemas.openxmlformats.org/markup-compatibility/2006" xmlns:aink="http://schemas.microsoft.com/office/drawing/2016/ink" xmlns:am3d="http://schemas.microsoft.com/office/drawing/2017/model3d" xmlns:o="urn:schemas-microsoft-com:office:office" xmlns:oel="http://schemas.microsoft.com/office/2019/extlst" xmlns:r="http://schemas.openxmlformats.org/officeDocument/2006/relationships" xmlns:m="http://schemas.openxmlformats.org/officeDocument/2006/math" xmlns:v="urn:schemas-microsoft-com:vml" xmlns:wp14="http://schemas.microsoft.com/office/word/2010/wordprocessingDrawing" xmlns:wp="http://schemas.openxmlformats.org/drawingml/2006/wordprocessingDrawing" xmlns:w10="urn:schemas-microsoft-com:office:word" xmlns:w="http://schemas.openxmlformats.org/wordprocessingml/2006/main" xmlns:w14="http://schemas.microsoft.com/office/word/2010/wordml" xmlns:w15="http://schemas.microsoft.com/office/word/2012/wordml" xmlns:w16cex="http://schemas.microsoft.com/office/word/2018/wordml/cex" xmlns:w16cid="http://schemas.microsoft.com/office/word/2016/wordml/cid" xmlns:w16="http://schemas.microsoft.com/office/word/2018/wordml" xmlns:w16du="http://schemas.microsoft.com/office/word/2023/wordml/word16du" xmlns:w16sdtdh="http://schemas.microsoft.com/office/word/2020/wordml/sdtdatahash" xmlns:w16sdtfl="http://schemas.microsoft.com/office/word/2024/wordml/sdtformatlock" xmlns:w16se="http://schemas.microsoft.com/office/word/2015/wordml/symex" xmlns:wpg="http://schemas.microsoft.com/office/word/2010/wordprocessingGroup" xmlns:wpi="http://schemas.microsoft.com/office/word/2010/wordprocessingInk" xmlns:wne="http://schemas.microsoft.com/office/word/2006/wordml" xmlns:wps="http://schemas.microsoft.com/office/word/2010/wordprocessingShape" mc:Ignorable="w14 w15 w16se w16cid w16 w16cex w16sdtdh w16sdtfl w16du wp14">
   <w:tbl>
     <w:tblPr>
       <w:tblW w:w="5000" w:type="pct"/>
       <w:tblLayout w:type="fixed"/>
+      <w:tblCellMar>
+        <w:left w:w="0" w:type="dxa"/>
+        <w:right w:w="0" w:type="dxa"/>
+      </w:tblCellMar>
       <w:tblLook w:val="0600" w:firstRow="0" w:lastRow="0" w:firstColumn="0" w:lastColumn="0" w:noHBand="1" w:noVBand="1"/>
     </w:tblPr>
     <w:tblGrid>
@@ -507,8 +497,8 @@
           <w:sdtPr>
             <w:rPr>
               <w:rFonts w:asciiTheme="majorHAnsi" w:eastAsiaTheme="minorEastAsia" w:hAnsiTheme="majorHAnsi" w:cstheme="majorHAnsi"/>
-              <w:sz w:val="20"/>
-              <w:szCs w:val="20"/>
+              <w:sz w:val="36"/>
+              <w:szCs w:val="36"/>
             </w:rPr>
             <w:alias w:val="ReportCaption"/>
             <w:tag w:val="#BC:InsertDataItem,BCReportInformation/ReportMetadata/ReportCaption"/>
@@ -533,8 +523,8 @@
               <w:r>
                 <w:rPr>
                   <w:rFonts w:asciiTheme="majorHAnsi" w:eastAsiaTheme="minorEastAsia" w:hAnsiTheme="majorHAnsi" w:cstheme="majorHAnsi"/>
-                  <w:sz w:val="20"/>
-                  <w:szCs w:val="20"/>
+                  <w:sz w:val="36"/>
+                  <w:szCs w:val="36"/>
                 </w:rPr>
                 <w:t>Report Caption</w:t>
               </w:r>
@@ -549,7 +539,7 @@
         <w:p>
           <w:pPr>
             <w:pStyle w:val="Pagina"/>
-            <w:spacing w:after="60"/>
+            <w:spacing w:before="60" w:after="60"/>
             <w:jc w:val="right"/>
             <w:rPr>
               <w:rFonts w:ascii="Sitka Text" w:eastAsiaTheme="minorEastAsia" w:hAnsi="Sitka Text"/>
@@ -606,6 +596,9 @@
       </w:tc>
     </w:tr>
     <w:tr>
+      <w:trPr>
+        <w:trHeight w:val="83"/>
+      </w:trPr>
       <w:tc>
         <w:tcPr>
           <w:tcW w:w="5940" w:type="dxa"/>
@@ -629,7 +622,7 @@
         <w:p>
           <w:pPr>
             <w:pStyle w:val="Pagina"/>
-            <w:spacing w:after="0"/>
+            <w:spacing w:after="120"/>
             <w:jc w:val="right"/>
             <w:rPr>
               <w:rFonts w:ascii="Sitka Text" w:eastAsiaTheme="minorEastAsia" w:hAnsi="Sitka Text"/>
@@ -682,7 +675,7 @@
 </w:hdr>
 </file>
 
-<file path=word/header3.xml><?xml version="1.0" encoding="utf-8"?>
+<file path=word/header2.xml><?xml version="1.0" encoding="utf-8"?>
 <w:hdr xmlns:wpc="http://schemas.microsoft.com/office/word/2010/wordprocessingCanvas" xmlns:cx="http://schemas.microsoft.com/office/drawing/2014/chartex" xmlns:cx1="http://schemas.microsoft.com/office/drawing/2015/9/8/chartex" xmlns:cx2="http://schemas.microsoft.com/office/drawing/2015/10/21/chartex" xmlns:cx3="http://schemas.microsoft.com/office/drawing/2016/5/9/chartex" xmlns:cx4="http://schemas.microsoft.com/office/drawing/2016/5/10/chartex" xmlns:cx5="http://schemas.microsoft.com/office/drawing/2016/5/11/chartex" xmlns:cx6="http://schemas.microsoft.com/office/drawing/2016/5/12/chartex" xmlns:cx7="http://schemas.microsoft.com/office/drawing/2016/5/13/chartex" xmlns:cx8="http://schemas.microsoft.com/office/drawing/2016/5/14/chartex" xmlns:mc="http://schemas.openxmlformats.org/markup-compatibility/2006" xmlns:aink="http://schemas.microsoft.com/office/drawing/2016/ink" xmlns:am3d="http://schemas.microsoft.com/office/drawing/2017/model3d" xmlns:o="urn:schemas-microsoft-com:office:office" xmlns:oel="http://schemas.microsoft.com/office/2019/extlst" xmlns:r="http://schemas.openxmlformats.org/officeDocument/2006/relationships" xmlns:m="http://schemas.openxmlformats.org/officeDocument/2006/math" xmlns:v="urn:schemas-microsoft-com:vml" xmlns:wp14="http://schemas.microsoft.com/office/word/2010/wordprocessingDrawing" xmlns:wp="http://schemas.openxmlformats.org/drawingml/2006/wordprocessingDrawing" xmlns:w10="urn:schemas-microsoft-com:office:word" xmlns:w="http://schemas.openxmlformats.org/wordprocessingml/2006/main" xmlns:w14="http://schemas.microsoft.com/office/word/2010/wordml" xmlns:w15="http://schemas.microsoft.com/office/word/2012/wordml" xmlns:w16cex="http://schemas.microsoft.com/office/word/2018/wordml/cex" xmlns:w16cid="http://schemas.microsoft.com/office/word/2016/wordml/cid" xmlns:w16="http://schemas.microsoft.com/office/word/2018/wordml" xmlns:w16du="http://schemas.microsoft.com/office/word/2023/wordml/word16du" xmlns:w16sdtdh="http://schemas.microsoft.com/office/word/2020/wordml/sdtdatahash" xmlns:w16sdtfl="http://schemas.microsoft.com/office/word/2024/wordml/sdtformatlock" xmlns:w16se="http://schemas.microsoft.com/office/word/2015/wordml/symex" xmlns:wpg="http://schemas.microsoft.com/office/word/2010/wordprocessingGroup" xmlns:wpi="http://schemas.microsoft.com/office/word/2010/wordprocessingInk" xmlns:wne="http://schemas.microsoft.com/office/word/2006/wordml" xmlns:wps="http://schemas.microsoft.com/office/word/2010/wordprocessingShape" mc:Ignorable="w14 w15 w16se w16cid w16 w16cex w16sdtdh w16sdtfl w16du wp14">
   <w:tbl>
     <w:tblPr>
@@ -874,7 +867,7 @@
               <w:rFonts w:ascii="Segoe UI" w:hAnsi="Segoe UI" w:cs="Segoe UI"/>
               <w:noProof/>
             </w:rPr>
-            <w:t>Thursday, 10 September 2026</w:t>
+            <w:t>Friday, 11 September 2026</w:t>
           </w:r>
           <w:r>
             <w:rPr>
@@ -2122,7 +2115,6 @@
     <w:uiPriority w:val="1"/>
     <w:semiHidden/>
     <w:unhideWhenUsed/>
-    <w:rsid w:val="00CD66F1"/>
   </w:style>
   <w:style w:type="table" w:default="1" w:styleId="TableNormal">
     <w:name w:val="Normal Table"/>
@@ -2144,7 +2136,6 @@
     <w:uiPriority w:val="99"/>
     <w:semiHidden/>
     <w:unhideWhenUsed/>
-    <w:rsid w:val="00CD66F1"/>
   </w:style>
   <w:style w:type="table" w:styleId="TableGrid">
     <w:name w:val="Table Grid"/>
@@ -29257,12 +29248,14 @@
     <w:sig w:usb0="E4002EFF" w:usb1="C000E47F" w:usb2="00000009" w:usb3="00000000" w:csb0="000001FF" w:csb1="00000000"/>
   </w:font>
   <w:font w:name="Aptos">
+    <w:panose1 w:val="020B0004020202020204"/>
     <w:charset w:val="00"/>
     <w:family w:val="swiss"/>
     <w:pitch w:val="variable"/>
     <w:sig w:usb0="20000287" w:usb1="00000003" w:usb2="00000000" w:usb3="00000000" w:csb0="0000019F" w:csb1="00000000"/>
   </w:font>
   <w:font w:name="Aptos Display">
+    <w:panose1 w:val="020B0004020202020204"/>
     <w:charset w:val="00"/>
     <w:family w:val="swiss"/>
     <w:pitch w:val="variable"/>
@@ -29322,6 +29315,7 @@
     <w:rsid w:val="00526184"/>
     <w:rsid w:val="005447E1"/>
     <w:rsid w:val="00591BD2"/>
+    <w:rsid w:val="005B5FDD"/>
     <w:rsid w:val="005E35BE"/>
     <w:rsid w:val="00650C92"/>
     <w:rsid w:val="006C1971"/>
@@ -29335,6 +29329,7 @@
     <w:rsid w:val="0080614B"/>
     <w:rsid w:val="00822ACB"/>
     <w:rsid w:val="00825186"/>
+    <w:rsid w:val="0087642A"/>
     <w:rsid w:val="00893E38"/>
     <w:rsid w:val="0089757A"/>
     <w:rsid w:val="008A720C"/>
@@ -29356,6 +29351,7 @@
     <w:rsid w:val="00B4682F"/>
     <w:rsid w:val="00B95809"/>
     <w:rsid w:val="00BD662E"/>
+    <w:rsid w:val="00BF23B7"/>
     <w:rsid w:val="00BF27CE"/>
     <w:rsid w:val="00C03606"/>
     <w:rsid w:val="00C773AE"/>
@@ -29367,6 +29363,7 @@
     <w:rsid w:val="00CE4C52"/>
     <w:rsid w:val="00D17B89"/>
     <w:rsid w:val="00D52343"/>
+    <w:rsid w:val="00D7616C"/>
     <w:rsid w:val="00F635C5"/>
     <w:rsid w:val="00F64A28"/>
     <w:rsid w:val="00F7229E"/>
@@ -30192,187 +30189,11 @@
 </we:webextension>
 </file>
 
-<file path=customXml/item1.xml>��< ? x m l   v e r s i o n = " 1 . 0 "   e n c o d i n g = " u t f - 1 6 " ? > < N a v W o r d R e p o r t X m l P a r t   x m l n s = " u r n : m i c r o s o f t - d y n a m i c s - b u s i n e s s c e n t r a l / i n t e r n a l / e x t e n d e d / r e p o r t s / T e n a n t _ R e p o r t _ D e f a u l t s / 2 0 0 0 0 0 0 0 0 1 / " > - 
-     < B C R e p o r t I n f o r m a t i o n > - 
-         < R e p o r t M e t a d a t a > - 
-             < E x t e n s i o n I d > E x t e n s i o n   I D < / E x t e n s i o n I d > - 
-             < E x t e n s i o n N a m e > E x t e n s i o n   N a m e < / E x t e n s i o n N a m e > - 
-             < E x t e n s i o n P u b l i s h e r > E x t e n s i o n   P u b l i s h e r < / E x t e n s i o n P u b l i s h e r > - 
-             < E x t e n s i o n V e r s i o n > E x t e n s i o n   V e r s i o n < / E x t e n s i o n V e r s i o n > - 
-             < R e p o r t I d > R e p o r t   I D < / R e p o r t I d > - 
-             < R e p o r t N a m e > R e p o r t   N a m e < / R e p o r t N a m e > - 
-             < R e p o r t C a p t i o n > R e p o r t   C a p t i o n < / R e p o r t C a p t i o n > - 
-             < A b o u t T h i s R e p o r t T i t l e > A b o u t   T h i s   R e p o r t   T i t l e < / A b o u t T h i s R e p o r t T i t l e > - 
-             < A b o u t T h i s R e p o r t T e x t > A b o u t   T h i s   R e p o r t   T e x t < / A b o u t T h i s R e p o r t T e x t > - 
-             < R e p o r t H e l p L i n k > R e p o r t   H e l p   L i n k < / R e p o r t H e l p L i n k > - 
-         < / R e p o r t M e t a d a t a > - 
-         < R e p o r t R e q u e s t > - 
-             < T e n a n t E n t r a I d > T e n a n t   E n t r a   I d < / T e n a n t E n t r a I d > - 
-             < E n v i r o n m e n t N a m e > E n v i r o n m e n t   N a m e < / E n v i r o n m e n t N a m e > - 
-             < E n v i r o n m e n t T y p e > E n v i r o n m e n t   T y p e < / E n v i r o n m e n t T y p e > - 
-             < C o m p a n y N a m e > C o m p a n y   N a m e < / C o m p a n y N a m e > - 
-             < C o m p a n y D i s p l a y N a m e > C o m p a n y   D i s p l a y   N a m e < / C o m p a n y D i s p l a y N a m e > - 
-             < C o m p a n y I d > C o m p a n y   I D < / C o m p a n y I d > - 
-             < U s e r N a m e > U s e r   N a m e < / U s e r N a m e > - 
-             < D a t e A n d T i m e > D a t e   a n d   T i m e < / D a t e A n d T i m e > - 
-             < L a n g u a g e > L a n g u a g e < / L a n g u a g e > - 
-             < F o r m a t R e g i o n > F o r m a t   R e g i o n < / F o r m a t R e g i o n > - 
-             < D a t e T i m e V a l u e s > - 
-                 < Y e a r > Y e a r < / Y e a r > - 
-                 < M o n t h N u m b e r > M o n t h   N u m b e r < / M o n t h N u m b e r > - 
-                 < D a y N u m b e r > D a y   N u m b e r < / D a y N u m b e r > - 
-                 < H o u r > H o u r < / H o u r > - 
-                 < M i n u t e > M i n u t e < / M i n u t e > - 
-             < / D a t e T i m e V a l u e s > - 
-         < / R e p o r t R e q u e s t > - 
-         < C o m p a n y M e t a d a t a > - 
-             < C o m p a n y N a m e > C o m p a n y   N a m e < / C o m p a n y N a m e > - 
-             < C o m p a n y D i s p l a y N a m e > C o m p a n y   D i s p l a y   N a m e < / C o m p a n y D i s p l a y N a m e > - 
-             < C o m p a n y A d d r e s s L i n e s > - 
-                 < C o m p a n y A d d r e s s L i n e 1 > C o m p a n y   A d d r e s s   L i n e   1 < / C o m p a n y A d d r e s s L i n e 1 > - 
-                 < C o m p a n y A d d r e s s L i n e 2 > C o m p a n y   A d d r e s s   L i n e   2 < / C o m p a n y A d d r e s s L i n e 2 > - 
-                 < C o m p a n y A d d r e s s L i n e 3 > C o m p a n y   A d d r e s s   L i n e   3 < / C o m p a n y A d d r e s s L i n e 3 > - 
-                 < C o m p a n y A d d r e s s L i n e 4 > C o m p a n y   A d d r e s s   L i n e   4 < / C o m p a n y A d d r e s s L i n e 4 > - 
-                 < C o m p a n y A d d r e s s L i n e 5 > C o m p a n y   A d d r e s s   L i n e   5 < / C o m p a n y A d d r e s s L i n e 5 > - 
-                 < C o m p a n y A d d r e s s L i n e 6 > C o m p a n y   A d d r e s s   L i n e   6 < / C o m p a n y A d d r e s s L i n e 6 > - 
-                 < C o m p a n y A d d r e s s L i n e 7 > C o m p a n y   A d d r e s s   L i n e   7 < / C o m p a n y A d d r e s s L i n e 7 > - 
-                 < C o m p a n y A d d r e s s L i n e 8 > C o m p a n y   A d d r e s s   L i n e   8 < / C o m p a n y A d d r e s s L i n e 8 > - 
-             < / C o m p a n y A d d r e s s L i n e s > - 
-             < C o m p a n y P h o n e > C o m p a n y   P h o n e < / C o m p a n y P h o n e > - 
-             < C o m p a n y P h o n e C a p t i o n > C o m p a n y   P h o n e   C a p t i o n < / C o m p a n y P h o n e C a p t i o n > - 
-             < C o m p a n y F a x N o > C o m p a n y   F a x   N o . < / C o m p a n y F a x N o > - 
-             < C o m p a n y F a x N o C a p t i o n > C o m p a n y   F a x   N o .   C a p t i o n < / C o m p a n y F a x N o C a p t i o n > - 
-             < C o m p a n y E m a i l > C o m p a n y   E m a i l < / C o m p a n y E m a i l > - 
-             < C o m p a n y E m a i l C a p t i o n > C o m p a n y   E m a i l   C a p t i o n < / C o m p a n y E m a i l C a p t i o n > - 
-             < C o m p a n y H o m e P a g e > C o m p a n y   H o m e   P a g e < / C o m p a n y H o m e P a g e > - 
-             < C o m p a n y H o m e P a g e C a p t i o n > C o m p a n y   H o m e   P a g e   C a p t i o n < / C o m p a n y H o m e P a g e C a p t i o n > - 
-             < C o m p a n y L o g o > C o m p a n y   L o g o < / C o m p a n y L o g o > - 
-             < C o m p a n y V A T R e g i s t r a t i o n N o > C o m p a n y   V A T   R e g i s t r a t i o n   N o . < / C o m p a n y V A T R e g i s t r a t i o n N o > - 
-             < C o m p a n y V A T R e g i s t r a t i o n N o C a p t i o n > C o m p a n y   V A T   R e g i s t r a t i o n   N o .   C a p t i o n < / C o m p a n y V A T R e g i s t r a t i o n N o C a p t i o n > - 
-             < C o m p a n y R e g i s t r a t i o n N o > C o m p a n y   R e g i s t r a t i o n   N o . < / C o m p a n y R e g i s t r a t i o n N o > - 
-             < C o m p a n y R e g i s t r a t i o n N o C a p t i o n > C o m p a n y   R e g i s t r a t i o n   N o .   C a p t i o n < / C o m p a n y R e g i s t r a t i o n N o C a p t i o n > - 
-             < C o m p a n y B a n k N a m e > C o m p a n y   B a n k   N a m e < / C o m p a n y B a n k N a m e > - 
-             < C o m p a n y B a n k N a m e C a p t i o n > C o m p a n y   B a n k   N a m e   C a p t i o n < / C o m p a n y B a n k N a m e C a p t i o n > - 
-             < C o m p a n y B a n k A c c o u n t N o > C o m p a n y   B a n k   A c c o u n t   N o . < / C o m p a n y B a n k A c c o u n t N o > - 
-             < C o m p a n y B a n k A c c o u n t N o C a p t i o n > C o m p a n y   B a n k   A c c o u n t   N o .   C a p t i o n < / C o m p a n y B a n k A c c o u n t N o C a p t i o n > - 
-             < C o m p a n y B a n k B r a n c h N o > C o m p a n y   B a n k   B r a n c h   N o . < / C o m p a n y B a n k B r a n c h N o > - 
-             < C o m p a n y B a n k B r a n c h N o C a p t i o n > C o m p a n y   B a n k   B r a n c h   N o .   C a p t i o n < / C o m p a n y B a n k B r a n c h N o C a p t i o n > - 
-             < C o m p a n y I B A N > C o m p a n y   I B A N < / C o m p a n y I B A N > - 
-             < C o m p a n y I B A N C a p t i o n > C o m p a n y   I B A N   C a p t i o n < / C o m p a n y I B A N C a p t i o n > - 
-             < C o m p a n y B a n k S W I F T > C o m p a n y   B a n k   S W I F T < / C o m p a n y B a n k S W I F T > - 
-             < C o m p a n y B a n k S W I F T C a p t i o n > C o m p a n y   B a n k   S W I F T   C a p t i o n < / C o m p a n y B a n k S W I F T C a p t i o n > - 
-             < C o m p a n y G i r o N o > C o m p a n y   G i r o   N o . < / C o m p a n y G i r o N o > - 
-             < C o m p a n y G i r o N o C a p t i o n > C o m p a n y   G i r o   N o .   C a p t i o n < / C o m p a n y G i r o N o C a p t i o n > - 
-         < / C o m p a n y M e t a d a t a > - 
-     < / B C R e p o r t I n f o r m a t i o n > - 
-     < T o o l t i p s / > - 
- < / N a v W o r d R e p o r t X m l P a r t > 
-</file>
-
-<file path=customXml/item2.xml><?xml version="1.0" encoding="utf-8"?>
-<?mso-contentType ?>
-<FormTemplates xmlns="http://schemas.microsoft.com/sharepoint/v3/contenttype/forms">
-  <Display>DocumentLibraryForm</Display>
-  <Edit>DocumentLibraryForm</Edit>
-  <New>DocumentLibraryForm</New>
-</FormTemplates>
-</file>
-
-<file path=customXml/item3.xml><?xml version="1.0" encoding="utf-8"?>
-<p:properties xmlns:p="http://schemas.microsoft.com/office/2006/metadata/properties" xmlns:xsi="http://www.w3.org/2001/XMLSchema-instance" xmlns:pc="http://schemas.microsoft.com/office/infopath/2007/PartnerControls">
-  <documentManagement>
-    <Package xmlns="178f68d8-b893-4efd-8406-fab0f21873e4" xsi:nil="true"/>
-    <lcf76f155ced4ddcb4097134ff3c332f xmlns="178f68d8-b893-4efd-8406-fab0f21873e4">
-      <Terms xmlns="http://schemas.microsoft.com/office/infopath/2007/PartnerControls"/>
-    </lcf76f155ced4ddcb4097134ff3c332f>
-    <_ip_UnifiedCompliancePolicyUIAction xmlns="http://schemas.microsoft.com/sharepoint/v3" xsi:nil="true"/>
-    <TaxCatchAll xmlns="b83e059f-de16-406c-a902-3d56d4e79ec8" xsi:nil="true"/>
-    <Audience xmlns="178f68d8-b893-4efd-8406-fab0f21873e4" xsi:nil="true"/>
-    <_ip_UnifiedCompliancePolicyProperties xmlns="http://schemas.microsoft.com/sharepoint/v3" xsi:nil="true"/>
-    <DocumentType xmlns="178f68d8-b893-4efd-8406-fab0f21873e4" xsi:nil="true"/>
-  </documentManagement>
-</p:properties>
-</file>
-
-<file path=customXml/item4.xml><?xml version="1.0" encoding="utf-8"?>
+<file path=customXml/item1.xml><?xml version="1.0" encoding="utf-8"?>
 <b:Sources xmlns:b="http://schemas.openxmlformats.org/officeDocument/2006/bibliography" xmlns="http://schemas.openxmlformats.org/officeDocument/2006/bibliography" SelectedStyle="\APASixthEditionOfficeOnline.xsl" StyleName="APA" Version="6"/>
 </file>
 
-<file path=customXml/item5.xml>��< ? x m l   v e r s i o n = " 1 . 0 "   e n c o d i n g = " u t f - 1 6 " ? > < N a v W o r d R e p o r t X m l P a r t   x m l n s = " u r n : m i c r o s o f t - d y n a m i c s - n a v / r e p o r t s / T e n a n t _ R e p o r t _ D e f a u l t s / 2 0 0 0 0 0 0 0 0 1 / " > +<file path=customXml/item2.xml>��< ? x m l   v e r s i o n = " 1 . 0 "   e n c o d i n g = " u t f - 1 6 " ? > < N a v W o r d R e p o r t X m l P a r t   x m l n s = " u r n : m i c r o s o f t - d y n a m i c s - n a v / r e p o r t s / T e n a n t _ R e p o r t _ D e f a u l t s / 2 0 0 0 0 0 0 0 0 1 / " >   
      < B C R e p o r t I n f o r m a t i o n >   
@@ -30521,7 +30342,7 @@
  < / N a v W o r d R e p o r t X m l P a r t > 
 </file>
 
-<file path=customXml/item6.xml><?xml version="1.0" encoding="utf-8"?>
+<file path=customXml/item3.xml><?xml version="1.0" encoding="utf-8"?>
 <ct:contentTypeSchema xmlns:ct="http://schemas.microsoft.com/office/2006/metadata/contentType" xmlns:ma="http://schemas.microsoft.com/office/2006/metadata/properties/metaAttributes" ct:_="" ma:_="" ma:contentTypeName="Document" ma:contentTypeID="0x0101001DCAE6B6EBFA5442B0B9E84E60AFF245" ma:contentTypeVersion="18" ma:contentTypeDescription="Create a new document." ma:contentTypeScope="" ma:versionID="69eec3b24558e1297a79cd42e69b0397">
   <xsd:schema xmlns:xsd="http://www.w3.org/2001/XMLSchema" xmlns:xs="http://www.w3.org/2001/XMLSchema" xmlns:p="http://schemas.microsoft.com/office/2006/metadata/properties" xmlns:ns1="http://schemas.microsoft.com/sharepoint/v3" xmlns:ns2="178f68d8-b893-4efd-8406-fab0f21873e4" xmlns:ns3="b83e059f-de16-406c-a902-3d56d4e79ec8" targetNamespace="http://schemas.microsoft.com/office/2006/metadata/properties" ma:root="true" ma:fieldsID="0f52a3acd42ec0bd0d267ba89c916a39" ns1:_="" ns2:_="" ns3:_="">
     <xsd:import namespace="http://schemas.microsoft.com/sharepoint/v3"/>
@@ -30787,35 +30608,183 @@
 </ct:contentTypeSchema>
 </file>
 
-<file path=customXml/itemProps1.xml><?xml version="1.0" encoding="utf-8"?>
-<ds:datastoreItem xmlns:ds="http://schemas.openxmlformats.org/officeDocument/2006/customXml" ds:itemID="{AAD4B378-B4DC-4700-95A1-9453AD0866E7}">
-  <ds:schemaRefs>
-    <ds:schemaRef ds:uri="urn:microsoft-dynamics-businesscentral/internal/extended/reports/Tenant_Report_Defaults/2000000001/"/>
-  </ds:schemaRefs>
-</ds:datastoreItem>
+<file path=customXml/item4.xml>��< ? x m l   v e r s i o n = " 1 . 0 "   e n c o d i n g = " u t f - 1 6 " ? > < N a v W o r d R e p o r t X m l P a r t   x m l n s = " u r n : m i c r o s o f t - d y n a m i c s - b u s i n e s s c e n t r a l / i n t e r n a l / e x t e n d e d / r e p o r t s / T e n a n t _ R e p o r t _ D e f a u l t s / 2 0 0 0 0 0 0 0 0 1 / " > + 
+     < B C R e p o r t I n f o r m a t i o n > + 
+         < R e p o r t M e t a d a t a > + 
+             < E x t e n s i o n I d > E x t e n s i o n   I D < / E x t e n s i o n I d > + 
+             < E x t e n s i o n N a m e > E x t e n s i o n   N a m e < / E x t e n s i o n N a m e > + 
+             < E x t e n s i o n P u b l i s h e r > E x t e n s i o n   P u b l i s h e r < / E x t e n s i o n P u b l i s h e r > + 
+             < E x t e n s i o n V e r s i o n > E x t e n s i o n   V e r s i o n < / E x t e n s i o n V e r s i o n > + 
+             < R e p o r t I d > R e p o r t   I D < / R e p o r t I d > + 
+             < R e p o r t N a m e > R e p o r t   N a m e < / R e p o r t N a m e > + 
+             < R e p o r t C a p t i o n > R e p o r t   C a p t i o n < / R e p o r t C a p t i o n > + 
+             < A b o u t T h i s R e p o r t T i t l e > A b o u t   T h i s   R e p o r t   T i t l e < / A b o u t T h i s R e p o r t T i t l e > + 
+             < A b o u t T h i s R e p o r t T e x t > A b o u t   T h i s   R e p o r t   T e x t < / A b o u t T h i s R e p o r t T e x t > + 
+             < R e p o r t H e l p L i n k > R e p o r t   H e l p   L i n k < / R e p o r t H e l p L i n k > + 
+         < / R e p o r t M e t a d a t a > + 
+         < R e p o r t R e q u e s t > + 
+             < T e n a n t E n t r a I d > T e n a n t   E n t r a   I d < / T e n a n t E n t r a I d > + 
+             < E n v i r o n m e n t N a m e > E n v i r o n m e n t   N a m e < / E n v i r o n m e n t N a m e > + 
+             < E n v i r o n m e n t T y p e > E n v i r o n m e n t   T y p e < / E n v i r o n m e n t T y p e > + 
+             < C o m p a n y N a m e > C o m p a n y   N a m e < / C o m p a n y N a m e > + 
+             < C o m p a n y D i s p l a y N a m e > C o m p a n y   D i s p l a y   N a m e < / C o m p a n y D i s p l a y N a m e > + 
+             < C o m p a n y I d > C o m p a n y   I D < / C o m p a n y I d > + 
+             < U s e r N a m e > U s e r   N a m e < / U s e r N a m e > + 
+             < D a t e A n d T i m e > D a t e   a n d   T i m e < / D a t e A n d T i m e > + 
+             < L a n g u a g e > L a n g u a g e < / L a n g u a g e > + 
+             < F o r m a t R e g i o n > F o r m a t   R e g i o n < / F o r m a t R e g i o n > + 
+             < D a t e T i m e V a l u e s > + 
+                 < Y e a r > Y e a r < / Y e a r > + 
+                 < M o n t h N u m b e r > M o n t h   N u m b e r < / M o n t h N u m b e r > + 
+                 < D a y N u m b e r > D a y   N u m b e r < / D a y N u m b e r > + 
+                 < H o u r > H o u r < / H o u r > + 
+                 < M i n u t e > M i n u t e < / M i n u t e > + 
+             < / D a t e T i m e V a l u e s > + 
+         < / R e p o r t R e q u e s t > + 
+         < C o m p a n y M e t a d a t a > + 
+             < C o m p a n y N a m e > C o m p a n y   N a m e < / C o m p a n y N a m e > + 
+             < C o m p a n y D i s p l a y N a m e > C o m p a n y   D i s p l a y   N a m e < / C o m p a n y D i s p l a y N a m e > + 
+             < C o m p a n y A d d r e s s L i n e s > + 
+                 < C o m p a n y A d d r e s s L i n e 1 > C o m p a n y   A d d r e s s   L i n e   1 < / C o m p a n y A d d r e s s L i n e 1 > + 
+                 < C o m p a n y A d d r e s s L i n e 2 > C o m p a n y   A d d r e s s   L i n e   2 < / C o m p a n y A d d r e s s L i n e 2 > + 
+                 < C o m p a n y A d d r e s s L i n e 3 > C o m p a n y   A d d r e s s   L i n e   3 < / C o m p a n y A d d r e s s L i n e 3 > + 
+                 < C o m p a n y A d d r e s s L i n e 4 > C o m p a n y   A d d r e s s   L i n e   4 < / C o m p a n y A d d r e s s L i n e 4 > + 
+                 < C o m p a n y A d d r e s s L i n e 5 > C o m p a n y   A d d r e s s   L i n e   5 < / C o m p a n y A d d r e s s L i n e 5 > + 
+                 < C o m p a n y A d d r e s s L i n e 6 > C o m p a n y   A d d r e s s   L i n e   6 < / C o m p a n y A d d r e s s L i n e 6 > + 
+                 < C o m p a n y A d d r e s s L i n e 7 > C o m p a n y   A d d r e s s   L i n e   7 < / C o m p a n y A d d r e s s L i n e 7 > + 
+                 < C o m p a n y A d d r e s s L i n e 8 > C o m p a n y   A d d r e s s   L i n e   8 < / C o m p a n y A d d r e s s L i n e 8 > + 
+             < / C o m p a n y A d d r e s s L i n e s > + 
+             < C o m p a n y P h o n e > C o m p a n y   P h o n e < / C o m p a n y P h o n e > + 
+             < C o m p a n y P h o n e C a p t i o n > C o m p a n y   P h o n e   C a p t i o n < / C o m p a n y P h o n e C a p t i o n > + 
+             < C o m p a n y F a x N o > C o m p a n y   F a x   N o . < / C o m p a n y F a x N o > + 
+             < C o m p a n y F a x N o C a p t i o n > C o m p a n y   F a x   N o .   C a p t i o n < / C o m p a n y F a x N o C a p t i o n > + 
+             < C o m p a n y E m a i l > C o m p a n y   E m a i l < / C o m p a n y E m a i l > + 
+             < C o m p a n y E m a i l C a p t i o n > C o m p a n y   E m a i l   C a p t i o n < / C o m p a n y E m a i l C a p t i o n > + 
+             < C o m p a n y H o m e P a g e > C o m p a n y   H o m e   P a g e < / C o m p a n y H o m e P a g e > + 
+             < C o m p a n y H o m e P a g e C a p t i o n > C o m p a n y   H o m e   P a g e   C a p t i o n < / C o m p a n y H o m e P a g e C a p t i o n > + 
+             < C o m p a n y L o g o > C o m p a n y   L o g o < / C o m p a n y L o g o > + 
+             < C o m p a n y V A T R e g i s t r a t i o n N o > C o m p a n y   V A T   R e g i s t r a t i o n   N o . < / C o m p a n y V A T R e g i s t r a t i o n N o > + 
+             < C o m p a n y V A T R e g i s t r a t i o n N o C a p t i o n > C o m p a n y   V A T   R e g i s t r a t i o n   N o .   C a p t i o n < / C o m p a n y V A T R e g i s t r a t i o n N o C a p t i o n > + 
+             < C o m p a n y R e g i s t r a t i o n N o > C o m p a n y   R e g i s t r a t i o n   N o . < / C o m p a n y R e g i s t r a t i o n N o > + 
+             < C o m p a n y R e g i s t r a t i o n N o C a p t i o n > C o m p a n y   R e g i s t r a t i o n   N o .   C a p t i o n < / C o m p a n y R e g i s t r a t i o n N o C a p t i o n > + 
+             < C o m p a n y B a n k N a m e > C o m p a n y   B a n k   N a m e < / C o m p a n y B a n k N a m e > + 
+             < C o m p a n y B a n k N a m e C a p t i o n > C o m p a n y   B a n k   N a m e   C a p t i o n < / C o m p a n y B a n k N a m e C a p t i o n > + 
+             < C o m p a n y B a n k A c c o u n t N o > C o m p a n y   B a n k   A c c o u n t   N o . < / C o m p a n y B a n k A c c o u n t N o > + 
+             < C o m p a n y B a n k A c c o u n t N o C a p t i o n > C o m p a n y   B a n k   A c c o u n t   N o .   C a p t i o n < / C o m p a n y B a n k A c c o u n t N o C a p t i o n > + 
+             < C o m p a n y B a n k B r a n c h N o > C o m p a n y   B a n k   B r a n c h   N o . < / C o m p a n y B a n k B r a n c h N o > + 
+             < C o m p a n y B a n k B r a n c h N o C a p t i o n > C o m p a n y   B a n k   B r a n c h   N o .   C a p t i o n < / C o m p a n y B a n k B r a n c h N o C a p t i o n > + 
+             < C o m p a n y I B A N > C o m p a n y   I B A N < / C o m p a n y I B A N > + 
+             < C o m p a n y I B A N C a p t i o n > C o m p a n y   I B A N   C a p t i o n < / C o m p a n y I B A N C a p t i o n > + 
+             < C o m p a n y B a n k S W I F T > C o m p a n y   B a n k   S W I F T < / C o m p a n y B a n k S W I F T > + 
+             < C o m p a n y B a n k S W I F T C a p t i o n > C o m p a n y   B a n k   S W I F T   C a p t i o n < / C o m p a n y B a n k S W I F T C a p t i o n > + 
+             < C o m p a n y G i r o N o > C o m p a n y   G i r o   N o . < / C o m p a n y G i r o N o > + 
+             < C o m p a n y G i r o N o C a p t i o n > C o m p a n y   G i r o   N o .   C a p t i o n < / C o m p a n y G i r o N o C a p t i o n > + 
+         < / C o m p a n y M e t a d a t a > + 
+     < / B C R e p o r t I n f o r m a t i o n > + 
+     < T o o l t i p s / > + 
+ < / N a v W o r d R e p o r t X m l P a r t > 
 </file>
 
-<file path=customXml/itemProps2.xml><?xml version="1.0" encoding="utf-8"?>
-<ds:datastoreItem xmlns:ds="http://schemas.openxmlformats.org/officeDocument/2006/customXml" ds:itemID="{16C37875-CFC1-4C50-90E9-8D3B0BC471E5}">
-  <ds:schemaRefs>
-    <ds:schemaRef ds:uri="http://schemas.microsoft.com/sharepoint/v3/contenttype/forms"/>
-  </ds:schemaRefs>
-</ds:datastoreItem>
+<file path=customXml/item5.xml><?xml version="1.0" encoding="utf-8"?>
+<?mso-contentType ?>
+<FormTemplates xmlns="http://schemas.microsoft.com/sharepoint/v3/contenttype/forms">
+  <Display>DocumentLibraryForm</Display>
+  <Edit>DocumentLibraryForm</Edit>
+  <New>DocumentLibraryForm</New>
+</FormTemplates>
 </file>
 
-<file path=customXml/itemProps3.xml><?xml version="1.0" encoding="utf-8"?>
-<ds:datastoreItem xmlns:ds="http://schemas.openxmlformats.org/officeDocument/2006/customXml" ds:itemID="{C6B8F0F6-411A-4E86-A436-B40BF6F9E839}">
-  <ds:schemaRefs>
-    <ds:schemaRef ds:uri="http://schemas.microsoft.com/office/2006/metadata/properties"/>
-    <ds:schemaRef ds:uri="http://schemas.microsoft.com/office/infopath/2007/PartnerControls"/>
-    <ds:schemaRef ds:uri="178f68d8-b893-4efd-8406-fab0f21873e4"/>
-    <ds:schemaRef ds:uri="http://schemas.microsoft.com/sharepoint/v3"/>
-    <ds:schemaRef ds:uri="b83e059f-de16-406c-a902-3d56d4e79ec8"/>
-  </ds:schemaRefs>
-</ds:datastoreItem>
+<file path=customXml/item6.xml><?xml version="1.0" encoding="utf-8"?>
+<p:properties xmlns:p="http://schemas.microsoft.com/office/2006/metadata/properties" xmlns:xsi="http://www.w3.org/2001/XMLSchema-instance" xmlns:pc="http://schemas.microsoft.com/office/infopath/2007/PartnerControls">
+  <documentManagement>
+    <Package xmlns="178f68d8-b893-4efd-8406-fab0f21873e4" xsi:nil="true"/>
+    <lcf76f155ced4ddcb4097134ff3c332f xmlns="178f68d8-b893-4efd-8406-fab0f21873e4">
+      <Terms xmlns="http://schemas.microsoft.com/office/infopath/2007/PartnerControls"/>
+    </lcf76f155ced4ddcb4097134ff3c332f>
+    <_ip_UnifiedCompliancePolicyUIAction xmlns="http://schemas.microsoft.com/sharepoint/v3" xsi:nil="true"/>
+    <TaxCatchAll xmlns="b83e059f-de16-406c-a902-3d56d4e79ec8" xsi:nil="true"/>
+    <Audience xmlns="178f68d8-b893-4efd-8406-fab0f21873e4" xsi:nil="true"/>
+    <_ip_UnifiedCompliancePolicyProperties xmlns="http://schemas.microsoft.com/sharepoint/v3" xsi:nil="true"/>
+    <DocumentType xmlns="178f68d8-b893-4efd-8406-fab0f21873e4" xsi:nil="true"/>
+  </documentManagement>
+</p:properties>
 </file>
 
-<file path=customXml/itemProps4.xml><?xml version="1.0" encoding="utf-8"?>
+<file path=customXml/itemProps1.xml><?xml version="1.0" encoding="utf-8"?>
 <ds:datastoreItem xmlns:ds="http://schemas.openxmlformats.org/officeDocument/2006/customXml" ds:itemID="{89DB96BF-8133-438A-AAD3-A3C21079AEB1}">
   <ds:schemaRefs>
     <ds:schemaRef ds:uri="http://schemas.openxmlformats.org/officeDocument/2006/bibliography"/>
@@ -30823,7 +30792,7 @@
 </ds:datastoreItem>
 </file>
 
-<file path=customXml/itemProps5.xml><?xml version="1.0" encoding="utf-8"?>
+<file path=customXml/itemProps2.xml><?xml version="1.0" encoding="utf-8"?>
 <ds:datastoreItem xmlns:ds="http://schemas.openxmlformats.org/officeDocument/2006/customXml" ds:itemID="{3C7A9092-1D75-4E70-891F-878ACD4FD9DD}">
   <ds:schemaRefs>
     <ds:schemaRef ds:uri="urn:microsoft-dynamics-nav/reports/Tenant_Report_Defaults/2000000001/"/>
@@ -30831,7 +30800,7 @@
 </ds:datastoreItem>
 </file>
 
-<file path=customXml/itemProps6.xml><?xml version="1.0" encoding="utf-8"?>
+<file path=customXml/itemProps3.xml><?xml version="1.0" encoding="utf-8"?>
 <ds:datastoreItem xmlns:ds="http://schemas.openxmlformats.org/officeDocument/2006/customXml" ds:itemID="{FF7EB198-8989-46F2-8031-8682259B7246}">
   <ds:schemaRefs>
     <ds:schemaRef ds:uri="http://schemas.microsoft.com/office/2006/metadata/contentType"/>
@@ -30851,6 +30820,34 @@
 </ds:datastoreItem>
 </file>
 
+<file path=customXml/itemProps4.xml><?xml version="1.0" encoding="utf-8"?>
+<ds:datastoreItem xmlns:ds="http://schemas.openxmlformats.org/officeDocument/2006/customXml" ds:itemID="{AAD4B378-B4DC-4700-95A1-9453AD0866E7}">
+  <ds:schemaRefs>
+    <ds:schemaRef ds:uri="urn:microsoft-dynamics-businesscentral/internal/extended/reports/Tenant_Report_Defaults/2000000001/"/>
+  </ds:schemaRefs>
+</ds:datastoreItem>
+</file>
+
+<file path=customXml/itemProps5.xml><?xml version="1.0" encoding="utf-8"?>
+<ds:datastoreItem xmlns:ds="http://schemas.openxmlformats.org/officeDocument/2006/customXml" ds:itemID="{16C37875-CFC1-4C50-90E9-8D3B0BC471E5}">
+  <ds:schemaRefs>
+    <ds:schemaRef ds:uri="http://schemas.microsoft.com/sharepoint/v3/contenttype/forms"/>
+  </ds:schemaRefs>
+</ds:datastoreItem>
+</file>
+
+<file path=customXml/itemProps6.xml><?xml version="1.0" encoding="utf-8"?>
+<ds:datastoreItem xmlns:ds="http://schemas.openxmlformats.org/officeDocument/2006/customXml" ds:itemID="{C6B8F0F6-411A-4E86-A436-B40BF6F9E839}">
+  <ds:schemaRefs>
+    <ds:schemaRef ds:uri="http://schemas.microsoft.com/office/2006/metadata/properties"/>
+    <ds:schemaRef ds:uri="http://schemas.microsoft.com/office/infopath/2007/PartnerControls"/>
+    <ds:schemaRef ds:uri="178f68d8-b893-4efd-8406-fab0f21873e4"/>
+    <ds:schemaRef ds:uri="http://schemas.microsoft.com/sharepoint/v3"/>
+    <ds:schemaRef ds:uri="b83e059f-de16-406c-a902-3d56d4e79ec8"/>
+  </ds:schemaRefs>
+</ds:datastoreItem>
+</file>
+
 <file path=docMetadata/LabelInfo.xml><?xml version="1.0" encoding="utf-8"?>
 <clbl:labelList xmlns:clbl="http://schemas.microsoft.com/office/2020/mipLabelMetadata">
   <clbl:label id="{f42aa342-8706-4288-bd11-ebb85995028c}" enabled="1" method="Standard" siteId="{72f988bf-86f1-41af-91ab-2d7cd011db47}" contentBits="0" removed="0"/>

--- a/src/Layers/W1/BaseApp/Foundation/Reporting/ReportParts/HeaderFooterDesign/InternalModern.docx
+++ b/src/Layers/W1/BaseApp/Foundation/Reporting/ReportParts/HeaderFooterDesign/InternalModern.docx
@@ -57,12 +57,12 @@
       <w:tblStyle w:val="TableGrid"/>
       <w:tblW w:w="5000" w:type="pct"/>
       <w:tblBorders>
-        <w:top w:val="none" w:sz="0" w:space="0" w:color="auto"/>
-        <w:left w:val="none" w:sz="0" w:space="0" w:color="auto"/>
-        <w:bottom w:val="none" w:sz="0" w:space="0" w:color="auto"/>
-        <w:right w:val="none" w:sz="0" w:space="0" w:color="auto"/>
-        <w:insideH w:val="none" w:sz="0" w:space="0" w:color="auto"/>
-        <w:insideV w:val="none" w:sz="0" w:space="0" w:color="auto"/>
+        <w:top w:val="none" w:color="auto" w:sz="0" w:space="0"/>
+        <w:left w:val="none" w:color="auto" w:sz="0" w:space="0"/>
+        <w:bottom w:val="none" w:color="auto" w:sz="0" w:space="0"/>
+        <w:right w:val="none" w:color="auto" w:sz="0" w:space="0"/>
+        <w:insideH w:val="none" w:color="auto" w:sz="0" w:space="0"/>
+        <w:insideV w:val="none" w:color="auto" w:sz="0" w:space="0"/>
       </w:tblBorders>
       <w:tblCellMar>
         <w:left w:w="0" w:type="dxa"/>
@@ -77,7 +77,7 @@
     <w:tr>
       <w:trPr>
         <w:cantSplit/>
-        <w:trHeight w:hRule="exact" w:val="259"/>
+        <w:trHeight w:val="259" w:hRule="exact"/>
       </w:trPr>
       <w:tc>
         <w:tcPr>
@@ -206,6 +206,7 @@
           </w:placeholder>
           <w15:color w:val="808080"/>
           <w:text/>
+          <w:dataBinding w:prefixMappings="xmlns:ns0='urn:microsoft-dynamics-nav/reports/Tenant_Report_Defaults/2000000001/' " w:xpath="/ns0:NavWordReportXmlPart[1]/ns0:BCReportInformation[1]/ns0:ReportRequest[1]/ns0:UserName[1]"/>
         </w:sdtPr>
         <w:sdtContent>
           <w:tc>
@@ -261,12 +262,12 @@
       <w:tblStyle w:val="TableGrid"/>
       <w:tblW w:w="5000" w:type="pct"/>
       <w:tblBorders>
-        <w:top w:val="none" w:sz="0" w:space="0" w:color="auto"/>
-        <w:left w:val="none" w:sz="0" w:space="0" w:color="auto"/>
-        <w:bottom w:val="none" w:sz="0" w:space="0" w:color="auto"/>
-        <w:right w:val="none" w:sz="0" w:space="0" w:color="auto"/>
-        <w:insideH w:val="none" w:sz="0" w:space="0" w:color="auto"/>
-        <w:insideV w:val="none" w:sz="0" w:space="0" w:color="auto"/>
+        <w:top w:val="none" w:color="auto" w:sz="0" w:space="0"/>
+        <w:left w:val="none" w:color="auto" w:sz="0" w:space="0"/>
+        <w:bottom w:val="none" w:color="auto" w:sz="0" w:space="0"/>
+        <w:right w:val="none" w:color="auto" w:sz="0" w:space="0"/>
+        <w:insideH w:val="none" w:color="auto" w:sz="0" w:space="0"/>
+        <w:insideV w:val="none" w:color="auto" w:sz="0" w:space="0"/>
       </w:tblBorders>
       <w:tblCellMar>
         <w:left w:w="0" w:type="dxa"/>
@@ -281,7 +282,7 @@
     <w:tr>
       <w:trPr>
         <w:cantSplit/>
-        <w:trHeight w:hRule="exact" w:val="259"/>
+        <w:trHeight w:val="259" w:hRule="exact"/>
       </w:trPr>
       <w:tc>
         <w:tcPr>
@@ -402,6 +403,7 @@
           </w:placeholder>
           <w15:color w:val="808080"/>
           <w:text/>
+          <w:dataBinding w:prefixMappings="xmlns:ns0='urn:microsoft-dynamics-nav/reports/Tenant_Report_Defaults/2000000001/' " w:xpath="/ns0:NavWordReportXmlPart[1]/ns0:BCReportInformation[1]/ns0:ReportRequest[1]/ns0:UserName[1]"/>
         </w:sdtPr>
         <w:sdtContent>
           <w:tc>
@@ -496,7 +498,7 @@
         <w:sdt>
           <w:sdtPr>
             <w:rPr>
-              <w:rFonts w:asciiTheme="majorHAnsi" w:eastAsiaTheme="minorEastAsia" w:hAnsiTheme="majorHAnsi" w:cstheme="majorHAnsi"/>
+              <w:rFonts w:asciiTheme="majorHAnsi" w:hAnsiTheme="majorHAnsi" w:eastAsiaTheme="minorEastAsia" w:cstheme="majorHAnsi"/>
               <w:sz w:val="36"/>
               <w:szCs w:val="36"/>
             </w:rPr>
@@ -508,6 +510,7 @@
             </w:placeholder>
             <w15:color w:val="808080"/>
             <w:text/>
+            <w:dataBinding w:prefixMappings="xmlns:ns0='urn:microsoft-dynamics-nav/reports/Tenant_Report_Defaults/2000000001/' " w:xpath="/ns0:NavWordReportXmlPart[1]/ns0:BCReportInformation[1]/ns0:ReportMetadata[1]/ns0:ReportCaption[1]"/>
           </w:sdtPr>
           <w:sdtContent>
             <w:p>
@@ -515,14 +518,14 @@
                 <w:pStyle w:val="Pagina"/>
                 <w:spacing w:after="0"/>
                 <w:rPr>
-                  <w:rFonts w:ascii="Sitka Text Semibold" w:eastAsiaTheme="minorEastAsia" w:hAnsi="Sitka Text Semibold"/>
+                  <w:rFonts w:ascii="Sitka Text Semibold" w:hAnsi="Sitka Text Semibold" w:eastAsiaTheme="minorEastAsia"/>
                   <w:sz w:val="20"/>
                   <w:szCs w:val="20"/>
                 </w:rPr>
               </w:pPr>
               <w:r>
                 <w:rPr>
-                  <w:rFonts w:asciiTheme="majorHAnsi" w:eastAsiaTheme="minorEastAsia" w:hAnsiTheme="majorHAnsi" w:cstheme="majorHAnsi"/>
+                  <w:rFonts w:asciiTheme="majorHAnsi" w:hAnsiTheme="majorHAnsi" w:eastAsiaTheme="minorEastAsia" w:cstheme="majorHAnsi"/>
                   <w:sz w:val="36"/>
                   <w:szCs w:val="36"/>
                 </w:rPr>
@@ -542,14 +545,14 @@
             <w:spacing w:before="60" w:after="60"/>
             <w:jc w:val="right"/>
             <w:rPr>
-              <w:rFonts w:ascii="Sitka Text" w:eastAsiaTheme="minorEastAsia" w:hAnsi="Sitka Text"/>
+              <w:rFonts w:ascii="Sitka Text" w:hAnsi="Sitka Text" w:eastAsiaTheme="minorEastAsia"/>
               <w:szCs w:val="18"/>
             </w:rPr>
           </w:pPr>
           <w:sdt>
             <w:sdtPr>
               <w:rPr>
-                <w:rFonts w:asciiTheme="minorHAnsi" w:eastAsiaTheme="minorEastAsia" w:hAnsiTheme="minorHAnsi" w:cstheme="minorHAnsi"/>
+                <w:rFonts w:asciiTheme="minorHAnsi" w:hAnsiTheme="minorHAnsi" w:eastAsiaTheme="minorEastAsia" w:cstheme="minorHAnsi"/>
                 <w:szCs w:val="18"/>
               </w:rPr>
               <w:alias w:val="CompanyName"/>
@@ -560,25 +563,26 @@
               </w:placeholder>
               <w15:color w:val="808080"/>
               <w:text/>
+              <w:dataBinding w:prefixMappings="xmlns:ns0='urn:microsoft-dynamics-nav/reports/Tenant_Report_Defaults/2000000001/' " w:xpath="/ns0:NavWordReportXmlPart[1]/ns0:BCReportInformation[1]/ns0:ReportRequest[1]/ns0:CompanyName[1]"/>
             </w:sdtPr>
             <w:sdtContent>
               <w:r>
                 <w:rPr>
-                  <w:rFonts w:asciiTheme="minorHAnsi" w:eastAsiaTheme="minorEastAsia" w:hAnsiTheme="minorHAnsi" w:cstheme="minorHAnsi"/>
+                  <w:rFonts w:asciiTheme="minorHAnsi" w:hAnsiTheme="minorHAnsi" w:eastAsiaTheme="minorEastAsia" w:cstheme="minorHAnsi"/>
                   <w:szCs w:val="18"/>
                 </w:rPr>
                 <w:t>Compa</w:t>
               </w:r>
               <w:r>
                 <w:rPr>
-                  <w:rFonts w:asciiTheme="minorHAnsi" w:eastAsiaTheme="minorEastAsia" w:hAnsiTheme="minorHAnsi" w:cstheme="minorHAnsi"/>
+                  <w:rFonts w:asciiTheme="minorHAnsi" w:hAnsiTheme="minorHAnsi" w:eastAsiaTheme="minorEastAsia" w:cstheme="minorHAnsi"/>
                   <w:szCs w:val="18"/>
                 </w:rPr>
                 <w:t>n</w:t>
               </w:r>
               <w:r>
                 <w:rPr>
-                  <w:rFonts w:asciiTheme="minorHAnsi" w:eastAsiaTheme="minorEastAsia" w:hAnsiTheme="minorHAnsi" w:cstheme="minorHAnsi"/>
+                  <w:rFonts w:asciiTheme="minorHAnsi" w:hAnsiTheme="minorHAnsi" w:eastAsiaTheme="minorEastAsia" w:cstheme="minorHAnsi"/>
                   <w:szCs w:val="18"/>
                 </w:rPr>
                 <w:t>y Name</w:t>
@@ -587,7 +591,7 @@
           </w:sdt>
           <w:r>
             <w:rPr>
-              <w:rFonts w:ascii="Sitka Text" w:eastAsiaTheme="minorEastAsia" w:hAnsi="Sitka Text"/>
+              <w:rFonts w:ascii="Sitka Text" w:hAnsi="Sitka Text" w:eastAsiaTheme="minorEastAsia"/>
               <w:szCs w:val="18"/>
             </w:rPr>
             <w:t xml:space="preserve"> </w:t>
@@ -608,7 +612,7 @@
           <w:pPr>
             <w:pStyle w:val="Pagina"/>
             <w:rPr>
-              <w:rFonts w:asciiTheme="majorHAnsi" w:eastAsiaTheme="minorEastAsia" w:hAnsiTheme="majorHAnsi" w:cstheme="majorHAnsi"/>
+              <w:rFonts w:asciiTheme="majorHAnsi" w:hAnsiTheme="majorHAnsi" w:eastAsiaTheme="minorEastAsia" w:cstheme="majorHAnsi"/>
               <w:sz w:val="20"/>
               <w:szCs w:val="20"/>
             </w:rPr>
@@ -625,14 +629,14 @@
             <w:spacing w:after="120"/>
             <w:jc w:val="right"/>
             <w:rPr>
-              <w:rFonts w:ascii="Sitka Text" w:eastAsiaTheme="minorEastAsia" w:hAnsi="Sitka Text"/>
+              <w:rFonts w:ascii="Sitka Text" w:hAnsi="Sitka Text" w:eastAsiaTheme="minorEastAsia"/>
               <w:szCs w:val="18"/>
             </w:rPr>
           </w:pPr>
           <w:sdt>
             <w:sdtPr>
               <w:rPr>
-                <w:rFonts w:asciiTheme="minorHAnsi" w:eastAsiaTheme="minorEastAsia" w:hAnsiTheme="minorHAnsi" w:cstheme="minorHAnsi"/>
+                <w:rFonts w:asciiTheme="minorHAnsi" w:hAnsiTheme="minorHAnsi" w:eastAsiaTheme="minorEastAsia" w:cstheme="minorHAnsi"/>
                 <w:szCs w:val="18"/>
               </w:rPr>
               <w:alias w:val="DateAndTime"/>
@@ -643,11 +647,12 @@
               </w:placeholder>
               <w15:color w:val="808080"/>
               <w:text/>
+              <w:dataBinding w:prefixMappings="xmlns:ns0='urn:microsoft-dynamics-nav/reports/Tenant_Report_Defaults/2000000001/' " w:xpath="/ns0:NavWordReportXmlPart[1]/ns0:BCReportInformation[1]/ns0:ReportRequest[1]/ns0:DateAndTime[1]"/>
             </w:sdtPr>
             <w:sdtContent>
               <w:r>
                 <w:rPr>
-                  <w:rFonts w:asciiTheme="minorHAnsi" w:eastAsiaTheme="minorEastAsia" w:hAnsiTheme="minorHAnsi" w:cstheme="minorHAnsi"/>
+                  <w:rFonts w:asciiTheme="minorHAnsi" w:hAnsiTheme="minorHAnsi" w:eastAsiaTheme="minorEastAsia" w:cstheme="minorHAnsi"/>
                   <w:szCs w:val="18"/>
                 </w:rPr>
                 <w:t xml:space="preserve">Date and </w:t>
@@ -655,7 +660,7 @@
               <w:proofErr w:type="gramStart"/>
               <w:r>
                 <w:rPr>
-                  <w:rFonts w:asciiTheme="minorHAnsi" w:eastAsiaTheme="minorEastAsia" w:hAnsiTheme="minorHAnsi" w:cstheme="minorHAnsi"/>
+                  <w:rFonts w:asciiTheme="minorHAnsi" w:hAnsiTheme="minorHAnsi" w:eastAsiaTheme="minorEastAsia" w:cstheme="minorHAnsi"/>
                   <w:szCs w:val="18"/>
                 </w:rPr>
                 <w:t>Time</w:t>
@@ -682,12 +687,12 @@
       <w:tblStyle w:val="TableGrid"/>
       <w:tblW w:w="5000" w:type="pct"/>
       <w:tblBorders>
-        <w:top w:val="none" w:sz="0" w:space="0" w:color="auto"/>
-        <w:left w:val="none" w:sz="0" w:space="0" w:color="auto"/>
-        <w:bottom w:val="none" w:sz="0" w:space="0" w:color="auto"/>
-        <w:right w:val="none" w:sz="0" w:space="0" w:color="auto"/>
-        <w:insideH w:val="none" w:sz="0" w:space="0" w:color="auto"/>
-        <w:insideV w:val="none" w:sz="0" w:space="0" w:color="auto"/>
+        <w:top w:val="none" w:color="auto" w:sz="0" w:space="0"/>
+        <w:left w:val="none" w:color="auto" w:sz="0" w:space="0"/>
+        <w:bottom w:val="none" w:color="auto" w:sz="0" w:space="0"/>
+        <w:right w:val="none" w:color="auto" w:sz="0" w:space="0"/>
+        <w:insideH w:val="none" w:color="auto" w:sz="0" w:space="0"/>
+        <w:insideV w:val="none" w:color="auto" w:sz="0" w:space="0"/>
       </w:tblBorders>
       <w:tblLayout w:type="fixed"/>
       <w:tblCellMar>
@@ -725,6 +730,7 @@
             </w:placeholder>
             <w15:color w:val="808080"/>
             <w:text/>
+            <w:dataBinding w:prefixMappings="xmlns:ns0='urn:microsoft-dynamics-nav/reports/Tenant_Report_Defaults/2000000001/' " w:xpath="/ns0:NavWordReportXmlPart[1]/ns0:BCReportInformation[1]/ns0:ReportMetadata[1]/ns0:ReportCaption[1]"/>
           </w:sdtPr>
           <w:sdtContent>
             <w:p>
@@ -777,6 +783,7 @@
               </w:placeholder>
               <w15:color w:val="808080"/>
               <w:text/>
+              <w:dataBinding w:prefixMappings="xmlns:ns0='urn:microsoft-dynamics-nav/reports/Tenant_Report_Defaults/2000000001/' " w:xpath="/ns0:NavWordReportXmlPart[1]/ns0:BCReportInformation[1]/ns0:ReportRequest[1]/ns0:DateAndTime[1]"/>
             </w:sdtPr>
             <w:sdtContent/>
           </w:sdt>
@@ -796,6 +803,7 @@
               </w:placeholder>
               <w15:color w:val="808080"/>
               <w:text/>
+              <w:dataBinding w:prefixMappings="xmlns:ns0='urn:microsoft-dynamics-nav/reports/Tenant_Report_Defaults/2000000001/' " w:xpath="/ns0:NavWordReportXmlPart[1]/ns0:BCReportInformation[1]/ns0:ReportRequest[1]/ns0:CompanyName[1]"/>
             </w:sdtPr>
             <w:sdtContent>
               <w:r>

--- a/src/Layers/W1/BaseApp/Foundation/Reporting/ReportParts/HeaderFooterDesign/InternalModern.docx
+++ b/src/Layers/W1/BaseApp/Foundation/Reporting/ReportParts/HeaderFooterDesign/InternalModern.docx
@@ -57,12 +57,12 @@
       <w:tblStyle w:val="TableGrid"/>
       <w:tblW w:w="5000" w:type="pct"/>
       <w:tblBorders>
-        <w:top w:val="none" w:sz="0" w:space="0" w:color="auto"/>
-        <w:left w:val="none" w:sz="0" w:space="0" w:color="auto"/>
-        <w:bottom w:val="none" w:sz="0" w:space="0" w:color="auto"/>
-        <w:right w:val="none" w:sz="0" w:space="0" w:color="auto"/>
-        <w:insideH w:val="none" w:sz="0" w:space="0" w:color="auto"/>
-        <w:insideV w:val="none" w:sz="0" w:space="0" w:color="auto"/>
+        <w:top w:val="none" w:color="auto" w:sz="0" w:space="0"/>
+        <w:left w:val="none" w:color="auto" w:sz="0" w:space="0"/>
+        <w:bottom w:val="none" w:color="auto" w:sz="0" w:space="0"/>
+        <w:right w:val="none" w:color="auto" w:sz="0" w:space="0"/>
+        <w:insideH w:val="none" w:color="auto" w:sz="0" w:space="0"/>
+        <w:insideV w:val="none" w:color="auto" w:sz="0" w:space="0"/>
       </w:tblBorders>
       <w:tblCellMar>
         <w:left w:w="0" w:type="dxa"/>
@@ -77,7 +77,7 @@
     <w:tr>
       <w:trPr>
         <w:cantSplit/>
-        <w:trHeight w:hRule="exact" w:val="259"/>
+        <w:trHeight w:val="259" w:hRule="exact"/>
       </w:trPr>
       <w:tc>
         <w:tcPr>
@@ -193,19 +193,7 @@
       </w:tc>
       <w:sdt>
         <w:sdtPr>
-          <w:rPr>
-            <w:rFonts w:asciiTheme="minorHAnsi" w:hAnsiTheme="minorHAnsi" w:cstheme="minorHAnsi"/>
-            <w:color w:val="000000"/>
-            <w:szCs w:val="18"/>
-          </w:rPr>
-          <w:alias w:val="UserName"/>
-          <w:tag w:val="#BC:InsertDataItem,BCReportInformation/ReportRequest/UserName"/>
-          <w:id w:val="1213692593"/>
-          <w:placeholder>
-            <w:docPart w:val="DefaultPlaceholder_-1854013440"/>
-          </w:placeholder>
-          <w15:color w:val="808080"/>
-          <w:text/>
+          <w:dataBinding w:prefixMappings="xmlns:ns0='urn:microsoft-dynamics-nav/reports/Tenant_Report_Defaults/2000000001/'" w:xpath="/ns0:NavWordReportXmlPart[1]/ns0:BCReportInformation[1]/ns0:ReportRequest[1]/ns0:UserName[1]" w:storeItemID="{3C7A9092-1D75-4E70-891F-878ACD4FD9DD}"/>
         </w:sdtPr>
         <w:sdtContent>
           <w:tc>
@@ -261,12 +249,12 @@
       <w:tblStyle w:val="TableGrid"/>
       <w:tblW w:w="5000" w:type="pct"/>
       <w:tblBorders>
-        <w:top w:val="none" w:sz="0" w:space="0" w:color="auto"/>
-        <w:left w:val="none" w:sz="0" w:space="0" w:color="auto"/>
-        <w:bottom w:val="none" w:sz="0" w:space="0" w:color="auto"/>
-        <w:right w:val="none" w:sz="0" w:space="0" w:color="auto"/>
-        <w:insideH w:val="none" w:sz="0" w:space="0" w:color="auto"/>
-        <w:insideV w:val="none" w:sz="0" w:space="0" w:color="auto"/>
+        <w:top w:val="none" w:color="auto" w:sz="0" w:space="0"/>
+        <w:left w:val="none" w:color="auto" w:sz="0" w:space="0"/>
+        <w:bottom w:val="none" w:color="auto" w:sz="0" w:space="0"/>
+        <w:right w:val="none" w:color="auto" w:sz="0" w:space="0"/>
+        <w:insideH w:val="none" w:color="auto" w:sz="0" w:space="0"/>
+        <w:insideV w:val="none" w:color="auto" w:sz="0" w:space="0"/>
       </w:tblBorders>
       <w:tblCellMar>
         <w:left w:w="0" w:type="dxa"/>
@@ -281,7 +269,7 @@
     <w:tr>
       <w:trPr>
         <w:cantSplit/>
-        <w:trHeight w:hRule="exact" w:val="259"/>
+        <w:trHeight w:val="259" w:hRule="exact"/>
       </w:trPr>
       <w:tc>
         <w:tcPr>
@@ -389,19 +377,7 @@
       </w:tc>
       <w:sdt>
         <w:sdtPr>
-          <w:rPr>
-            <w:rFonts w:asciiTheme="minorHAnsi" w:hAnsiTheme="minorHAnsi" w:cstheme="minorHAnsi"/>
-            <w:color w:val="000000"/>
-            <w:szCs w:val="18"/>
-          </w:rPr>
-          <w:alias w:val="UserName"/>
-          <w:tag w:val="#BC:InsertDataItem,BCReportInformation/ReportRequest/UserName"/>
-          <w:id w:val="1936631354"/>
-          <w:placeholder>
-            <w:docPart w:val="DefaultPlaceholder_-1854013440"/>
-          </w:placeholder>
-          <w15:color w:val="808080"/>
-          <w:text/>
+          <w:dataBinding w:prefixMappings="xmlns:ns0='urn:microsoft-dynamics-nav/reports/Tenant_Report_Defaults/2000000001/'" w:xpath="/ns0:NavWordReportXmlPart[1]/ns0:BCReportInformation[1]/ns0:ReportRequest[1]/ns0:UserName[1]" w:storeItemID="{3C7A9092-1D75-4E70-891F-878ACD4FD9DD}"/>
         </w:sdtPr>
         <w:sdtContent>
           <w:tc>
@@ -495,19 +471,7 @@
         </w:tcPr>
         <w:sdt>
           <w:sdtPr>
-            <w:rPr>
-              <w:rFonts w:asciiTheme="majorHAnsi" w:eastAsiaTheme="minorEastAsia" w:hAnsiTheme="majorHAnsi" w:cstheme="majorHAnsi"/>
-              <w:sz w:val="36"/>
-              <w:szCs w:val="36"/>
-            </w:rPr>
-            <w:alias w:val="ReportCaption"/>
-            <w:tag w:val="#BC:InsertDataItem,BCReportInformation/ReportMetadata/ReportCaption"/>
-            <w:id w:val="1669215781"/>
-            <w:placeholder>
-              <w:docPart w:val="8C83465283514BC9931E462769176689"/>
-            </w:placeholder>
-            <w15:color w:val="808080"/>
-            <w:text/>
+            <w:dataBinding w:prefixMappings="xmlns:ns0='urn:microsoft-dynamics-nav/reports/Tenant_Report_Defaults/2000000001/'" w:xpath="/ns0:NavWordReportXmlPart[1]/ns0:BCReportInformation[1]/ns0:ReportMetadata[1]/ns0:ReportCaption[1]" w:storeItemID="{3C7A9092-1D75-4E70-891F-878ACD4FD9DD}"/>
           </w:sdtPr>
           <w:sdtContent>
             <w:p>
@@ -515,14 +479,14 @@
                 <w:pStyle w:val="Pagina"/>
                 <w:spacing w:after="0"/>
                 <w:rPr>
-                  <w:rFonts w:ascii="Sitka Text Semibold" w:eastAsiaTheme="minorEastAsia" w:hAnsi="Sitka Text Semibold"/>
+                  <w:rFonts w:ascii="Sitka Text Semibold" w:hAnsi="Sitka Text Semibold" w:eastAsiaTheme="minorEastAsia"/>
                   <w:sz w:val="20"/>
                   <w:szCs w:val="20"/>
                 </w:rPr>
               </w:pPr>
               <w:r>
                 <w:rPr>
-                  <w:rFonts w:asciiTheme="majorHAnsi" w:eastAsiaTheme="minorEastAsia" w:hAnsiTheme="majorHAnsi" w:cstheme="majorHAnsi"/>
+                  <w:rFonts w:asciiTheme="majorHAnsi" w:hAnsiTheme="majorHAnsi" w:eastAsiaTheme="minorEastAsia" w:cstheme="majorHAnsi"/>
                   <w:sz w:val="36"/>
                   <w:szCs w:val="36"/>
                 </w:rPr>
@@ -542,43 +506,32 @@
             <w:spacing w:before="60" w:after="60"/>
             <w:jc w:val="right"/>
             <w:rPr>
-              <w:rFonts w:ascii="Sitka Text" w:eastAsiaTheme="minorEastAsia" w:hAnsi="Sitka Text"/>
+              <w:rFonts w:ascii="Sitka Text" w:hAnsi="Sitka Text" w:eastAsiaTheme="minorEastAsia"/>
               <w:szCs w:val="18"/>
             </w:rPr>
           </w:pPr>
           <w:sdt>
             <w:sdtPr>
-              <w:rPr>
-                <w:rFonts w:asciiTheme="minorHAnsi" w:eastAsiaTheme="minorEastAsia" w:hAnsiTheme="minorHAnsi" w:cstheme="minorHAnsi"/>
-                <w:szCs w:val="18"/>
-              </w:rPr>
-              <w:alias w:val="CompanyName"/>
-              <w:tag w:val="#BC:InsertDataItem,BCReportInformation/ReportRequest/CompanyName"/>
-              <w:id w:val="449436599"/>
-              <w:placeholder>
-                <w:docPart w:val="8C83465283514BC9931E462769176689"/>
-              </w:placeholder>
-              <w15:color w:val="808080"/>
-              <w:text/>
+              <w:dataBinding w:prefixMappings="xmlns:ns0='urn:microsoft-dynamics-nav/reports/Tenant_Report_Defaults/2000000001/'" w:xpath="/ns0:NavWordReportXmlPart[1]/ns0:BCReportInformation[1]/ns0:ReportRequest[1]/ns0:CompanyName[1]" w:storeItemID="{3C7A9092-1D75-4E70-891F-878ACD4FD9DD}"/>
             </w:sdtPr>
             <w:sdtContent>
               <w:r>
                 <w:rPr>
-                  <w:rFonts w:asciiTheme="minorHAnsi" w:eastAsiaTheme="minorEastAsia" w:hAnsiTheme="minorHAnsi" w:cstheme="minorHAnsi"/>
+                  <w:rFonts w:asciiTheme="minorHAnsi" w:hAnsiTheme="minorHAnsi" w:eastAsiaTheme="minorEastAsia" w:cstheme="minorHAnsi"/>
                   <w:szCs w:val="18"/>
                 </w:rPr>
                 <w:t>Compa</w:t>
               </w:r>
               <w:r>
                 <w:rPr>
-                  <w:rFonts w:asciiTheme="minorHAnsi" w:eastAsiaTheme="minorEastAsia" w:hAnsiTheme="minorHAnsi" w:cstheme="minorHAnsi"/>
+                  <w:rFonts w:asciiTheme="minorHAnsi" w:hAnsiTheme="minorHAnsi" w:eastAsiaTheme="minorEastAsia" w:cstheme="minorHAnsi"/>
                   <w:szCs w:val="18"/>
                 </w:rPr>
                 <w:t>n</w:t>
               </w:r>
               <w:r>
                 <w:rPr>
-                  <w:rFonts w:asciiTheme="minorHAnsi" w:eastAsiaTheme="minorEastAsia" w:hAnsiTheme="minorHAnsi" w:cstheme="minorHAnsi"/>
+                  <w:rFonts w:asciiTheme="minorHAnsi" w:hAnsiTheme="minorHAnsi" w:eastAsiaTheme="minorEastAsia" w:cstheme="minorHAnsi"/>
                   <w:szCs w:val="18"/>
                 </w:rPr>
                 <w:t>y Name</w:t>
@@ -587,7 +540,7 @@
           </w:sdt>
           <w:r>
             <w:rPr>
-              <w:rFonts w:ascii="Sitka Text" w:eastAsiaTheme="minorEastAsia" w:hAnsi="Sitka Text"/>
+              <w:rFonts w:ascii="Sitka Text" w:hAnsi="Sitka Text" w:eastAsiaTheme="minorEastAsia"/>
               <w:szCs w:val="18"/>
             </w:rPr>
             <w:t xml:space="preserve"> </w:t>
@@ -608,7 +561,7 @@
           <w:pPr>
             <w:pStyle w:val="Pagina"/>
             <w:rPr>
-              <w:rFonts w:asciiTheme="majorHAnsi" w:eastAsiaTheme="minorEastAsia" w:hAnsiTheme="majorHAnsi" w:cstheme="majorHAnsi"/>
+              <w:rFonts w:asciiTheme="majorHAnsi" w:hAnsiTheme="majorHAnsi" w:eastAsiaTheme="minorEastAsia" w:cstheme="majorHAnsi"/>
               <w:sz w:val="20"/>
               <w:szCs w:val="20"/>
             </w:rPr>
@@ -625,29 +578,18 @@
             <w:spacing w:after="120"/>
             <w:jc w:val="right"/>
             <w:rPr>
-              <w:rFonts w:ascii="Sitka Text" w:eastAsiaTheme="minorEastAsia" w:hAnsi="Sitka Text"/>
+              <w:rFonts w:ascii="Sitka Text" w:hAnsi="Sitka Text" w:eastAsiaTheme="minorEastAsia"/>
               <w:szCs w:val="18"/>
             </w:rPr>
           </w:pPr>
           <w:sdt>
             <w:sdtPr>
-              <w:rPr>
-                <w:rFonts w:asciiTheme="minorHAnsi" w:eastAsiaTheme="minorEastAsia" w:hAnsiTheme="minorHAnsi" w:cstheme="minorHAnsi"/>
-                <w:szCs w:val="18"/>
-              </w:rPr>
-              <w:alias w:val="DateAndTime"/>
-              <w:tag w:val="#BC:InsertDataItem,BCReportInformation/ReportRequest/DateAndTime"/>
-              <w:id w:val="-1354964300"/>
-              <w:placeholder>
-                <w:docPart w:val="002A6DD6E12B4986B5D3A8C190A97D0D"/>
-              </w:placeholder>
-              <w15:color w:val="808080"/>
-              <w:text/>
+              <w:dataBinding w:prefixMappings="xmlns:ns0='urn:microsoft-dynamics-nav/reports/Tenant_Report_Defaults/2000000001/'" w:xpath="/ns0:NavWordReportXmlPart[1]/ns0:BCReportInformation[1]/ns0:ReportRequest[1]/ns0:DateAndTime[1]" w:storeItemID="{3C7A9092-1D75-4E70-891F-878ACD4FD9DD}"/>
             </w:sdtPr>
             <w:sdtContent>
               <w:r>
                 <w:rPr>
-                  <w:rFonts w:asciiTheme="minorHAnsi" w:eastAsiaTheme="minorEastAsia" w:hAnsiTheme="minorHAnsi" w:cstheme="minorHAnsi"/>
+                  <w:rFonts w:asciiTheme="minorHAnsi" w:hAnsiTheme="minorHAnsi" w:eastAsiaTheme="minorEastAsia" w:cstheme="minorHAnsi"/>
                   <w:szCs w:val="18"/>
                 </w:rPr>
                 <w:t xml:space="preserve">Date and </w:t>
@@ -655,7 +597,7 @@
               <w:proofErr w:type="gramStart"/>
               <w:r>
                 <w:rPr>
-                  <w:rFonts w:asciiTheme="minorHAnsi" w:eastAsiaTheme="minorEastAsia" w:hAnsiTheme="minorHAnsi" w:cstheme="minorHAnsi"/>
+                  <w:rFonts w:asciiTheme="minorHAnsi" w:hAnsiTheme="minorHAnsi" w:eastAsiaTheme="minorEastAsia" w:cstheme="minorHAnsi"/>
                   <w:szCs w:val="18"/>
                 </w:rPr>
                 <w:t>Time</w:t>
@@ -682,12 +624,12 @@
       <w:tblStyle w:val="TableGrid"/>
       <w:tblW w:w="5000" w:type="pct"/>
       <w:tblBorders>
-        <w:top w:val="none" w:sz="0" w:space="0" w:color="auto"/>
-        <w:left w:val="none" w:sz="0" w:space="0" w:color="auto"/>
-        <w:bottom w:val="none" w:sz="0" w:space="0" w:color="auto"/>
-        <w:right w:val="none" w:sz="0" w:space="0" w:color="auto"/>
-        <w:insideH w:val="none" w:sz="0" w:space="0" w:color="auto"/>
-        <w:insideV w:val="none" w:sz="0" w:space="0" w:color="auto"/>
+        <w:top w:val="none" w:color="auto" w:sz="0" w:space="0"/>
+        <w:left w:val="none" w:color="auto" w:sz="0" w:space="0"/>
+        <w:bottom w:val="none" w:color="auto" w:sz="0" w:space="0"/>
+        <w:right w:val="none" w:color="auto" w:sz="0" w:space="0"/>
+        <w:insideH w:val="none" w:color="auto" w:sz="0" w:space="0"/>
+        <w:insideV w:val="none" w:color="auto" w:sz="0" w:space="0"/>
       </w:tblBorders>
       <w:tblLayout w:type="fixed"/>
       <w:tblCellMar>
@@ -712,19 +654,7 @@
         </w:tcPr>
         <w:sdt>
           <w:sdtPr>
-            <w:rPr>
-              <w:rFonts w:asciiTheme="majorHAnsi" w:hAnsiTheme="majorHAnsi" w:cstheme="majorHAnsi"/>
-              <w:sz w:val="40"/>
-              <w:szCs w:val="40"/>
-            </w:rPr>
-            <w:alias w:val="ReportCaption"/>
-            <w:tag w:val="#BC:InsertDataItem,BCReportInformation/ReportMetadata/ReportCaption"/>
-            <w:id w:val="-933741270"/>
-            <w:placeholder>
-              <w:docPart w:val="45A402DB179C4CC5A8C895DD1CE549C7"/>
-            </w:placeholder>
-            <w15:color w:val="808080"/>
-            <w:text/>
+            <w:dataBinding w:prefixMappings="xmlns:ns0='urn:microsoft-dynamics-nav/reports/Tenant_Report_Defaults/2000000001/'" w:xpath="/ns0:NavWordReportXmlPart[1]/ns0:BCReportInformation[1]/ns0:ReportMetadata[1]/ns0:ReportCaption[1]" w:storeItemID="{3C7A9092-1D75-4E70-891F-878ACD4FD9DD}"/>
           </w:sdtPr>
           <w:sdtContent>
             <w:p>
@@ -766,36 +696,13 @@
           </w:pPr>
           <w:sdt>
             <w:sdtPr>
-              <w:rPr>
-                <w:color w:val="242424"/>
-              </w:rPr>
-              <w:alias w:val="DateAndTime"/>
-              <w:tag w:val="#BC:InsertDataItem,BCReportInformation/ReportRequest/DateAndTime"/>
-              <w:id w:val="-944533551"/>
-              <w:placeholder>
-                <w:docPart w:val="35E06B25EF2A4DEB9877E8B34D1C11AB"/>
-              </w:placeholder>
-              <w15:color w:val="808080"/>
-              <w:text/>
+              <w:dataBinding w:prefixMappings="xmlns:ns0='urn:microsoft-dynamics-nav/reports/Tenant_Report_Defaults/2000000001/'" w:xpath="/ns0:NavWordReportXmlPart[1]/ns0:BCReportInformation[1]/ns0:ReportRequest[1]/ns0:DateAndTime[1]" w:storeItemID="{3C7A9092-1D75-4E70-891F-878ACD4FD9DD}"/>
             </w:sdtPr>
             <w:sdtContent/>
           </w:sdt>
           <w:sdt>
             <w:sdtPr>
-              <w:rPr>
-                <w:rFonts w:cstheme="minorHAnsi"/>
-                <w:noProof/>
-                <w:color w:val="242424"/>
-                <w:sz w:val="18"/>
-              </w:rPr>
-              <w:alias w:val="CompanyName"/>
-              <w:tag w:val="#BC:InsertDataItem,BCReportInformation/ReportRequest/CompanyName"/>
-              <w:id w:val="-1529790962"/>
-              <w:placeholder>
-                <w:docPart w:val="45A402DB179C4CC5A8C895DD1CE549C7"/>
-              </w:placeholder>
-              <w15:color w:val="808080"/>
-              <w:text/>
+              <w:dataBinding w:prefixMappings="xmlns:ns0='urn:microsoft-dynamics-nav/reports/Tenant_Report_Defaults/2000000001/'" w:xpath="/ns0:NavWordReportXmlPart[1]/ns0:BCReportInformation[1]/ns0:ReportRequest[1]/ns0:CompanyName[1]" w:storeItemID="{3C7A9092-1D75-4E70-891F-878ACD4FD9DD}"/>
             </w:sdtPr>
             <w:sdtContent>
               <w:r>

--- a/src/Layers/W1/BaseApp/Foundation/Reporting/ReportParts/HeaderFooterDesign/InternalModern.docx
+++ b/src/Layers/W1/BaseApp/Foundation/Reporting/ReportParts/HeaderFooterDesign/InternalModern.docx
@@ -2,14 +2,6 @@
 <file path=word/document.xml><?xml version="1.0" encoding="utf-8"?>
 <w:document xmlns:wpc="http://schemas.microsoft.com/office/word/2010/wordprocessingCanvas" xmlns:cx="http://schemas.microsoft.com/office/drawing/2014/chartex" xmlns:cx1="http://schemas.microsoft.com/office/drawing/2015/9/8/chartex" xmlns:cx2="http://schemas.microsoft.com/office/drawing/2015/10/21/chartex" xmlns:cx3="http://schemas.microsoft.com/office/drawing/2016/5/9/chartex" xmlns:cx4="http://schemas.microsoft.com/office/drawing/2016/5/10/chartex" xmlns:cx5="http://schemas.microsoft.com/office/drawing/2016/5/11/chartex" xmlns:cx6="http://schemas.microsoft.com/office/drawing/2016/5/12/chartex" xmlns:cx7="http://schemas.microsoft.com/office/drawing/2016/5/13/chartex" xmlns:cx8="http://schemas.microsoft.com/office/drawing/2016/5/14/chartex" xmlns:mc="http://schemas.openxmlformats.org/markup-compatibility/2006" xmlns:aink="http://schemas.microsoft.com/office/drawing/2016/ink" xmlns:am3d="http://schemas.microsoft.com/office/drawing/2017/model3d" xmlns:o="urn:schemas-microsoft-com:office:office" xmlns:oel="http://schemas.microsoft.com/office/2019/extlst" xmlns:r="http://schemas.openxmlformats.org/officeDocument/2006/relationships" xmlns:m="http://schemas.openxmlformats.org/officeDocument/2006/math" xmlns:v="urn:schemas-microsoft-com:vml" xmlns:wp14="http://schemas.microsoft.com/office/word/2010/wordprocessingDrawing" xmlns:wp="http://schemas.openxmlformats.org/drawingml/2006/wordprocessingDrawing" xmlns:w10="urn:schemas-microsoft-com:office:word" xmlns:w="http://schemas.openxmlformats.org/wordprocessingml/2006/main" xmlns:w14="http://schemas.microsoft.com/office/word/2010/wordml" xmlns:w15="http://schemas.microsoft.com/office/word/2012/wordml" xmlns:w16cex="http://schemas.microsoft.com/office/word/2018/wordml/cex" xmlns:w16cid="http://schemas.microsoft.com/office/word/2016/wordml/cid" xmlns:w16="http://schemas.microsoft.com/office/word/2018/wordml" xmlns:w16du="http://schemas.microsoft.com/office/word/2023/wordml/word16du" xmlns:w16sdtdh="http://schemas.microsoft.com/office/word/2020/wordml/sdtdatahash" xmlns:w16sdtfl="http://schemas.microsoft.com/office/word/2024/wordml/sdtformatlock" xmlns:w16se="http://schemas.microsoft.com/office/word/2015/wordml/symex" xmlns:wpg="http://schemas.microsoft.com/office/word/2010/wordprocessingGroup" xmlns:wpi="http://schemas.microsoft.com/office/word/2010/wordprocessingInk" xmlns:wne="http://schemas.microsoft.com/office/word/2006/wordml" xmlns:wps="http://schemas.microsoft.com/office/word/2010/wordprocessingShape" mc:Ignorable="w14 w15 w16se w16cid w16 w16cex w16sdtdh w16sdtfl w16du wp14">
   <w:body>
-    <w:p>
-      <w:pPr>
-        <w:spacing w:line="259" w:lineRule="auto"/>
-      </w:pPr>
-      <w:r>
-        <w:br w:type="page"/>
-      </w:r>
-    </w:p>
     <w:p/>
     <w:sectPr>
       <w:headerReference w:type="default" r:id="rId13"/>
@@ -54,20 +46,8 @@
 <w:ftr xmlns:wpc="http://schemas.microsoft.com/office/word/2010/wordprocessingCanvas" xmlns:cx="http://schemas.microsoft.com/office/drawing/2014/chartex" xmlns:cx1="http://schemas.microsoft.com/office/drawing/2015/9/8/chartex" xmlns:cx2="http://schemas.microsoft.com/office/drawing/2015/10/21/chartex" xmlns:cx3="http://schemas.microsoft.com/office/drawing/2016/5/9/chartex" xmlns:cx4="http://schemas.microsoft.com/office/drawing/2016/5/10/chartex" xmlns:cx5="http://schemas.microsoft.com/office/drawing/2016/5/11/chartex" xmlns:cx6="http://schemas.microsoft.com/office/drawing/2016/5/12/chartex" xmlns:cx7="http://schemas.microsoft.com/office/drawing/2016/5/13/chartex" xmlns:cx8="http://schemas.microsoft.com/office/drawing/2016/5/14/chartex" xmlns:mc="http://schemas.openxmlformats.org/markup-compatibility/2006" xmlns:aink="http://schemas.microsoft.com/office/drawing/2016/ink" xmlns:am3d="http://schemas.microsoft.com/office/drawing/2017/model3d" xmlns:o="urn:schemas-microsoft-com:office:office" xmlns:oel="http://schemas.microsoft.com/office/2019/extlst" xmlns:r="http://schemas.openxmlformats.org/officeDocument/2006/relationships" xmlns:m="http://schemas.openxmlformats.org/officeDocument/2006/math" xmlns:v="urn:schemas-microsoft-com:vml" xmlns:wp14="http://schemas.microsoft.com/office/word/2010/wordprocessingDrawing" xmlns:wp="http://schemas.openxmlformats.org/drawingml/2006/wordprocessingDrawing" xmlns:w10="urn:schemas-microsoft-com:office:word" xmlns:w="http://schemas.openxmlformats.org/wordprocessingml/2006/main" xmlns:w14="http://schemas.microsoft.com/office/word/2010/wordml" xmlns:w15="http://schemas.microsoft.com/office/word/2012/wordml" xmlns:w16cex="http://schemas.microsoft.com/office/word/2018/wordml/cex" xmlns:w16cid="http://schemas.microsoft.com/office/word/2016/wordml/cid" xmlns:w16="http://schemas.microsoft.com/office/word/2018/wordml" xmlns:w16du="http://schemas.microsoft.com/office/word/2023/wordml/word16du" xmlns:w16sdtdh="http://schemas.microsoft.com/office/word/2020/wordml/sdtdatahash" xmlns:w16sdtfl="http://schemas.microsoft.com/office/word/2024/wordml/sdtformatlock" xmlns:w16se="http://schemas.microsoft.com/office/word/2015/wordml/symex" xmlns:wpg="http://schemas.microsoft.com/office/word/2010/wordprocessingGroup" xmlns:wpi="http://schemas.microsoft.com/office/word/2010/wordprocessingInk" xmlns:wne="http://schemas.microsoft.com/office/word/2006/wordml" xmlns:wps="http://schemas.microsoft.com/office/word/2010/wordprocessingShape" mc:Ignorable="w14 w15 w16se w16cid w16 w16cex w16sdtdh w16sdtfl w16du wp14">
   <w:tbl>
     <w:tblPr>
-      <w:tblStyle w:val="TableGrid"/>
+      <w:tblStyle w:val="BCBlockTable"/>
       <w:tblW w:w="5000" w:type="pct"/>
-      <w:tblBorders>
-        <w:top w:val="none" w:sz="0" w:space="0" w:color="auto"/>
-        <w:left w:val="none" w:sz="0" w:space="0" w:color="auto"/>
-        <w:bottom w:val="none" w:sz="0" w:space="0" w:color="auto"/>
-        <w:right w:val="none" w:sz="0" w:space="0" w:color="auto"/>
-        <w:insideH w:val="none" w:sz="0" w:space="0" w:color="auto"/>
-        <w:insideV w:val="none" w:sz="0" w:space="0" w:color="auto"/>
-      </w:tblBorders>
-      <w:tblCellMar>
-        <w:left w:w="0" w:type="dxa"/>
-        <w:right w:w="0" w:type="dxa"/>
-      </w:tblCellMar>
       <w:tblLook w:val="0600" w:firstRow="0" w:lastRow="0" w:firstColumn="0" w:lastColumn="0" w:noHBand="1" w:noVBand="1"/>
     </w:tblPr>
     <w:tblGrid>
@@ -77,7 +57,7 @@
     <w:tr>
       <w:trPr>
         <w:cantSplit/>
-        <w:trHeight w:hRule="exact" w:val="259"/>
+        <w:trHeight w:val="259"/>
       </w:trPr>
       <w:tc>
         <w:tcPr>
@@ -88,103 +68,90 @@
           <w:pPr>
             <w:pStyle w:val="Pagina"/>
             <w:rPr>
-              <w:rFonts w:asciiTheme="minorHAnsi" w:hAnsiTheme="minorHAnsi" w:cstheme="minorHAnsi"/>
-              <w:color w:val="000000"/>
+              <w:rFonts w:cstheme="minorHAnsi"/>
               <w:szCs w:val="18"/>
             </w:rPr>
           </w:pPr>
           <w:r>
             <w:rPr>
-              <w:rFonts w:asciiTheme="minorHAnsi" w:hAnsiTheme="minorHAnsi" w:cstheme="minorHAnsi"/>
-              <w:color w:val="000000"/>
+              <w:rFonts w:cstheme="minorHAnsi"/>
               <w:szCs w:val="18"/>
             </w:rPr>
             <w:fldChar w:fldCharType="begin"/>
           </w:r>
           <w:r>
             <w:rPr>
-              <w:rFonts w:asciiTheme="minorHAnsi" w:hAnsiTheme="minorHAnsi" w:cstheme="minorHAnsi"/>
-              <w:color w:val="000000"/>
+              <w:rFonts w:cstheme="minorHAnsi"/>
               <w:szCs w:val="18"/>
             </w:rPr>
             <w:instrText xml:space="preserve"> PAGE </w:instrText>
           </w:r>
           <w:r>
             <w:rPr>
-              <w:rFonts w:asciiTheme="minorHAnsi" w:hAnsiTheme="minorHAnsi" w:cstheme="minorHAnsi"/>
-              <w:color w:val="000000"/>
+              <w:rFonts w:cstheme="minorHAnsi"/>
               <w:szCs w:val="18"/>
             </w:rPr>
             <w:fldChar w:fldCharType="separate"/>
           </w:r>
           <w:r>
             <w:rPr>
-              <w:rFonts w:asciiTheme="minorHAnsi" w:hAnsiTheme="minorHAnsi" w:cstheme="minorHAnsi"/>
-              <w:color w:val="000000"/>
+              <w:rFonts w:cstheme="minorHAnsi"/>
               <w:szCs w:val="18"/>
             </w:rPr>
             <w:t>1</w:t>
           </w:r>
           <w:r>
             <w:rPr>
-              <w:rFonts w:asciiTheme="minorHAnsi" w:hAnsiTheme="minorHAnsi" w:cstheme="minorHAnsi"/>
-              <w:color w:val="000000"/>
+              <w:rFonts w:cstheme="minorHAnsi"/>
               <w:szCs w:val="18"/>
             </w:rPr>
             <w:fldChar w:fldCharType="end"/>
           </w:r>
           <w:r>
             <w:rPr>
-              <w:rFonts w:asciiTheme="minorHAnsi" w:hAnsiTheme="minorHAnsi" w:cstheme="minorHAnsi"/>
-              <w:color w:val="000000"/>
+              <w:rFonts w:cstheme="minorHAnsi"/>
               <w:szCs w:val="18"/>
             </w:rPr>
             <w:t>/</w:t>
           </w:r>
           <w:r>
             <w:rPr>
-              <w:rFonts w:asciiTheme="minorHAnsi" w:hAnsiTheme="minorHAnsi" w:cstheme="minorHAnsi"/>
-              <w:color w:val="000000"/>
+              <w:rFonts w:cstheme="minorHAnsi"/>
               <w:szCs w:val="18"/>
             </w:rPr>
             <w:fldChar w:fldCharType="begin"/>
           </w:r>
           <w:r>
             <w:rPr>
-              <w:rFonts w:asciiTheme="minorHAnsi" w:hAnsiTheme="minorHAnsi" w:cstheme="minorHAnsi"/>
-              <w:color w:val="000000"/>
+              <w:rFonts w:cstheme="minorHAnsi"/>
               <w:szCs w:val="18"/>
             </w:rPr>
             <w:instrText xml:space="preserve"> NUMPAGES </w:instrText>
           </w:r>
           <w:r>
             <w:rPr>
-              <w:rFonts w:asciiTheme="minorHAnsi" w:hAnsiTheme="minorHAnsi" w:cstheme="minorHAnsi"/>
-              <w:color w:val="000000"/>
+              <w:rFonts w:cstheme="minorHAnsi"/>
               <w:szCs w:val="18"/>
             </w:rPr>
             <w:fldChar w:fldCharType="separate"/>
           </w:r>
           <w:r>
             <w:rPr>
-              <w:rFonts w:asciiTheme="minorHAnsi" w:hAnsiTheme="minorHAnsi" w:cstheme="minorHAnsi"/>
-              <w:color w:val="000000"/>
+              <w:rFonts w:cstheme="minorHAnsi"/>
               <w:szCs w:val="18"/>
             </w:rPr>
             <w:t>2</w:t>
           </w:r>
           <w:r>
             <w:rPr>
-              <w:rFonts w:asciiTheme="minorHAnsi" w:hAnsiTheme="minorHAnsi" w:cstheme="minorHAnsi"/>
-              <w:color w:val="000000"/>
+              <w:rFonts w:cstheme="minorHAnsi"/>
               <w:szCs w:val="18"/>
             </w:rPr>
             <w:fldChar w:fldCharType="end"/>
           </w:r>
           <w:r>
             <w:rPr>
-              <w:rFonts w:asciiTheme="minorHAnsi" w:hAnsiTheme="minorHAnsi" w:cstheme="minorHAnsi"/>
-              <w:color w:val="000000"/>
+              <w:rFonts w:cstheme="minorHAnsi"/>
               <w:szCs w:val="18"/>
             </w:rPr>
             <w:t xml:space="preserve"> </w:t>
@@ -194,8 +161,7 @@
       <w:sdt>
         <w:sdtPr>
           <w:rPr>
-            <w:rFonts w:asciiTheme="minorHAnsi" w:hAnsiTheme="minorHAnsi" w:cstheme="minorHAnsi"/>
-            <w:color w:val="000000"/>
+            <w:rFonts w:cstheme="minorHAnsi"/>
             <w:szCs w:val="18"/>
           </w:rPr>
           <w:alias w:val="UserName"/>
@@ -218,16 +184,14 @@
                 <w:pStyle w:val="Pagina"/>
                 <w:jc w:val="right"/>
                 <w:rPr>
-                  <w:rFonts w:asciiTheme="minorHAnsi" w:hAnsiTheme="minorHAnsi" w:cstheme="minorHAnsi"/>
-                  <w:color w:val="000000"/>
+                  <w:rFonts w:cstheme="minorHAnsi"/>
                   <w:szCs w:val="18"/>
                 </w:rPr>
               </w:pPr>
               <w:proofErr w:type="gramStart"/>
               <w:r>
                 <w:rPr>
-                  <w:rFonts w:asciiTheme="minorHAnsi" w:hAnsiTheme="minorHAnsi" w:cstheme="minorHAnsi"/>
-                  <w:color w:val="000000"/>
+                  <w:rFonts w:cstheme="minorHAnsi"/>
                   <w:szCs w:val="18"/>
                 </w:rPr>
                 <w:t>User Name</w:t>
@@ -244,8 +208,6 @@
       <w:pStyle w:val="Pagina"/>
       <w:spacing w:after="0" w:line="240" w:lineRule="auto"/>
       <w:rPr>
-        <w:rFonts w:cs="Segoe UI Semibold"/>
-        <w:color w:val="242424"/>
         <w:sz w:val="22"/>
         <w:szCs w:val="22"/>
       </w:rPr>
@@ -258,20 +220,8 @@
 <w:ftr xmlns:wpc="http://schemas.microsoft.com/office/word/2010/wordprocessingCanvas" xmlns:cx="http://schemas.microsoft.com/office/drawing/2014/chartex" xmlns:cx1="http://schemas.microsoft.com/office/drawing/2015/9/8/chartex" xmlns:cx2="http://schemas.microsoft.com/office/drawing/2015/10/21/chartex" xmlns:cx3="http://schemas.microsoft.com/office/drawing/2016/5/9/chartex" xmlns:cx4="http://schemas.microsoft.com/office/drawing/2016/5/10/chartex" xmlns:cx5="http://schemas.microsoft.com/office/drawing/2016/5/11/chartex" xmlns:cx6="http://schemas.microsoft.com/office/drawing/2016/5/12/chartex" xmlns:cx7="http://schemas.microsoft.com/office/drawing/2016/5/13/chartex" xmlns:cx8="http://schemas.microsoft.com/office/drawing/2016/5/14/chartex" xmlns:mc="http://schemas.openxmlformats.org/markup-compatibility/2006" xmlns:aink="http://schemas.microsoft.com/office/drawing/2016/ink" xmlns:am3d="http://schemas.microsoft.com/office/drawing/2017/model3d" xmlns:o="urn:schemas-microsoft-com:office:office" xmlns:oel="http://schemas.microsoft.com/office/2019/extlst" xmlns:r="http://schemas.openxmlformats.org/officeDocument/2006/relationships" xmlns:m="http://schemas.openxmlformats.org/officeDocument/2006/math" xmlns:v="urn:schemas-microsoft-com:vml" xmlns:wp14="http://schemas.microsoft.com/office/word/2010/wordprocessingDrawing" xmlns:wp="http://schemas.openxmlformats.org/drawingml/2006/wordprocessingDrawing" xmlns:w10="urn:schemas-microsoft-com:office:word" xmlns:w="http://schemas.openxmlformats.org/wordprocessingml/2006/main" xmlns:w14="http://schemas.microsoft.com/office/word/2010/wordml" xmlns:w15="http://schemas.microsoft.com/office/word/2012/wordml" xmlns:w16cex="http://schemas.microsoft.com/office/word/2018/wordml/cex" xmlns:w16cid="http://schemas.microsoft.com/office/word/2016/wordml/cid" xmlns:w16="http://schemas.microsoft.com/office/word/2018/wordml" xmlns:w16du="http://schemas.microsoft.com/office/word/2023/wordml/word16du" xmlns:w16sdtdh="http://schemas.microsoft.com/office/word/2020/wordml/sdtdatahash" xmlns:w16sdtfl="http://schemas.microsoft.com/office/word/2024/wordml/sdtformatlock" xmlns:w16se="http://schemas.microsoft.com/office/word/2015/wordml/symex" xmlns:wpg="http://schemas.microsoft.com/office/word/2010/wordprocessingGroup" xmlns:wpi="http://schemas.microsoft.com/office/word/2010/wordprocessingInk" xmlns:wne="http://schemas.microsoft.com/office/word/2006/wordml" xmlns:wps="http://schemas.microsoft.com/office/word/2010/wordprocessingShape" mc:Ignorable="w14 w15 w16se w16cid w16 w16cex w16sdtdh w16sdtfl w16du wp14">
   <w:tbl>
     <w:tblPr>
-      <w:tblStyle w:val="TableGrid"/>
+      <w:tblStyle w:val="BCBlockTable"/>
       <w:tblW w:w="5000" w:type="pct"/>
-      <w:tblBorders>
-        <w:top w:val="none" w:sz="0" w:space="0" w:color="auto"/>
-        <w:left w:val="none" w:sz="0" w:space="0" w:color="auto"/>
-        <w:bottom w:val="none" w:sz="0" w:space="0" w:color="auto"/>
-        <w:right w:val="none" w:sz="0" w:space="0" w:color="auto"/>
-        <w:insideH w:val="none" w:sz="0" w:space="0" w:color="auto"/>
-        <w:insideV w:val="none" w:sz="0" w:space="0" w:color="auto"/>
-      </w:tblBorders>
-      <w:tblCellMar>
-        <w:left w:w="0" w:type="dxa"/>
-        <w:right w:w="0" w:type="dxa"/>
-      </w:tblCellMar>
       <w:tblLook w:val="0600" w:firstRow="0" w:lastRow="0" w:firstColumn="0" w:lastColumn="0" w:noHBand="1" w:noVBand="1"/>
     </w:tblPr>
     <w:tblGrid>
@@ -281,7 +231,7 @@
     <w:tr>
       <w:trPr>
         <w:cantSplit/>
-        <w:trHeight w:hRule="exact" w:val="259"/>
+        <w:trHeight w:val="259"/>
       </w:trPr>
       <w:tc>
         <w:tcPr>
@@ -292,95 +242,83 @@
           <w:pPr>
             <w:pStyle w:val="Pagina"/>
             <w:rPr>
-              <w:rFonts w:asciiTheme="minorHAnsi" w:hAnsiTheme="minorHAnsi" w:cstheme="minorHAnsi"/>
-              <w:color w:val="000000"/>
+              <w:rFonts w:cstheme="minorHAnsi"/>
               <w:szCs w:val="18"/>
             </w:rPr>
           </w:pPr>
           <w:r>
             <w:rPr>
-              <w:rFonts w:asciiTheme="minorHAnsi" w:hAnsiTheme="minorHAnsi" w:cstheme="minorHAnsi"/>
-              <w:color w:val="000000"/>
+              <w:rFonts w:cstheme="minorHAnsi"/>
               <w:szCs w:val="18"/>
             </w:rPr>
             <w:fldChar w:fldCharType="begin"/>
           </w:r>
           <w:r>
             <w:rPr>
-              <w:rFonts w:asciiTheme="minorHAnsi" w:hAnsiTheme="minorHAnsi" w:cstheme="minorHAnsi"/>
-              <w:color w:val="000000"/>
+              <w:rFonts w:cstheme="minorHAnsi"/>
               <w:szCs w:val="18"/>
             </w:rPr>
             <w:instrText xml:space="preserve"> PAGE </w:instrText>
           </w:r>
           <w:r>
             <w:rPr>
-              <w:rFonts w:asciiTheme="minorHAnsi" w:hAnsiTheme="minorHAnsi" w:cstheme="minorHAnsi"/>
-              <w:color w:val="000000"/>
+              <w:rFonts w:cstheme="minorHAnsi"/>
               <w:szCs w:val="18"/>
             </w:rPr>
             <w:fldChar w:fldCharType="separate"/>
           </w:r>
           <w:r>
             <w:rPr>
-              <w:rFonts w:asciiTheme="minorHAnsi" w:hAnsiTheme="minorHAnsi" w:cstheme="minorHAnsi"/>
-              <w:color w:val="000000"/>
+              <w:rFonts w:cstheme="minorHAnsi"/>
               <w:szCs w:val="18"/>
             </w:rPr>
             <w:t>1</w:t>
           </w:r>
           <w:r>
             <w:rPr>
-              <w:rFonts w:asciiTheme="minorHAnsi" w:hAnsiTheme="minorHAnsi" w:cstheme="minorHAnsi"/>
-              <w:color w:val="000000"/>
+              <w:rFonts w:cstheme="minorHAnsi"/>
               <w:szCs w:val="18"/>
             </w:rPr>
             <w:fldChar w:fldCharType="end"/>
           </w:r>
           <w:r>
             <w:rPr>
-              <w:rFonts w:asciiTheme="minorHAnsi" w:hAnsiTheme="minorHAnsi" w:cstheme="minorHAnsi"/>
-              <w:color w:val="000000"/>
+              <w:rFonts w:cstheme="minorHAnsi"/>
               <w:szCs w:val="18"/>
             </w:rPr>
             <w:t>/</w:t>
           </w:r>
           <w:r>
             <w:rPr>
-              <w:rFonts w:asciiTheme="minorHAnsi" w:hAnsiTheme="minorHAnsi" w:cstheme="minorHAnsi"/>
-              <w:color w:val="000000"/>
+              <w:rFonts w:cstheme="minorHAnsi"/>
               <w:szCs w:val="18"/>
             </w:rPr>
             <w:fldChar w:fldCharType="begin"/>
           </w:r>
           <w:r>
             <w:rPr>
-              <w:rFonts w:asciiTheme="minorHAnsi" w:hAnsiTheme="minorHAnsi" w:cstheme="minorHAnsi"/>
-              <w:color w:val="000000"/>
+              <w:rFonts w:cstheme="minorHAnsi"/>
               <w:szCs w:val="18"/>
             </w:rPr>
             <w:instrText xml:space="preserve"> NUMPAGES </w:instrText>
           </w:r>
           <w:r>
             <w:rPr>
-              <w:rFonts w:asciiTheme="minorHAnsi" w:hAnsiTheme="minorHAnsi" w:cstheme="minorHAnsi"/>
-              <w:color w:val="000000"/>
+              <w:rFonts w:cstheme="minorHAnsi"/>
               <w:szCs w:val="18"/>
             </w:rPr>
             <w:fldChar w:fldCharType="separate"/>
           </w:r>
           <w:r>
             <w:rPr>
-              <w:rFonts w:asciiTheme="minorHAnsi" w:hAnsiTheme="minorHAnsi" w:cstheme="minorHAnsi"/>
-              <w:color w:val="000000"/>
+              <w:rFonts w:cstheme="minorHAnsi"/>
               <w:szCs w:val="18"/>
             </w:rPr>
             <w:t>2</w:t>
           </w:r>
           <w:r>
             <w:rPr>
-              <w:rFonts w:asciiTheme="minorHAnsi" w:hAnsiTheme="minorHAnsi" w:cstheme="minorHAnsi"/>
-              <w:color w:val="000000"/>
+              <w:rFonts w:cstheme="minorHAnsi"/>
               <w:szCs w:val="18"/>
             </w:rPr>
             <w:fldChar w:fldCharType="end"/>
@@ -390,8 +328,7 @@
       <w:sdt>
         <w:sdtPr>
           <w:rPr>
-            <w:rFonts w:asciiTheme="minorHAnsi" w:hAnsiTheme="minorHAnsi" w:cstheme="minorHAnsi"/>
-            <w:color w:val="000000"/>
+            <w:rFonts w:cstheme="minorHAnsi"/>
             <w:szCs w:val="18"/>
           </w:rPr>
           <w:alias w:val="UserName"/>
@@ -414,16 +351,14 @@
                 <w:pStyle w:val="Pagina"/>
                 <w:jc w:val="right"/>
                 <w:rPr>
-                  <w:rFonts w:asciiTheme="minorHAnsi" w:hAnsiTheme="minorHAnsi" w:cstheme="minorHAnsi"/>
-                  <w:color w:val="000000"/>
+                  <w:rFonts w:cstheme="minorHAnsi"/>
                   <w:szCs w:val="18"/>
                 </w:rPr>
               </w:pPr>
               <w:proofErr w:type="gramStart"/>
               <w:r>
                 <w:rPr>
-                  <w:rFonts w:asciiTheme="minorHAnsi" w:hAnsiTheme="minorHAnsi" w:cstheme="minorHAnsi"/>
-                  <w:color w:val="000000"/>
+                  <w:rFonts w:cstheme="minorHAnsi"/>
                   <w:szCs w:val="18"/>
                 </w:rPr>
                 <w:t>User Name</w:t>
@@ -472,12 +407,9 @@
 <w:hdr xmlns:wpc="http://schemas.microsoft.com/office/word/2010/wordprocessingCanvas" xmlns:cx="http://schemas.microsoft.com/office/drawing/2014/chartex" xmlns:cx1="http://schemas.microsoft.com/office/drawing/2015/9/8/chartex" xmlns:cx2="http://schemas.microsoft.com/office/drawing/2015/10/21/chartex" xmlns:cx3="http://schemas.microsoft.com/office/drawing/2016/5/9/chartex" xmlns:cx4="http://schemas.microsoft.com/office/drawing/2016/5/10/chartex" xmlns:cx5="http://schemas.microsoft.com/office/drawing/2016/5/11/chartex" xmlns:cx6="http://schemas.microsoft.com/office/drawing/2016/5/12/chartex" xmlns:cx7="http://schemas.microsoft.com/office/drawing/2016/5/13/chartex" xmlns:cx8="http://schemas.microsoft.com/office/drawing/2016/5/14/chartex" xmlns:mc="http://schemas.openxmlformats.org/markup-compatibility/2006" xmlns:aink="http://schemas.microsoft.com/office/drawing/2016/ink" xmlns:am3d="http://schemas.microsoft.com/office/drawing/2017/model3d" xmlns:o="urn:schemas-microsoft-com:office:office" xmlns:oel="http://schemas.microsoft.com/office/2019/extlst" xmlns:r="http://schemas.openxmlformats.org/officeDocument/2006/relationships" xmlns:m="http://schemas.openxmlformats.org/officeDocument/2006/math" xmlns:v="urn:schemas-microsoft-com:vml" xmlns:wp14="http://schemas.microsoft.com/office/word/2010/wordprocessingDrawing" xmlns:wp="http://schemas.openxmlformats.org/drawingml/2006/wordprocessingDrawing" xmlns:w10="urn:schemas-microsoft-com:office:word" xmlns:w="http://schemas.openxmlformats.org/wordprocessingml/2006/main" xmlns:w14="http://schemas.microsoft.com/office/word/2010/wordml" xmlns:w15="http://schemas.microsoft.com/office/word/2012/wordml" xmlns:w16cex="http://schemas.microsoft.com/office/word/2018/wordml/cex" xmlns:w16cid="http://schemas.microsoft.com/office/word/2016/wordml/cid" xmlns:w16="http://schemas.microsoft.com/office/word/2018/wordml" xmlns:w16du="http://schemas.microsoft.com/office/word/2023/wordml/word16du" xmlns:w16sdtdh="http://schemas.microsoft.com/office/word/2020/wordml/sdtdatahash" xmlns:w16sdtfl="http://schemas.microsoft.com/office/word/2024/wordml/sdtformatlock" xmlns:w16se="http://schemas.microsoft.com/office/word/2015/wordml/symex" xmlns:wpg="http://schemas.microsoft.com/office/word/2010/wordprocessingGroup" xmlns:wpi="http://schemas.microsoft.com/office/word/2010/wordprocessingInk" xmlns:wne="http://schemas.microsoft.com/office/word/2006/wordml" xmlns:wps="http://schemas.microsoft.com/office/word/2010/wordprocessingShape" mc:Ignorable="w14 w15 w16se w16cid w16 w16cex w16sdtdh w16sdtfl w16du wp14">
   <w:tbl>
     <w:tblPr>
+      <w:tblStyle w:val="BCBlockTable"/>
       <w:tblW w:w="5000" w:type="pct"/>
       <w:tblLayout w:type="fixed"/>
-      <w:tblCellMar>
-        <w:left w:w="0" w:type="dxa"/>
-        <w:right w:w="0" w:type="dxa"/>
-      </w:tblCellMar>
       <w:tblLook w:val="0600" w:firstRow="0" w:lastRow="0" w:firstColumn="0" w:lastColumn="0" w:noHBand="1" w:noVBand="1"/>
     </w:tblPr>
     <w:tblGrid>
@@ -496,9 +428,8 @@
         <w:sdt>
           <w:sdtPr>
             <w:rPr>
-              <w:rFonts w:asciiTheme="majorHAnsi" w:eastAsiaTheme="minorEastAsia" w:hAnsiTheme="majorHAnsi" w:cstheme="majorHAnsi"/>
               <w:sz w:val="36"/>
-              <w:szCs w:val="36"/>
+              <w:szCs w:val="52"/>
             </w:rPr>
             <w:alias w:val="ReportCaption"/>
             <w:tag w:val="#BC:InsertDataItem,BCReportInformation/ReportMetadata/ReportCaption"/>
@@ -512,19 +443,17 @@
           <w:sdtContent>
             <w:p>
               <w:pPr>
-                <w:pStyle w:val="Pagina"/>
-                <w:spacing w:after="0"/>
+                <w:pStyle w:val="Title"/>
                 <w:rPr>
-                  <w:rFonts w:ascii="Sitka Text Semibold" w:eastAsiaTheme="minorEastAsia" w:hAnsi="Sitka Text Semibold"/>
+                  <w:rFonts w:eastAsiaTheme="minorEastAsia"/>
                   <w:sz w:val="20"/>
                   <w:szCs w:val="20"/>
                 </w:rPr>
               </w:pPr>
               <w:r>
                 <w:rPr>
-                  <w:rFonts w:asciiTheme="majorHAnsi" w:eastAsiaTheme="minorEastAsia" w:hAnsiTheme="majorHAnsi" w:cstheme="majorHAnsi"/>
                   <w:sz w:val="36"/>
-                  <w:szCs w:val="36"/>
+                  <w:szCs w:val="52"/>
                 </w:rPr>
                 <w:t>Report Caption</w:t>
               </w:r>
@@ -542,14 +471,14 @@
             <w:spacing w:before="60" w:after="60"/>
             <w:jc w:val="right"/>
             <w:rPr>
-              <w:rFonts w:ascii="Sitka Text" w:eastAsiaTheme="minorEastAsia" w:hAnsi="Sitka Text"/>
+              <w:rFonts w:eastAsiaTheme="minorEastAsia"/>
               <w:szCs w:val="18"/>
             </w:rPr>
           </w:pPr>
           <w:sdt>
             <w:sdtPr>
               <w:rPr>
-                <w:rFonts w:asciiTheme="minorHAnsi" w:eastAsiaTheme="minorEastAsia" w:hAnsiTheme="minorHAnsi" w:cstheme="minorHAnsi"/>
+                <w:rFonts w:eastAsiaTheme="minorEastAsia" w:cstheme="minorHAnsi"/>
                 <w:szCs w:val="18"/>
               </w:rPr>
               <w:alias w:val="CompanyName"/>
@@ -564,21 +493,21 @@
             <w:sdtContent>
               <w:r>
                 <w:rPr>
-                  <w:rFonts w:asciiTheme="minorHAnsi" w:eastAsiaTheme="minorEastAsia" w:hAnsiTheme="minorHAnsi" w:cstheme="minorHAnsi"/>
+                  <w:rFonts w:eastAsiaTheme="minorEastAsia" w:cstheme="minorHAnsi"/>
                   <w:szCs w:val="18"/>
                 </w:rPr>
                 <w:t>Compa</w:t>
               </w:r>
               <w:r>
                 <w:rPr>
-                  <w:rFonts w:asciiTheme="minorHAnsi" w:eastAsiaTheme="minorEastAsia" w:hAnsiTheme="minorHAnsi" w:cstheme="minorHAnsi"/>
+                  <w:rFonts w:eastAsiaTheme="minorEastAsia" w:cstheme="minorHAnsi"/>
                   <w:szCs w:val="18"/>
                 </w:rPr>
                 <w:t>n</w:t>
               </w:r>
               <w:r>
                 <w:rPr>
-                  <w:rFonts w:asciiTheme="minorHAnsi" w:eastAsiaTheme="minorEastAsia" w:hAnsiTheme="minorHAnsi" w:cstheme="minorHAnsi"/>
+                  <w:rFonts w:eastAsiaTheme="minorEastAsia" w:cstheme="minorHAnsi"/>
                   <w:szCs w:val="18"/>
                 </w:rPr>
                 <w:t>y Name</w:t>
@@ -587,7 +516,7 @@
           </w:sdt>
           <w:r>
             <w:rPr>
-              <w:rFonts w:ascii="Sitka Text" w:eastAsiaTheme="minorEastAsia" w:hAnsi="Sitka Text"/>
+              <w:rFonts w:eastAsiaTheme="minorEastAsia"/>
               <w:szCs w:val="18"/>
             </w:rPr>
             <w:t xml:space="preserve"> </w:t>
@@ -625,14 +554,14 @@
             <w:spacing w:after="120"/>
             <w:jc w:val="right"/>
             <w:rPr>
-              <w:rFonts w:ascii="Sitka Text" w:eastAsiaTheme="minorEastAsia" w:hAnsi="Sitka Text"/>
+              <w:rFonts w:eastAsiaTheme="minorEastAsia"/>
               <w:szCs w:val="18"/>
             </w:rPr>
           </w:pPr>
           <w:sdt>
             <w:sdtPr>
               <w:rPr>
-                <w:rFonts w:asciiTheme="minorHAnsi" w:eastAsiaTheme="minorEastAsia" w:hAnsiTheme="minorHAnsi" w:cstheme="minorHAnsi"/>
+                <w:rFonts w:eastAsiaTheme="minorEastAsia" w:cstheme="minorHAnsi"/>
                 <w:szCs w:val="18"/>
               </w:rPr>
               <w:alias w:val="DateAndTime"/>
@@ -647,7 +576,7 @@
             <w:sdtContent>
               <w:r>
                 <w:rPr>
-                  <w:rFonts w:asciiTheme="minorHAnsi" w:eastAsiaTheme="minorEastAsia" w:hAnsiTheme="minorHAnsi" w:cstheme="minorHAnsi"/>
+                  <w:rFonts w:eastAsiaTheme="minorEastAsia" w:cstheme="minorHAnsi"/>
                   <w:szCs w:val="18"/>
                 </w:rPr>
                 <w:t xml:space="preserve">Date and </w:t>
@@ -655,7 +584,7 @@
               <w:proofErr w:type="gramStart"/>
               <w:r>
                 <w:rPr>
-                  <w:rFonts w:asciiTheme="minorHAnsi" w:eastAsiaTheme="minorEastAsia" w:hAnsiTheme="minorHAnsi" w:cstheme="minorHAnsi"/>
+                  <w:rFonts w:eastAsiaTheme="minorEastAsia" w:cstheme="minorHAnsi"/>
                   <w:szCs w:val="18"/>
                 </w:rPr>
                 <w:t>Time</w:t>
@@ -679,21 +608,9 @@
 <w:hdr xmlns:wpc="http://schemas.microsoft.com/office/word/2010/wordprocessingCanvas" xmlns:cx="http://schemas.microsoft.com/office/drawing/2014/chartex" xmlns:cx1="http://schemas.microsoft.com/office/drawing/2015/9/8/chartex" xmlns:cx2="http://schemas.microsoft.com/office/drawing/2015/10/21/chartex" xmlns:cx3="http://schemas.microsoft.com/office/drawing/2016/5/9/chartex" xmlns:cx4="http://schemas.microsoft.com/office/drawing/2016/5/10/chartex" xmlns:cx5="http://schemas.microsoft.com/office/drawing/2016/5/11/chartex" xmlns:cx6="http://schemas.microsoft.com/office/drawing/2016/5/12/chartex" xmlns:cx7="http://schemas.microsoft.com/office/drawing/2016/5/13/chartex" xmlns:cx8="http://schemas.microsoft.com/office/drawing/2016/5/14/chartex" xmlns:mc="http://schemas.openxmlformats.org/markup-compatibility/2006" xmlns:aink="http://schemas.microsoft.com/office/drawing/2016/ink" xmlns:am3d="http://schemas.microsoft.com/office/drawing/2017/model3d" xmlns:o="urn:schemas-microsoft-com:office:office" xmlns:oel="http://schemas.microsoft.com/office/2019/extlst" xmlns:r="http://schemas.openxmlformats.org/officeDocument/2006/relationships" xmlns:m="http://schemas.openxmlformats.org/officeDocument/2006/math" xmlns:v="urn:schemas-microsoft-com:vml" xmlns:wp14="http://schemas.microsoft.com/office/word/2010/wordprocessingDrawing" xmlns:wp="http://schemas.openxmlformats.org/drawingml/2006/wordprocessingDrawing" xmlns:w10="urn:schemas-microsoft-com:office:word" xmlns:w="http://schemas.openxmlformats.org/wordprocessingml/2006/main" xmlns:w14="http://schemas.microsoft.com/office/word/2010/wordml" xmlns:w15="http://schemas.microsoft.com/office/word/2012/wordml" xmlns:w16cex="http://schemas.microsoft.com/office/word/2018/wordml/cex" xmlns:w16cid="http://schemas.microsoft.com/office/word/2016/wordml/cid" xmlns:w16="http://schemas.microsoft.com/office/word/2018/wordml" xmlns:w16du="http://schemas.microsoft.com/office/word/2023/wordml/word16du" xmlns:w16sdtdh="http://schemas.microsoft.com/office/word/2020/wordml/sdtdatahash" xmlns:w16sdtfl="http://schemas.microsoft.com/office/word/2024/wordml/sdtformatlock" xmlns:w16se="http://schemas.microsoft.com/office/word/2015/wordml/symex" xmlns:wpg="http://schemas.microsoft.com/office/word/2010/wordprocessingGroup" xmlns:wpi="http://schemas.microsoft.com/office/word/2010/wordprocessingInk" xmlns:wne="http://schemas.microsoft.com/office/word/2006/wordml" xmlns:wps="http://schemas.microsoft.com/office/word/2010/wordprocessingShape" mc:Ignorable="w14 w15 w16se w16cid w16 w16cex w16sdtdh w16sdtfl w16du wp14">
   <w:tbl>
     <w:tblPr>
-      <w:tblStyle w:val="TableGrid"/>
+      <w:tblStyle w:val="BCBlockTable"/>
       <w:tblW w:w="5000" w:type="pct"/>
-      <w:tblBorders>
-        <w:top w:val="none" w:sz="0" w:space="0" w:color="auto"/>
-        <w:left w:val="none" w:sz="0" w:space="0" w:color="auto"/>
-        <w:bottom w:val="none" w:sz="0" w:space="0" w:color="auto"/>
-        <w:right w:val="none" w:sz="0" w:space="0" w:color="auto"/>
-        <w:insideH w:val="none" w:sz="0" w:space="0" w:color="auto"/>
-        <w:insideV w:val="none" w:sz="0" w:space="0" w:color="auto"/>
-      </w:tblBorders>
       <w:tblLayout w:type="fixed"/>
-      <w:tblCellMar>
-        <w:left w:w="0" w:type="dxa"/>
-        <w:right w:w="0" w:type="dxa"/>
-      </w:tblCellMar>
       <w:tblLook w:val="04A0" w:firstRow="1" w:lastRow="0" w:firstColumn="1" w:lastColumn="0" w:noHBand="0" w:noVBand="1"/>
     </w:tblPr>
     <w:tblGrid>
@@ -702,6 +619,7 @@
     </w:tblGrid>
     <w:tr>
       <w:trPr>
+        <w:cnfStyle w:val="100000000000" w:firstRow="1" w:lastRow="0" w:firstColumn="0" w:lastColumn="0" w:oddVBand="0" w:evenVBand="0" w:oddHBand="0" w:evenHBand="0" w:firstRowFirstColumn="0" w:firstRowLastColumn="0" w:lastRowFirstColumn="0" w:lastRowLastColumn="0"/>
         <w:trHeight w:val="60"/>
       </w:trPr>
       <w:tc>
@@ -713,7 +631,7 @@
         <w:sdt>
           <w:sdtPr>
             <w:rPr>
-              <w:rFonts w:asciiTheme="majorHAnsi" w:hAnsiTheme="majorHAnsi" w:cstheme="majorHAnsi"/>
+              <w:rFonts w:cstheme="majorHAnsi"/>
               <w:sz w:val="40"/>
               <w:szCs w:val="40"/>
             </w:rPr>
@@ -730,13 +648,10 @@
             <w:p>
               <w:pPr>
                 <w:spacing w:line="276" w:lineRule="auto"/>
-                <w:rPr>
-                  <w:rFonts w:ascii="Sitka Text Semibold" w:hAnsi="Sitka Text Semibold" w:cs="Segoe UI Semibold"/>
-                </w:rPr>
               </w:pPr>
               <w:r>
                 <w:rPr>
-                  <w:rFonts w:asciiTheme="majorHAnsi" w:hAnsiTheme="majorHAnsi" w:cstheme="majorHAnsi"/>
+                  <w:rFonts w:cstheme="majorHAnsi"/>
                   <w:sz w:val="40"/>
                   <w:szCs w:val="40"/>
                 </w:rPr>
@@ -760,15 +675,9 @@
             </w:tabs>
             <w:spacing w:before="60" w:after="60"/>
             <w:jc w:val="right"/>
-            <w:rPr>
-              <w:color w:val="242424"/>
-            </w:rPr>
           </w:pPr>
           <w:sdt>
             <w:sdtPr>
-              <w:rPr>
-                <w:color w:val="242424"/>
-              </w:rPr>
               <w:alias w:val="DateAndTime"/>
               <w:tag w:val="#BC:InsertDataItem,BCReportInformation/ReportRequest/DateAndTime"/>
               <w:id w:val="-944533551"/>
@@ -785,7 +694,6 @@
               <w:rPr>
                 <w:rFonts w:cstheme="minorHAnsi"/>
                 <w:noProof/>
-                <w:color w:val="242424"/>
                 <w:sz w:val="18"/>
               </w:rPr>
               <w:alias w:val="CompanyName"/>
@@ -802,7 +710,6 @@
                 <w:rPr>
                   <w:rFonts w:cstheme="minorHAnsi"/>
                   <w:noProof/>
-                  <w:color w:val="242424"/>
                   <w:sz w:val="18"/>
                 </w:rPr>
                 <w:t>Company Name</w:t>
@@ -814,6 +721,7 @@
     </w:tr>
     <w:tr>
       <w:trPr>
+        <w:cnfStyle w:val="000000100000" w:firstRow="0" w:lastRow="0" w:firstColumn="0" w:lastColumn="0" w:oddVBand="0" w:evenVBand="0" w:oddHBand="1" w:evenHBand="0" w:firstRowFirstColumn="0" w:firstRowLastColumn="0" w:lastRowFirstColumn="0" w:lastRowLastColumn="0"/>
         <w:trHeight w:val="60"/>
       </w:trPr>
       <w:tc>
@@ -840,39 +748,23 @@
           <w:pPr>
             <w:pStyle w:val="Header"/>
             <w:jc w:val="right"/>
-            <w:rPr>
-              <w:rFonts w:ascii="Segoe UI" w:hAnsi="Segoe UI" w:cs="Segoe UI"/>
-            </w:rPr>
           </w:pPr>
           <w:r>
-            <w:rPr>
-              <w:rFonts w:ascii="Segoe UI" w:hAnsi="Segoe UI" w:cs="Segoe UI"/>
-            </w:rPr>
             <w:fldChar w:fldCharType="begin"/>
           </w:r>
           <w:r>
-            <w:rPr>
-              <w:rFonts w:ascii="Segoe UI" w:hAnsi="Segoe UI" w:cs="Segoe UI"/>
-            </w:rPr>
             <w:instrText xml:space="preserve"> DATE \@ "dddd, d MMMM yyyy" </w:instrText>
           </w:r>
           <w:r>
-            <w:rPr>
-              <w:rFonts w:ascii="Segoe UI" w:hAnsi="Segoe UI" w:cs="Segoe UI"/>
-            </w:rPr>
             <w:fldChar w:fldCharType="separate"/>
           </w:r>
           <w:r>
             <w:rPr>
-              <w:rFonts w:ascii="Segoe UI" w:hAnsi="Segoe UI" w:cs="Segoe UI"/>
               <w:noProof/>
             </w:rPr>
-            <w:t>Friday, 11 September 2026</w:t>
+            <w:t>Friday, 9 October 2026</w:t>
           </w:r>
           <w:r>
-            <w:rPr>
-              <w:rFonts w:ascii="Segoe UI" w:hAnsi="Segoe UI" w:cs="Segoe UI"/>
-            </w:rPr>
             <w:fldChar w:fldCharType="end"/>
           </w:r>
         </w:p>
@@ -885,9 +777,6 @@
               <w:tab w:val="right" w:pos="10440"/>
             </w:tabs>
             <w:jc w:val="right"/>
-            <w:rPr>
-              <w:color w:val="242424"/>
-            </w:rPr>
           </w:pPr>
         </w:p>
       </w:tc>
@@ -1916,15 +1805,14 @@
   <w:style w:type="paragraph" w:default="1" w:styleId="Normal">
     <w:name w:val="Normal"/>
     <w:qFormat/>
-    <w:rsid w:val="00CD66F1"/>
+    <w:rsid w:val="00CB1A4D"/>
     <w:pPr>
       <w:spacing w:line="278" w:lineRule="auto"/>
     </w:pPr>
     <w:rPr>
-      <w:color w:val="000000" w:themeColor="text1"/>
       <w:kern w:val="2"/>
-      <w:sz w:val="16"/>
-      <w:szCs w:val="16"/>
+      <w:sz w:val="24"/>
+      <w:szCs w:val="24"/>
       <w14:ligatures w14:val="standardContextual"/>
     </w:rPr>
   </w:style>
@@ -1981,8 +1869,6 @@
     <w:rPr>
       <w:rFonts w:asciiTheme="majorHAnsi" w:eastAsiaTheme="majorEastAsia" w:hAnsiTheme="majorHAnsi" w:cstheme="majorBidi"/>
       <w:color w:val="1F4D78" w:themeColor="accent1" w:themeShade="7F"/>
-      <w:sz w:val="24"/>
-      <w:szCs w:val="24"/>
     </w:rPr>
   </w:style>
   <w:style w:type="paragraph" w:styleId="Heading4">
@@ -2115,6 +2001,7 @@
     <w:uiPriority w:val="1"/>
     <w:semiHidden/>
     <w:unhideWhenUsed/>
+    <w:rsid w:val="00CB1A4D"/>
   </w:style>
   <w:style w:type="table" w:default="1" w:styleId="TableNormal">
     <w:name w:val="Normal Table"/>
@@ -2136,6 +2023,7 @@
     <w:uiPriority w:val="99"/>
     <w:semiHidden/>
     <w:unhideWhenUsed/>
+    <w:rsid w:val="00CB1A4D"/>
   </w:style>
   <w:style w:type="table" w:styleId="TableGrid">
     <w:name w:val="Table Grid"/>
@@ -2458,9 +2346,7 @@
     <w:qFormat/>
     <w:rsid w:val="006A7DAE"/>
     <w:rPr>
-      <w:rFonts w:ascii="Segoe UI" w:hAnsi="Segoe UI"/>
       <w:sz w:val="18"/>
-      <w:szCs w:val="24"/>
     </w:rPr>
   </w:style>
   <w:style w:type="character" w:customStyle="1" w:styleId="PaginaChar">
@@ -28674,7 +28560,6 @@
     <w:basedOn w:val="NoSpacing"/>
     <w:next w:val="Normal"/>
     <w:uiPriority w:val="2"/>
-    <w:qFormat/>
     <w:rsid w:val="00CD66F1"/>
     <w:pPr>
       <w:keepNext/>
@@ -28688,7 +28573,6 @@
     <w:basedOn w:val="BCLabel"/>
     <w:next w:val="Normal"/>
     <w:uiPriority w:val="2"/>
-    <w:qFormat/>
     <w:rsid w:val="00CD66F1"/>
     <w:rPr>
       <w14:numSpacing w14:val="tabular"/>
@@ -28699,7 +28583,6 @@
     <w:basedOn w:val="NoSpacing"/>
     <w:next w:val="Normal"/>
     <w:uiPriority w:val="2"/>
-    <w:qFormat/>
     <w:rsid w:val="00CD66F1"/>
     <w:rPr>
       <w14:numSpacing w14:val="tabular"/>
@@ -28710,7 +28593,6 @@
     <w:basedOn w:val="Quote"/>
     <w:next w:val="Normal"/>
     <w:uiPriority w:val="2"/>
-    <w:qFormat/>
     <w:rsid w:val="00CD66F1"/>
     <w:pPr>
       <w:tabs>
@@ -29220,42 +29102,19 @@
     <w:sig w:usb0="00000001" w:usb1="10000040" w:usb2="00000000" w:usb3="00000000" w:csb0="80000001" w:csb1="00000000"/>
   </w:font>
   <w:font w:name="IDAutomation2D">
-    <w:altName w:val="Times New Roman"/>
+    <w:altName w:val="Cambria"/>
     <w:charset w:val="00"/>
     <w:family w:val="auto"/>
     <w:pitch w:val="variable"/>
     <w:sig w:usb0="00000003" w:usb1="10000000" w:usb2="00000000" w:usb3="00000000" w:csb0="80000001" w:csb1="00000000"/>
   </w:font>
-  <w:font w:name="Sitka Text Semibold">
-    <w:panose1 w:val="00000000000000000000"/>
-    <w:charset w:val="00"/>
-    <w:family w:val="auto"/>
-    <w:pitch w:val="variable"/>
-    <w:sig w:usb0="A00002EF" w:usb1="4000204B" w:usb2="00000000" w:usb3="00000000" w:csb0="0000019F" w:csb1="00000000"/>
-  </w:font>
-  <w:font w:name="Sitka Text">
-    <w:panose1 w:val="00000000000000000000"/>
-    <w:charset w:val="00"/>
-    <w:family w:val="auto"/>
-    <w:pitch w:val="variable"/>
-    <w:sig w:usb0="A00002EF" w:usb1="4000204B" w:usb2="00000000" w:usb3="00000000" w:csb0="0000019F" w:csb1="00000000"/>
-  </w:font>
-  <w:font w:name="Segoe UI Semibold">
-    <w:panose1 w:val="020B0702040204020203"/>
-    <w:charset w:val="00"/>
-    <w:family w:val="swiss"/>
-    <w:pitch w:val="variable"/>
-    <w:sig w:usb0="E4002EFF" w:usb1="C000E47F" w:usb2="00000009" w:usb3="00000000" w:csb0="000001FF" w:csb1="00000000"/>
-  </w:font>
   <w:font w:name="Aptos">
-    <w:panose1 w:val="020B0004020202020204"/>
     <w:charset w:val="00"/>
     <w:family w:val="swiss"/>
     <w:pitch w:val="variable"/>
     <w:sig w:usb0="20000287" w:usb1="00000003" w:usb2="00000000" w:usb3="00000000" w:csb0="0000019F" w:csb1="00000000"/>
   </w:font>
   <w:font w:name="Aptos Display">
-    <w:panose1 w:val="020B0004020202020204"/>
     <w:charset w:val="00"/>
     <w:family w:val="swiss"/>
     <w:pitch w:val="variable"/>
@@ -29329,6 +29188,7 @@
     <w:rsid w:val="0080614B"/>
     <w:rsid w:val="00822ACB"/>
     <w:rsid w:val="00825186"/>
+    <w:rsid w:val="00827C01"/>
     <w:rsid w:val="0087642A"/>
     <w:rsid w:val="00893E38"/>
     <w:rsid w:val="0089757A"/>
@@ -29369,6 +29229,7 @@
     <w:rsid w:val="00F7229E"/>
     <w:rsid w:val="00F8201A"/>
     <w:rsid w:val="00F97378"/>
+    <w:rsid w:val="00FC2A09"/>
     <w:rsid w:val="00FD1359"/>
     <w:rsid w:val="00FE2E14"/>
   </w:rsids>
@@ -30190,159 +30051,6 @@
 </file>
 
 <file path=customXml/item1.xml><?xml version="1.0" encoding="utf-8"?>
-<b:Sources xmlns:b="http://schemas.openxmlformats.org/officeDocument/2006/bibliography" xmlns="http://schemas.openxmlformats.org/officeDocument/2006/bibliography" SelectedStyle="\APASixthEditionOfficeOnline.xsl" StyleName="APA" Version="6"/>
-</file>
-
-<file path=customXml/item2.xml>��< ? x m l   v e r s i o n = " 1 . 0 "   e n c o d i n g = " u t f - 1 6 " ? > < N a v W o r d R e p o r t X m l P a r t   x m l n s = " u r n : m i c r o s o f t - d y n a m i c s - n a v / r e p o r t s / T e n a n t _ R e p o r t _ D e f a u l t s / 2 0 0 0 0 0 0 0 0 1 / " > - 
-     < B C R e p o r t I n f o r m a t i o n > - 
-         < R e p o r t M e t a d a t a > - 
-             < E x t e n s i o n I d > E x t e n s i o n   I D < / E x t e n s i o n I d > - 
-             < E x t e n s i o n N a m e > E x t e n s i o n   N a m e < / E x t e n s i o n N a m e > - 
-             < E x t e n s i o n P u b l i s h e r > E x t e n s i o n   P u b l i s h e r < / E x t e n s i o n P u b l i s h e r > - 
-             < E x t e n s i o n V e r s i o n > E x t e n s i o n   V e r s i o n < / E x t e n s i o n V e r s i o n > - 
-             < R e p o r t I d > R e p o r t   I D < / R e p o r t I d > - 
-             < R e p o r t N a m e > R e p o r t   N a m e < / R e p o r t N a m e > - 
-             < R e p o r t C a p t i o n > R e p o r t   C a p t i o n < / R e p o r t C a p t i o n > - 
-             < A b o u t T h i s R e p o r t T i t l e > A b o u t   T h i s   R e p o r t   T i t l e < / A b o u t T h i s R e p o r t T i t l e > - 
-             < A b o u t T h i s R e p o r t T e x t > A b o u t   T h i s   R e p o r t   T e x t < / A b o u t T h i s R e p o r t T e x t > - 
-             < R e p o r t H e l p L i n k > R e p o r t   H e l p   L i n k < / R e p o r t H e l p L i n k > - 
-         < / R e p o r t M e t a d a t a > - 
-         < R e p o r t R e q u e s t > - 
-             < T e n a n t E n t r a I d > T e n a n t   E n t r a   I d < / T e n a n t E n t r a I d > - 
-             < E n v i r o n m e n t N a m e > E n v i r o n m e n t   N a m e < / E n v i r o n m e n t N a m e > - 
-             < E n v i r o n m e n t T y p e > E n v i r o n m e n t   T y p e < / E n v i r o n m e n t T y p e > - 
-             < C o m p a n y N a m e > C o m p a n y   N a m e < / C o m p a n y N a m e > - 
-             < C o m p a n y D i s p l a y N a m e > C o m p a n y   D i s p l a y   N a m e < / C o m p a n y D i s p l a y N a m e > - 
-             < C o m p a n y I d > C o m p a n y   I D < / C o m p a n y I d > - 
-             < U s e r N a m e > U s e r   N a m e < / U s e r N a m e > - 
-             < D a t e A n d T i m e > D a t e   a n d   T i m e < / D a t e A n d T i m e > - 
-             < L a n g u a g e > L a n g u a g e < / L a n g u a g e > - 
-             < F o r m a t R e g i o n > F o r m a t   R e g i o n < / F o r m a t R e g i o n > - 
-             < D a t e T i m e V a l u e s > - 
-                 < Y e a r > Y e a r < / Y e a r > - 
-                 < M o n t h N u m b e r > M o n t h   N u m b e r < / M o n t h N u m b e r > - 
-                 < D a y N u m b e r > D a y   N u m b e r < / D a y N u m b e r > - 
-                 < H o u r > H o u r < / H o u r > - 
-                 < M i n u t e > M i n u t e < / M i n u t e > - 
-             < / D a t e T i m e V a l u e s > - 
-         < / R e p o r t R e q u e s t > - 
-         < C o m p a n y M e t a d a t a > - 
-             < C o m p a n y N a m e > C o m p a n y   N a m e < / C o m p a n y N a m e > - 
-             < C o m p a n y D i s p l a y N a m e > C o m p a n y   D i s p l a y   N a m e < / C o m p a n y D i s p l a y N a m e > - 
-             < C o m p a n y A d d r e s s L i n e s > - 
-                 < C o m p a n y A d d r e s s L i n e 1 > C o m p a n y   A d d r e s s   L i n e   1 < / C o m p a n y A d d r e s s L i n e 1 > - 
-                 < C o m p a n y A d d r e s s L i n e 2 > C o m p a n y   A d d r e s s   L i n e   2 < / C o m p a n y A d d r e s s L i n e 2 > - 
-                 < C o m p a n y A d d r e s s L i n e 3 > C o m p a n y   A d d r e s s   L i n e   3 < / C o m p a n y A d d r e s s L i n e 3 > - 
-                 < C o m p a n y A d d r e s s L i n e 4 > C o m p a n y   A d d r e s s   L i n e   4 < / C o m p a n y A d d r e s s L i n e 4 > - 
-                 < C o m p a n y A d d r e s s L i n e 5 > C o m p a n y   A d d r e s s   L i n e   5 < / C o m p a n y A d d r e s s L i n e 5 > - 
-                 < C o m p a n y A d d r e s s L i n e 6 > C o m p a n y   A d d r e s s   L i n e   6 < / C o m p a n y A d d r e s s L i n e 6 > - 
-                 < C o m p a n y A d d r e s s L i n e 7 > C o m p a n y   A d d r e s s   L i n e   7 < / C o m p a n y A d d r e s s L i n e 7 > - 
-                 < C o m p a n y A d d r e s s L i n e 8 > C o m p a n y   A d d r e s s   L i n e   8 < / C o m p a n y A d d r e s s L i n e 8 > - 
-             < / C o m p a n y A d d r e s s L i n e s > - 
-             < C o m p a n y P h o n e > C o m p a n y   P h o n e < / C o m p a n y P h o n e > - 
-             < C o m p a n y P h o n e C a p t i o n > C o m p a n y   P h o n e   C a p t i o n < / C o m p a n y P h o n e C a p t i o n > - 
-             < C o m p a n y F a x N o > C o m p a n y   F a x   N o . < / C o m p a n y F a x N o > - 
-             < C o m p a n y F a x N o C a p t i o n > C o m p a n y   F a x   N o .   C a p t i o n < / C o m p a n y F a x N o C a p t i o n > - 
-             < C o m p a n y E m a i l > C o m p a n y   E m a i l < / C o m p a n y E m a i l > - 
-             < C o m p a n y E m a i l C a p t i o n > C o m p a n y   E m a i l   C a p t i o n < / C o m p a n y E m a i l C a p t i o n > - 
-             < C o m p a n y H o m e P a g e > C o m p a n y   H o m e   P a g e < / C o m p a n y H o m e P a g e > - 
-             < C o m p a n y H o m e P a g e C a p t i o n > C o m p a n y   H o m e   P a g e   C a p t i o n < / C o m p a n y H o m e P a g e C a p t i o n > - 
-             < C o m p a n y L o g o > C o m p a n y   L o g o < / C o m p a n y L o g o > - 
-             < C o m p a n y V A T R e g i s t r a t i o n N o > C o m p a n y   V A T   R e g i s t r a t i o n   N o . < / C o m p a n y V A T R e g i s t r a t i o n N o > - 
-             < C o m p a n y V A T R e g i s t r a t i o n N o C a p t i o n > C o m p a n y   V A T   R e g i s t r a t i o n   N o .   C a p t i o n < / C o m p a n y V A T R e g i s t r a t i o n N o C a p t i o n > - 
-             < C o m p a n y R e g i s t r a t i o n N o > C o m p a n y   R e g i s t r a t i o n   N o . < / C o m p a n y R e g i s t r a t i o n N o > - 
-             < C o m p a n y R e g i s t r a t i o n N o C a p t i o n > C o m p a n y   R e g i s t r a t i o n   N o .   C a p t i o n < / C o m p a n y R e g i s t r a t i o n N o C a p t i o n > - 
-             < C o m p a n y B a n k N a m e > C o m p a n y   B a n k   N a m e < / C o m p a n y B a n k N a m e > - 
-             < C o m p a n y B a n k N a m e C a p t i o n > C o m p a n y   B a n k   N a m e   C a p t i o n < / C o m p a n y B a n k N a m e C a p t i o n > - 
-             < C o m p a n y B a n k A c c o u n t N o > C o m p a n y   B a n k   A c c o u n t   N o . < / C o m p a n y B a n k A c c o u n t N o > - 
-             < C o m p a n y B a n k A c c o u n t N o C a p t i o n > C o m p a n y   B a n k   A c c o u n t   N o .   C a p t i o n < / C o m p a n y B a n k A c c o u n t N o C a p t i o n > - 
-             < C o m p a n y B a n k B r a n c h N o > C o m p a n y   B a n k   B r a n c h   N o . < / C o m p a n y B a n k B r a n c h N o > - 
-             < C o m p a n y B a n k B r a n c h N o C a p t i o n > C o m p a n y   B a n k   B r a n c h   N o .   C a p t i o n < / C o m p a n y B a n k B r a n c h N o C a p t i o n > - 
-             < C o m p a n y I B A N > C o m p a n y   I B A N < / C o m p a n y I B A N > - 
-             < C o m p a n y I B A N C a p t i o n > C o m p a n y   I B A N   C a p t i o n < / C o m p a n y I B A N C a p t i o n > - 
-             < C o m p a n y B a n k S W I F T > C o m p a n y   B a n k   S W I F T < / C o m p a n y B a n k S W I F T > - 
-             < C o m p a n y B a n k S W I F T C a p t i o n > C o m p a n y   B a n k   S W I F T   C a p t i o n < / C o m p a n y B a n k S W I F T C a p t i o n > - 
-             < C o m p a n y G i r o N o > C o m p a n y   G i r o   N o . < / C o m p a n y G i r o N o > - 
-             < C o m p a n y G i r o N o C a p t i o n > C o m p a n y   G i r o   N o .   C a p t i o n < / C o m p a n y G i r o N o C a p t i o n > - 
-         < / C o m p a n y M e t a d a t a > - 
-     < / B C R e p o r t I n f o r m a t i o n > - 
- < / N a v W o r d R e p o r t X m l P a r t > 
-</file>
-
-<file path=customXml/item3.xml><?xml version="1.0" encoding="utf-8"?>
 <ct:contentTypeSchema xmlns:ct="http://schemas.microsoft.com/office/2006/metadata/contentType" xmlns:ma="http://schemas.microsoft.com/office/2006/metadata/properties/metaAttributes" ct:_="" ma:_="" ma:contentTypeName="Document" ma:contentTypeID="0x0101001DCAE6B6EBFA5442B0B9E84E60AFF245" ma:contentTypeVersion="18" ma:contentTypeDescription="Create a new document." ma:contentTypeScope="" ma:versionID="69eec3b24558e1297a79cd42e69b0397">
   <xsd:schema xmlns:xsd="http://www.w3.org/2001/XMLSchema" xmlns:xs="http://www.w3.org/2001/XMLSchema" xmlns:p="http://schemas.microsoft.com/office/2006/metadata/properties" xmlns:ns1="http://schemas.microsoft.com/sharepoint/v3" xmlns:ns2="178f68d8-b893-4efd-8406-fab0f21873e4" xmlns:ns3="b83e059f-de16-406c-a902-3d56d4e79ec8" targetNamespace="http://schemas.microsoft.com/office/2006/metadata/properties" ma:root="true" ma:fieldsID="0f52a3acd42ec0bd0d267ba89c916a39" ns1:_="" ns2:_="" ns3:_="">
     <xsd:import namespace="http://schemas.microsoft.com/sharepoint/v3"/>
@@ -30608,7 +30316,185 @@
 </ct:contentTypeSchema>
 </file>
 
-<file path=customXml/item4.xml>��< ? x m l   v e r s i o n = " 1 . 0 "   e n c o d i n g = " u t f - 1 6 " ? > < N a v W o r d R e p o r t X m l P a r t   x m l n s = " u r n : m i c r o s o f t - d y n a m i c s - b u s i n e s s c e n t r a l / i n t e r n a l / e x t e n d e d / r e p o r t s / T e n a n t _ R e p o r t _ D e f a u l t s / 2 0 0 0 0 0 0 0 0 1 / " > +<file path=customXml/item2.xml>��< ? x m l   v e r s i o n = " 1 . 0 "   e n c o d i n g = " u t f - 1 6 " ? > < N a v W o r d R e p o r t X m l P a r t   x m l n s = " u r n : m i c r o s o f t - d y n a m i c s - n a v / r e p o r t s / T e n a n t _ R e p o r t _ D e f a u l t s / 2 0 0 0 0 0 0 0 0 1 / " > + 
+     < B C R e p o r t I n f o r m a t i o n > + 
+         < R e p o r t M e t a d a t a > + 
+             < E x t e n s i o n I d > E x t e n s i o n   I D < / E x t e n s i o n I d > + 
+             < E x t e n s i o n N a m e > E x t e n s i o n   N a m e < / E x t e n s i o n N a m e > + 
+             < E x t e n s i o n P u b l i s h e r > E x t e n s i o n   P u b l i s h e r < / E x t e n s i o n P u b l i s h e r > + 
+             < E x t e n s i o n V e r s i o n > E x t e n s i o n   V e r s i o n < / E x t e n s i o n V e r s i o n > + 
+             < R e p o r t I d > R e p o r t   I D < / R e p o r t I d > + 
+             < R e p o r t N a m e > R e p o r t   N a m e < / R e p o r t N a m e > + 
+             < R e p o r t C a p t i o n > R e p o r t   C a p t i o n < / R e p o r t C a p t i o n > + 
+             < A b o u t T h i s R e p o r t T i t l e > A b o u t   T h i s   R e p o r t   T i t l e < / A b o u t T h i s R e p o r t T i t l e > + 
+             < A b o u t T h i s R e p o r t T e x t > A b o u t   T h i s   R e p o r t   T e x t < / A b o u t T h i s R e p o r t T e x t > + 
+             < R e p o r t H e l p L i n k > R e p o r t   H e l p   L i n k < / R e p o r t H e l p L i n k > + 
+         < / R e p o r t M e t a d a t a > + 
+         < R e p o r t R e q u e s t > + 
+             < T e n a n t E n t r a I d > T e n a n t   E n t r a   I d < / T e n a n t E n t r a I d > + 
+             < E n v i r o n m e n t N a m e > E n v i r o n m e n t   N a m e < / E n v i r o n m e n t N a m e > + 
+             < E n v i r o n m e n t T y p e > E n v i r o n m e n t   T y p e < / E n v i r o n m e n t T y p e > + 
+             < C o m p a n y N a m e > C o m p a n y   N a m e < / C o m p a n y N a m e > + 
+             < C o m p a n y D i s p l a y N a m e > C o m p a n y   D i s p l a y   N a m e < / C o m p a n y D i s p l a y N a m e > + 
+             < C o m p a n y I d > C o m p a n y   I D < / C o m p a n y I d > + 
+             < U s e r N a m e > U s e r   N a m e < / U s e r N a m e > + 
+             < D a t e A n d T i m e > D a t e   a n d   T i m e < / D a t e A n d T i m e > + 
+             < L a n g u a g e > L a n g u a g e < / L a n g u a g e > + 
+             < F o r m a t R e g i o n > F o r m a t   R e g i o n < / F o r m a t R e g i o n > + 
+             < D a t e T i m e V a l u e s > + 
+                 < Y e a r > Y e a r < / Y e a r > + 
+                 < M o n t h N u m b e r > M o n t h   N u m b e r < / M o n t h N u m b e r > + 
+                 < D a y N u m b e r > D a y   N u m b e r < / D a y N u m b e r > + 
+                 < H o u r > H o u r < / H o u r > + 
+                 < M i n u t e > M i n u t e < / M i n u t e > + 
+             < / D a t e T i m e V a l u e s > + 
+         < / R e p o r t R e q u e s t > + 
+         < C o m p a n y M e t a d a t a > + 
+             < C o m p a n y N a m e > C o m p a n y   N a m e < / C o m p a n y N a m e > + 
+             < C o m p a n y D i s p l a y N a m e > C o m p a n y   D i s p l a y   N a m e < / C o m p a n y D i s p l a y N a m e > + 
+             < C o m p a n y A d d r e s s L i n e s > + 
+                 < C o m p a n y A d d r e s s L i n e 1 > C o m p a n y   A d d r e s s   L i n e   1 < / C o m p a n y A d d r e s s L i n e 1 > + 
+                 < C o m p a n y A d d r e s s L i n e 2 > C o m p a n y   A d d r e s s   L i n e   2 < / C o m p a n y A d d r e s s L i n e 2 > + 
+                 < C o m p a n y A d d r e s s L i n e 3 > C o m p a n y   A d d r e s s   L i n e   3 < / C o m p a n y A d d r e s s L i n e 3 > + 
+                 < C o m p a n y A d d r e s s L i n e 4 > C o m p a n y   A d d r e s s   L i n e   4 < / C o m p a n y A d d r e s s L i n e 4 > + 
+                 < C o m p a n y A d d r e s s L i n e 5 > C o m p a n y   A d d r e s s   L i n e   5 < / C o m p a n y A d d r e s s L i n e 5 > + 
+                 < C o m p a n y A d d r e s s L i n e 6 > C o m p a n y   A d d r e s s   L i n e   6 < / C o m p a n y A d d r e s s L i n e 6 > + 
+                 < C o m p a n y A d d r e s s L i n e 7 > C o m p a n y   A d d r e s s   L i n e   7 < / C o m p a n y A d d r e s s L i n e 7 > + 
+                 < C o m p a n y A d d r e s s L i n e 8 > C o m p a n y   A d d r e s s   L i n e   8 < / C o m p a n y A d d r e s s L i n e 8 > + 
+             < / C o m p a n y A d d r e s s L i n e s > + 
+             < C o m p a n y P h o n e > C o m p a n y   P h o n e < / C o m p a n y P h o n e > + 
+             < C o m p a n y P h o n e C a p t i o n > C o m p a n y   P h o n e   C a p t i o n < / C o m p a n y P h o n e C a p t i o n > + 
+             < C o m p a n y F a x N o > C o m p a n y   F a x   N o . < / C o m p a n y F a x N o > + 
+             < C o m p a n y F a x N o C a p t i o n > C o m p a n y   F a x   N o .   C a p t i o n < / C o m p a n y F a x N o C a p t i o n > + 
+             < C o m p a n y E m a i l > C o m p a n y   E m a i l < / C o m p a n y E m a i l > + 
+             < C o m p a n y E m a i l C a p t i o n > C o m p a n y   E m a i l   C a p t i o n < / C o m p a n y E m a i l C a p t i o n > + 
+             < C o m p a n y H o m e P a g e > C o m p a n y   H o m e   P a g e < / C o m p a n y H o m e P a g e > + 
+             < C o m p a n y H o m e P a g e C a p t i o n > C o m p a n y   H o m e   P a g e   C a p t i o n < / C o m p a n y H o m e P a g e C a p t i o n > + 
+             < C o m p a n y L o g o > C o m p a n y   L o g o < / C o m p a n y L o g o > + 
+             < C o m p a n y V A T R e g i s t r a t i o n N o > C o m p a n y   V A T   R e g i s t r a t i o n   N o . < / C o m p a n y V A T R e g i s t r a t i o n N o > + 
+             < C o m p a n y V A T R e g i s t r a t i o n N o C a p t i o n > C o m p a n y   V A T   R e g i s t r a t i o n   N o .   C a p t i o n < / C o m p a n y V A T R e g i s t r a t i o n N o C a p t i o n > + 
+             < C o m p a n y R e g i s t r a t i o n N o > C o m p a n y   R e g i s t r a t i o n   N o . < / C o m p a n y R e g i s t r a t i o n N o > + 
+             < C o m p a n y R e g i s t r a t i o n N o C a p t i o n > C o m p a n y   R e g i s t r a t i o n   N o .   C a p t i o n < / C o m p a n y R e g i s t r a t i o n N o C a p t i o n > + 
+             < C o m p a n y B a n k N a m e > C o m p a n y   B a n k   N a m e < / C o m p a n y B a n k N a m e > + 
+             < C o m p a n y B a n k N a m e C a p t i o n > C o m p a n y   B a n k   N a m e   C a p t i o n < / C o m p a n y B a n k N a m e C a p t i o n > + 
+             < C o m p a n y B a n k A c c o u n t N o > C o m p a n y   B a n k   A c c o u n t   N o . < / C o m p a n y B a n k A c c o u n t N o > + 
+             < C o m p a n y B a n k A c c o u n t N o C a p t i o n > C o m p a n y   B a n k   A c c o u n t   N o .   C a p t i o n < / C o m p a n y B a n k A c c o u n t N o C a p t i o n > + 
+             < C o m p a n y B a n k B r a n c h N o > C o m p a n y   B a n k   B r a n c h   N o . < / C o m p a n y B a n k B r a n c h N o > + 
+             < C o m p a n y B a n k B r a n c h N o C a p t i o n > C o m p a n y   B a n k   B r a n c h   N o .   C a p t i o n < / C o m p a n y B a n k B r a n c h N o C a p t i o n > + 
+             < C o m p a n y I B A N > C o m p a n y   I B A N < / C o m p a n y I B A N > + 
+             < C o m p a n y I B A N C a p t i o n > C o m p a n y   I B A N   C a p t i o n < / C o m p a n y I B A N C a p t i o n > + 
+             < C o m p a n y B a n k S W I F T > C o m p a n y   B a n k   S W I F T < / C o m p a n y B a n k S W I F T > + 
+             < C o m p a n y B a n k S W I F T C a p t i o n > C o m p a n y   B a n k   S W I F T   C a p t i o n < / C o m p a n y B a n k S W I F T C a p t i o n > + 
+             < C o m p a n y G i r o N o > C o m p a n y   G i r o   N o . < / C o m p a n y G i r o N o > + 
+             < C o m p a n y G i r o N o C a p t i o n > C o m p a n y   G i r o   N o .   C a p t i o n < / C o m p a n y G i r o N o C a p t i o n > + 
+         < / C o m p a n y M e t a d a t a > + 
+     < / B C R e p o r t I n f o r m a t i o n > + 
+ < / N a v W o r d R e p o r t X m l P a r t > 
+</file>
+
+<file path=customXml/item3.xml><?xml version="1.0" encoding="utf-8"?>
+<b:Sources xmlns:b="http://schemas.openxmlformats.org/officeDocument/2006/bibliography" xmlns="http://schemas.openxmlformats.org/officeDocument/2006/bibliography" SelectedStyle="\APASixthEditionOfficeOnline.xsl" StyleName="APA" Version="6"/>
+</file>
+
+<file path=customXml/item4.xml><?xml version="1.0" encoding="utf-8"?>
+<p:properties xmlns:p="http://schemas.microsoft.com/office/2006/metadata/properties" xmlns:xsi="http://www.w3.org/2001/XMLSchema-instance" xmlns:pc="http://schemas.microsoft.com/office/infopath/2007/PartnerControls">
+  <documentManagement>
+    <Package xmlns="178f68d8-b893-4efd-8406-fab0f21873e4" xsi:nil="true"/>
+    <lcf76f155ced4ddcb4097134ff3c332f xmlns="178f68d8-b893-4efd-8406-fab0f21873e4">
+      <Terms xmlns="http://schemas.microsoft.com/office/infopath/2007/PartnerControls"/>
+    </lcf76f155ced4ddcb4097134ff3c332f>
+    <_ip_UnifiedCompliancePolicyUIAction xmlns="http://schemas.microsoft.com/sharepoint/v3" xsi:nil="true"/>
+    <TaxCatchAll xmlns="b83e059f-de16-406c-a902-3d56d4e79ec8" xsi:nil="true"/>
+    <Audience xmlns="178f68d8-b893-4efd-8406-fab0f21873e4" xsi:nil="true"/>
+    <_ip_UnifiedCompliancePolicyProperties xmlns="http://schemas.microsoft.com/sharepoint/v3" xsi:nil="true"/>
+    <DocumentType xmlns="178f68d8-b893-4efd-8406-fab0f21873e4" xsi:nil="true"/>
+  </documentManagement>
+</p:properties>
+</file>
+
+<file path=customXml/item5.xml><?xml version="1.0" encoding="utf-8"?>
+<?mso-contentType ?>
+<FormTemplates xmlns="http://schemas.microsoft.com/sharepoint/v3/contenttype/forms">
+  <Display>DocumentLibraryForm</Display>
+  <Edit>DocumentLibraryForm</Edit>
+  <New>DocumentLibraryForm</New>
+</FormTemplates>
+</file>
+
+<file path=customXml/item6.xml>��< ? x m l   v e r s i o n = " 1 . 0 "   e n c o d i n g = " u t f - 1 6 " ? > < N a v W o r d R e p o r t X m l P a r t   x m l n s = " u r n : m i c r o s o f t - d y n a m i c s - b u s i n e s s c e n t r a l / i n t e r n a l / e x t e n d e d / r e p o r t s / T e n a n t _ R e p o r t _ D e f a u l t s / 2 0 0 0 0 0 0 0 0 1 / " >   
      < B C R e p o r t I n f o r m a t i o n >   
@@ -30759,48 +30645,7 @@
  < / N a v W o r d R e p o r t X m l P a r t > 
 </file>
 
-<file path=customXml/item5.xml><?xml version="1.0" encoding="utf-8"?>
-<?mso-contentType ?>
-<FormTemplates xmlns="http://schemas.microsoft.com/sharepoint/v3/contenttype/forms">
-  <Display>DocumentLibraryForm</Display>
-  <Edit>DocumentLibraryForm</Edit>
-  <New>DocumentLibraryForm</New>
-</FormTemplates>
-</file>
-
-<file path=customXml/item6.xml><?xml version="1.0" encoding="utf-8"?>
-<p:properties xmlns:p="http://schemas.microsoft.com/office/2006/metadata/properties" xmlns:xsi="http://www.w3.org/2001/XMLSchema-instance" xmlns:pc="http://schemas.microsoft.com/office/infopath/2007/PartnerControls">
-  <documentManagement>
-    <Package xmlns="178f68d8-b893-4efd-8406-fab0f21873e4" xsi:nil="true"/>
-    <lcf76f155ced4ddcb4097134ff3c332f xmlns="178f68d8-b893-4efd-8406-fab0f21873e4">
-      <Terms xmlns="http://schemas.microsoft.com/office/infopath/2007/PartnerControls"/>
-    </lcf76f155ced4ddcb4097134ff3c332f>
-    <_ip_UnifiedCompliancePolicyUIAction xmlns="http://schemas.microsoft.com/sharepoint/v3" xsi:nil="true"/>
-    <TaxCatchAll xmlns="b83e059f-de16-406c-a902-3d56d4e79ec8" xsi:nil="true"/>
-    <Audience xmlns="178f68d8-b893-4efd-8406-fab0f21873e4" xsi:nil="true"/>
-    <_ip_UnifiedCompliancePolicyProperties xmlns="http://schemas.microsoft.com/sharepoint/v3" xsi:nil="true"/>
-    <DocumentType xmlns="178f68d8-b893-4efd-8406-fab0f21873e4" xsi:nil="true"/>
-  </documentManagement>
-</p:properties>
-</file>
-
 <file path=customXml/itemProps1.xml><?xml version="1.0" encoding="utf-8"?>
-<ds:datastoreItem xmlns:ds="http://schemas.openxmlformats.org/officeDocument/2006/customXml" ds:itemID="{89DB96BF-8133-438A-AAD3-A3C21079AEB1}">
-  <ds:schemaRefs>
-    <ds:schemaRef ds:uri="http://schemas.openxmlformats.org/officeDocument/2006/bibliography"/>
-  </ds:schemaRefs>
-</ds:datastoreItem>
-</file>
-
-<file path=customXml/itemProps2.xml><?xml version="1.0" encoding="utf-8"?>
-<ds:datastoreItem xmlns:ds="http://schemas.openxmlformats.org/officeDocument/2006/customXml" ds:itemID="{3C7A9092-1D75-4E70-891F-878ACD4FD9DD}">
-  <ds:schemaRefs>
-    <ds:schemaRef ds:uri="urn:microsoft-dynamics-nav/reports/Tenant_Report_Defaults/2000000001/"/>
-  </ds:schemaRefs>
-</ds:datastoreItem>
-</file>
-
-<file path=customXml/itemProps3.xml><?xml version="1.0" encoding="utf-8"?>
 <ds:datastoreItem xmlns:ds="http://schemas.openxmlformats.org/officeDocument/2006/customXml" ds:itemID="{FF7EB198-8989-46F2-8031-8682259B7246}">
   <ds:schemaRefs>
     <ds:schemaRef ds:uri="http://schemas.microsoft.com/office/2006/metadata/contentType"/>
@@ -30820,10 +30665,30 @@
 </ds:datastoreItem>
 </file>
 
+<file path=customXml/itemProps2.xml><?xml version="1.0" encoding="utf-8"?>
+<ds:datastoreItem xmlns:ds="http://schemas.openxmlformats.org/officeDocument/2006/customXml" ds:itemID="{3C7A9092-1D75-4E70-891F-878ACD4FD9DD}">
+  <ds:schemaRefs>
+    <ds:schemaRef ds:uri="urn:microsoft-dynamics-nav/reports/Tenant_Report_Defaults/2000000001/"/>
+  </ds:schemaRefs>
+</ds:datastoreItem>
+</file>
+
+<file path=customXml/itemProps3.xml><?xml version="1.0" encoding="utf-8"?>
+<ds:datastoreItem xmlns:ds="http://schemas.openxmlformats.org/officeDocument/2006/customXml" ds:itemID="{89DB96BF-8133-438A-AAD3-A3C21079AEB1}">
+  <ds:schemaRefs>
+    <ds:schemaRef ds:uri="http://schemas.openxmlformats.org/officeDocument/2006/bibliography"/>
+  </ds:schemaRefs>
+</ds:datastoreItem>
+</file>
+
 <file path=customXml/itemProps4.xml><?xml version="1.0" encoding="utf-8"?>
-<ds:datastoreItem xmlns:ds="http://schemas.openxmlformats.org/officeDocument/2006/customXml" ds:itemID="{AAD4B378-B4DC-4700-95A1-9453AD0866E7}">
+<ds:datastoreItem xmlns:ds="http://schemas.openxmlformats.org/officeDocument/2006/customXml" ds:itemID="{C6B8F0F6-411A-4E86-A436-B40BF6F9E839}">
   <ds:schemaRefs>
-    <ds:schemaRef ds:uri="urn:microsoft-dynamics-businesscentral/internal/extended/reports/Tenant_Report_Defaults/2000000001/"/>
+    <ds:schemaRef ds:uri="http://schemas.microsoft.com/office/2006/metadata/properties"/>
+    <ds:schemaRef ds:uri="http://schemas.microsoft.com/office/infopath/2007/PartnerControls"/>
+    <ds:schemaRef ds:uri="178f68d8-b893-4efd-8406-fab0f21873e4"/>
+    <ds:schemaRef ds:uri="http://schemas.microsoft.com/sharepoint/v3"/>
+    <ds:schemaRef ds:uri="b83e059f-de16-406c-a902-3d56d4e79ec8"/>
   </ds:schemaRefs>
 </ds:datastoreItem>
 </file>
@@ -30837,13 +30702,9 @@
 </file>
 
 <file path=customXml/itemProps6.xml><?xml version="1.0" encoding="utf-8"?>
-<ds:datastoreItem xmlns:ds="http://schemas.openxmlformats.org/officeDocument/2006/customXml" ds:itemID="{C6B8F0F6-411A-4E86-A436-B40BF6F9E839}">
+<ds:datastoreItem xmlns:ds="http://schemas.openxmlformats.org/officeDocument/2006/customXml" ds:itemID="{AAD4B378-B4DC-4700-95A1-9453AD0866E7}">
   <ds:schemaRefs>
-    <ds:schemaRef ds:uri="http://schemas.microsoft.com/office/2006/metadata/properties"/>
-    <ds:schemaRef ds:uri="http://schemas.microsoft.com/office/infopath/2007/PartnerControls"/>
-    <ds:schemaRef ds:uri="178f68d8-b893-4efd-8406-fab0f21873e4"/>
-    <ds:schemaRef ds:uri="http://schemas.microsoft.com/sharepoint/v3"/>
-    <ds:schemaRef ds:uri="b83e059f-de16-406c-a902-3d56d4e79ec8"/>
+    <ds:schemaRef ds:uri="urn:microsoft-dynamics-businesscentral/internal/extended/reports/Tenant_Report_Defaults/2000000001/"/>
   </ds:schemaRefs>
 </ds:datastoreItem>
 </file>

--- a/src/Layers/W1/BaseApp/Foundation/Reporting/ReportParts/HeaderFooterDesign/InternalModern.docx
+++ b/src/Layers/W1/BaseApp/Foundation/Reporting/ReportParts/HeaderFooterDesign/InternalModern.docx
@@ -172,6 +172,7 @@
           </w:placeholder>
           <w15:color w:val="808080"/>
           <w:text/>
+          <w:dataBinding w:prefixMappings="xmlns:ns0='urn:microsoft-dynamics-nav/reports/Tenant_Report_Defaults/2000000001/'" w:xpath="/ns0:NavWordReportXmlPart[1]/ns0:BCReportInformation[1]/ns0:ReportRequest[1]/ns0:UserName[1]" w:storeItemID="{3C7A9092-1D75-4E70-891F-878ACD4FD9DD}"/>
         </w:sdtPr>
         <w:sdtContent>
           <w:tc>
@@ -339,6 +340,7 @@
           </w:placeholder>
           <w15:color w:val="808080"/>
           <w:text/>
+          <w:dataBinding w:prefixMappings="xmlns:ns0='urn:microsoft-dynamics-nav/reports/Tenant_Report_Defaults/2000000001/'" w:xpath="/ns0:NavWordReportXmlPart[1]/ns0:BCReportInformation[1]/ns0:ReportRequest[1]/ns0:UserName[1]" w:storeItemID="{3C7A9092-1D75-4E70-891F-878ACD4FD9DD}"/>
         </w:sdtPr>
         <w:sdtContent>
           <w:tc>
@@ -439,6 +441,7 @@
             </w:placeholder>
             <w15:color w:val="808080"/>
             <w:text/>
+            <w:dataBinding w:prefixMappings="xmlns:ns0='urn:microsoft-dynamics-nav/reports/Tenant_Report_Defaults/2000000001/'" w:xpath="/ns0:NavWordReportXmlPart[1]/ns0:BCReportInformation[1]/ns0:ReportMetadata[1]/ns0:ReportCaption[1]" w:storeItemID="{3C7A9092-1D75-4E70-891F-878ACD4FD9DD}"/>
           </w:sdtPr>
           <w:sdtContent>
             <w:p>
@@ -489,6 +492,7 @@
               </w:placeholder>
               <w15:color w:val="808080"/>
               <w:text/>
+              <w:dataBinding w:prefixMappings="xmlns:ns0='urn:microsoft-dynamics-nav/reports/Tenant_Report_Defaults/2000000001/'" w:xpath="/ns0:NavWordReportXmlPart[1]/ns0:BCReportInformation[1]/ns0:ReportRequest[1]/ns0:CompanyName[1]" w:storeItemID="{3C7A9092-1D75-4E70-891F-878ACD4FD9DD}"/>
             </w:sdtPr>
             <w:sdtContent>
               <w:r>
@@ -537,7 +541,7 @@
           <w:pPr>
             <w:pStyle w:val="Pagina"/>
             <w:rPr>
-              <w:rFonts w:asciiTheme="majorHAnsi" w:eastAsiaTheme="minorEastAsia" w:hAnsiTheme="majorHAnsi" w:cstheme="majorHAnsi"/>
+              <w:rFonts w:asciiTheme="majorHAnsi" w:hAnsiTheme="majorHAnsi" w:eastAsiaTheme="minorEastAsia" w:cstheme="majorHAnsi"/>
               <w:sz w:val="20"/>
               <w:szCs w:val="20"/>
             </w:rPr>
@@ -572,6 +576,7 @@
               </w:placeholder>
               <w15:color w:val="808080"/>
               <w:text/>
+              <w:dataBinding w:prefixMappings="xmlns:ns0='urn:microsoft-dynamics-nav/reports/Tenant_Report_Defaults/2000000001/'" w:xpath="/ns0:NavWordReportXmlPart[1]/ns0:BCReportInformation[1]/ns0:ReportRequest[1]/ns0:DateAndTime[1]" w:storeItemID="{3C7A9092-1D75-4E70-891F-878ACD4FD9DD}"/>
             </w:sdtPr>
             <w:sdtContent>
               <w:r>
@@ -643,6 +648,7 @@
             </w:placeholder>
             <w15:color w:val="808080"/>
             <w:text/>
+            <w:dataBinding w:prefixMappings="xmlns:ns0='urn:microsoft-dynamics-nav/reports/Tenant_Report_Defaults/2000000001/'" w:xpath="/ns0:NavWordReportXmlPart[1]/ns0:BCReportInformation[1]/ns0:ReportMetadata[1]/ns0:ReportCaption[1]" w:storeItemID="{3C7A9092-1D75-4E70-891F-878ACD4FD9DD}"/>
           </w:sdtPr>
           <w:sdtContent>
             <w:p>
@@ -686,6 +692,7 @@
               </w:placeholder>
               <w15:color w:val="808080"/>
               <w:text/>
+              <w:dataBinding w:prefixMappings="xmlns:ns0='urn:microsoft-dynamics-nav/reports/Tenant_Report_Defaults/2000000001/'" w:xpath="/ns0:NavWordReportXmlPart[1]/ns0:BCReportInformation[1]/ns0:ReportRequest[1]/ns0:DateAndTime[1]" w:storeItemID="{3C7A9092-1D75-4E70-891F-878ACD4FD9DD}"/>
             </w:sdtPr>
             <w:sdtContent/>
           </w:sdt>
@@ -704,6 +711,7 @@
               </w:placeholder>
               <w15:color w:val="808080"/>
               <w:text/>
+              <w:dataBinding w:prefixMappings="xmlns:ns0='urn:microsoft-dynamics-nav/reports/Tenant_Report_Defaults/2000000001/'" w:xpath="/ns0:NavWordReportXmlPart[1]/ns0:BCReportInformation[1]/ns0:ReportRequest[1]/ns0:CompanyName[1]" w:storeItemID="{3C7A9092-1D75-4E70-891F-878ACD4FD9DD}"/>
             </w:sdtPr>
             <w:sdtContent>
               <w:r>

--- a/src/Layers/W1/BaseApp/Foundation/Reporting/ReportParts/HeaderFooterDesign/InternalModern.docx
+++ b/src/Layers/W1/BaseApp/Foundation/Reporting/ReportParts/HeaderFooterDesign/InternalModern.docx
@@ -28509,7 +28509,6 @@
   <w:style w:type="paragraph" w:customStyle="1" w:styleId="Barcode">
     <w:name w:val="Barcode"/>
     <w:basedOn w:val="Heading1"/>
-    <w:link w:val="BarcodeChar"/>
     <w:qFormat/>
     <w:rsid w:val="00CD66F1"/>
     <w:pPr>
@@ -28523,92 +28522,14 @@
       <w:sz w:val="16"/>
     </w:rPr>
   </w:style>
-  <w:style w:type="character" w:customStyle="1" w:styleId="BarcodeChar">
-    <w:name w:val="Barcode Char"/>
-    <w:basedOn w:val="Heading1Char"/>
-    <w:link w:val="Barcode"/>
-    <w:rsid w:val="00CD66F1"/>
-    <w:rPr>
-      <w:rFonts w:ascii="IDAutomationHC39M" w:eastAsiaTheme="majorEastAsia" w:hAnsi="IDAutomationHC39M" w:cstheme="majorBidi"/>
-      <w:b w:val="0"/>
-      <w:color w:val="000000" w:themeColor="text1"/>
-      <w:kern w:val="2"/>
-      <w:sz w:val="16"/>
-      <w:szCs w:val="16"/>
-      <w14:ligatures w14:val="standardContextual"/>
-    </w:rPr>
-  </w:style>
   <w:style w:type="paragraph" w:customStyle="1" w:styleId="QRCode">
     <w:name w:val="QR Code"/>
     <w:basedOn w:val="Barcode"/>
-    <w:link w:val="QRCodeChar"/>
     <w:qFormat/>
     <w:rsid w:val="00CD66F1"/>
     <w:rPr>
       <w:rFonts w:ascii="IDAutomation2D" w:hAnsi="IDAutomation2D"/>
     </w:rPr>
-  </w:style>
-  <w:style w:type="character" w:customStyle="1" w:styleId="QRCodeChar">
-    <w:name w:val="QR Code Char"/>
-    <w:basedOn w:val="BarcodeChar"/>
-    <w:link w:val="QRCode"/>
-    <w:rsid w:val="00CD66F1"/>
-    <w:rPr>
-      <w:rFonts w:ascii="IDAutomation2D" w:eastAsiaTheme="majorEastAsia" w:hAnsi="IDAutomation2D" w:cstheme="majorBidi"/>
-      <w:b w:val="0"/>
-      <w:color w:val="000000" w:themeColor="text1"/>
-      <w:kern w:val="2"/>
-      <w:sz w:val="16"/>
-      <w:szCs w:val="16"/>
-      <w14:ligatures w14:val="standardContextual"/>
-    </w:rPr>
-  </w:style>
-  <w:style w:type="paragraph" w:customStyle="1" w:styleId="BCLabel">
-    <w:name w:val="BC Label"/>
-    <w:basedOn w:val="NoSpacing"/>
-    <w:next w:val="Normal"/>
-    <w:uiPriority w:val="2"/>
-    <w:rsid w:val="00CD66F1"/>
-    <w:pPr>
-      <w:keepNext/>
-    </w:pPr>
-    <w:rPr>
-      <w:rFonts w:asciiTheme="majorHAnsi" w:eastAsiaTheme="majorEastAsia" w:hAnsiTheme="majorHAnsi" w:cstheme="majorBidi"/>
-    </w:rPr>
-  </w:style>
-  <w:style w:type="paragraph" w:customStyle="1" w:styleId="BCLabelNumber">
-    <w:name w:val="BC Label Number"/>
-    <w:basedOn w:val="BCLabel"/>
-    <w:next w:val="Normal"/>
-    <w:uiPriority w:val="2"/>
-    <w:rsid w:val="00CD66F1"/>
-    <w:rPr>
-      <w14:numSpacing w14:val="tabular"/>
-    </w:rPr>
-  </w:style>
-  <w:style w:type="paragraph" w:customStyle="1" w:styleId="BCNumber">
-    <w:name w:val="BC Number"/>
-    <w:basedOn w:val="NoSpacing"/>
-    <w:next w:val="Normal"/>
-    <w:uiPriority w:val="2"/>
-    <w:rsid w:val="00CD66F1"/>
-    <w:rPr>
-      <w14:numSpacing w14:val="tabular"/>
-    </w:rPr>
-  </w:style>
-  <w:style w:type="paragraph" w:customStyle="1" w:styleId="BCNoteBullet">
-    <w:name w:val="BC Note Bullet"/>
-    <w:basedOn w:val="Quote"/>
-    <w:next w:val="Normal"/>
-    <w:uiPriority w:val="2"/>
-    <w:rsid w:val="00CD66F1"/>
-    <w:pPr>
-      <w:tabs>
-        <w:tab w:val="num" w:pos="360"/>
-      </w:tabs>
-      <w:spacing w:before="0" w:after="0" w:line="240" w:lineRule="auto"/>
-      <w:ind w:left="227" w:hanging="227"/>
-    </w:pPr>
   </w:style>
   <w:style w:type="table" w:customStyle="1" w:styleId="BCBlockTable">
     <w:name w:val="BC Block Table"/>

--- a/src/Layers/W1/BaseApp/Foundation/Reporting/ReportParts/HeaderFooterDesign/InternalModern.docx
+++ b/src/Layers/W1/BaseApp/Foundation/Reporting/ReportParts/HeaderFooterDesign/InternalModern.docx
@@ -28768,48 +28768,6 @@
         <w:tcBorders>
           <w:bottom w:val="single" w:sz="4" w:space="0" w:color="000000" w:themeColor="text1"/>
         </w:tcBorders>
-      </w:tcPr>
-    </w:tblStylePr>
-  </w:style>
-  <w:style w:type="table" w:customStyle="1" w:styleId="BCDataTableInternal">
-    <w:name w:val="BC Data Table Internal"/>
-    <w:basedOn w:val="TableNormal"/>
-    <w:uiPriority w:val="99"/>
-    <w:rsid w:val="00CD66F1"/>
-    <w:pPr>
-      <w:spacing w:after="0" w:line="240" w:lineRule="auto"/>
-    </w:pPr>
-    <w:rPr>
-      <w:kern w:val="2"/>
-      <w:sz w:val="16"/>
-      <w:szCs w:val="16"/>
-      <w14:ligatures w14:val="standardContextual"/>
-    </w:rPr>
-    <w:tblPr>
-      <w:tblStyleRowBandSize w:val="1"/>
-    </w:tblPr>
-    <w:tblStylePr w:type="firstRow">
-      <w:rPr>
-        <w:rFonts w:asciiTheme="majorHAnsi" w:hAnsiTheme="majorHAnsi"/>
-        <w:b/>
-      </w:rPr>
-      <w:tblPr/>
-      <w:tcPr>
-        <w:tcBorders>
-          <w:bottom w:val="single" w:sz="4" w:space="0" w:color="auto"/>
-        </w:tcBorders>
-      </w:tcPr>
-    </w:tblStylePr>
-    <w:tblStylePr w:type="lastRow">
-      <w:rPr>
-        <w:rFonts w:asciiTheme="majorHAnsi" w:hAnsiTheme="majorHAnsi"/>
-        <w:b/>
-      </w:rPr>
-    </w:tblStylePr>
-    <w:tblStylePr w:type="band1Horz">
-      <w:tblPr/>
-      <w:tcPr>
-        <w:shd w:val="clear" w:color="auto" w:fill="E7E6E6" w:themeFill="background2"/>
       </w:tcPr>
     </w:tblStylePr>
   </w:style>

--- a/src/Layers/W1/BaseApp/Foundation/Reporting/ReportParts/HeaderFooterDesign/InternalModern.docx
+++ b/src/Layers/W1/BaseApp/Foundation/Reporting/ReportParts/HeaderFooterDesign/InternalModern.docx
@@ -4,10 +4,12 @@
   <w:body>
     <w:p/>
     <w:sectPr>
-      <w:headerReference w:type="default" r:id="rId13"/>
-      <w:footerReference w:type="default" r:id="rId14"/>
-      <w:headerReference w:type="first" r:id="rId15"/>
-      <w:footerReference w:type="first" r:id="rId16"/>
+      <w:headerReference w:type="even" r:id="rId13"/>
+      <w:headerReference w:type="default" r:id="rId14"/>
+      <w:footerReference w:type="even" r:id="rId15"/>
+      <w:footerReference w:type="default" r:id="rId16"/>
+      <w:headerReference w:type="first" r:id="rId17"/>
+      <w:footerReference w:type="first" r:id="rId18"/>
       <w:pgSz w:w="11907" w:h="16839" w:code="9"/>
       <w:pgMar w:top="576" w:right="706" w:bottom="576" w:left="706" w:header="576" w:footer="366" w:gutter="0"/>
       <w:cols w:space="708"/>
@@ -43,6 +45,16 @@
 </file>
 
 <file path=word/footer1.xml><?xml version="1.0" encoding="utf-8"?>
+<w:ftr xmlns:wpc="http://schemas.microsoft.com/office/word/2010/wordprocessingCanvas" xmlns:cx="http://schemas.microsoft.com/office/drawing/2014/chartex" xmlns:cx1="http://schemas.microsoft.com/office/drawing/2015/9/8/chartex" xmlns:cx2="http://schemas.microsoft.com/office/drawing/2015/10/21/chartex" xmlns:cx3="http://schemas.microsoft.com/office/drawing/2016/5/9/chartex" xmlns:cx4="http://schemas.microsoft.com/office/drawing/2016/5/10/chartex" xmlns:cx5="http://schemas.microsoft.com/office/drawing/2016/5/11/chartex" xmlns:cx6="http://schemas.microsoft.com/office/drawing/2016/5/12/chartex" xmlns:cx7="http://schemas.microsoft.com/office/drawing/2016/5/13/chartex" xmlns:cx8="http://schemas.microsoft.com/office/drawing/2016/5/14/chartex" xmlns:mc="http://schemas.openxmlformats.org/markup-compatibility/2006" xmlns:aink="http://schemas.microsoft.com/office/drawing/2016/ink" xmlns:am3d="http://schemas.microsoft.com/office/drawing/2017/model3d" xmlns:o="urn:schemas-microsoft-com:office:office" xmlns:oel="http://schemas.microsoft.com/office/2019/extlst" xmlns:r="http://schemas.openxmlformats.org/officeDocument/2006/relationships" xmlns:m="http://schemas.openxmlformats.org/officeDocument/2006/math" xmlns:v="urn:schemas-microsoft-com:vml" xmlns:wp14="http://schemas.microsoft.com/office/word/2010/wordprocessingDrawing" xmlns:wp="http://schemas.openxmlformats.org/drawingml/2006/wordprocessingDrawing" xmlns:w10="urn:schemas-microsoft-com:office:word" xmlns:w="http://schemas.openxmlformats.org/wordprocessingml/2006/main" xmlns:w14="http://schemas.microsoft.com/office/word/2010/wordml" xmlns:w15="http://schemas.microsoft.com/office/word/2012/wordml" xmlns:w16cex="http://schemas.microsoft.com/office/word/2018/wordml/cex" xmlns:w16cid="http://schemas.microsoft.com/office/word/2016/wordml/cid" xmlns:w16="http://schemas.microsoft.com/office/word/2018/wordml" xmlns:w16du="http://schemas.microsoft.com/office/word/2023/wordml/word16du" xmlns:w16sdtdh="http://schemas.microsoft.com/office/word/2020/wordml/sdtdatahash" xmlns:w16sdtfl="http://schemas.microsoft.com/office/word/2024/wordml/sdtformatlock" xmlns:w16se="http://schemas.microsoft.com/office/word/2015/wordml/symex" xmlns:wpg="http://schemas.microsoft.com/office/word/2010/wordprocessingGroup" xmlns:wpi="http://schemas.microsoft.com/office/word/2010/wordprocessingInk" xmlns:wne="http://schemas.microsoft.com/office/word/2006/wordml" xmlns:wps="http://schemas.microsoft.com/office/word/2010/wordprocessingShape" mc:Ignorable="w14 w15 w16se w16cid w16 w16cex w16sdtdh w16sdtfl w16du wp14">
+  <w:p>
+    <w:pPr>
+      <w:pStyle w:val="Footer"/>
+    </w:pPr>
+  </w:p>
+</w:ftr>
+</file>
+
+<file path=word/footer2.xml><?xml version="1.0" encoding="utf-8"?>
 <w:ftr xmlns:wpc="http://schemas.microsoft.com/office/word/2010/wordprocessingCanvas" xmlns:cx="http://schemas.microsoft.com/office/drawing/2014/chartex" xmlns:cx1="http://schemas.microsoft.com/office/drawing/2015/9/8/chartex" xmlns:cx2="http://schemas.microsoft.com/office/drawing/2015/10/21/chartex" xmlns:cx3="http://schemas.microsoft.com/office/drawing/2016/5/9/chartex" xmlns:cx4="http://schemas.microsoft.com/office/drawing/2016/5/10/chartex" xmlns:cx5="http://schemas.microsoft.com/office/drawing/2016/5/11/chartex" xmlns:cx6="http://schemas.microsoft.com/office/drawing/2016/5/12/chartex" xmlns:cx7="http://schemas.microsoft.com/office/drawing/2016/5/13/chartex" xmlns:cx8="http://schemas.microsoft.com/office/drawing/2016/5/14/chartex" xmlns:mc="http://schemas.openxmlformats.org/markup-compatibility/2006" xmlns:aink="http://schemas.microsoft.com/office/drawing/2016/ink" xmlns:am3d="http://schemas.microsoft.com/office/drawing/2017/model3d" xmlns:o="urn:schemas-microsoft-com:office:office" xmlns:oel="http://schemas.microsoft.com/office/2019/extlst" xmlns:r="http://schemas.openxmlformats.org/officeDocument/2006/relationships" xmlns:m="http://schemas.openxmlformats.org/officeDocument/2006/math" xmlns:v="urn:schemas-microsoft-com:vml" xmlns:wp14="http://schemas.microsoft.com/office/word/2010/wordprocessingDrawing" xmlns:wp="http://schemas.openxmlformats.org/drawingml/2006/wordprocessingDrawing" xmlns:w10="urn:schemas-microsoft-com:office:word" xmlns:w="http://schemas.openxmlformats.org/wordprocessingml/2006/main" xmlns:w14="http://schemas.microsoft.com/office/word/2010/wordml" xmlns:w15="http://schemas.microsoft.com/office/word/2012/wordml" xmlns:w16cex="http://schemas.microsoft.com/office/word/2018/wordml/cex" xmlns:w16cid="http://schemas.microsoft.com/office/word/2016/wordml/cid" xmlns:w16="http://schemas.microsoft.com/office/word/2018/wordml" xmlns:w16du="http://schemas.microsoft.com/office/word/2023/wordml/word16du" xmlns:w16sdtdh="http://schemas.microsoft.com/office/word/2020/wordml/sdtdatahash" xmlns:w16sdtfl="http://schemas.microsoft.com/office/word/2024/wordml/sdtformatlock" xmlns:w16se="http://schemas.microsoft.com/office/word/2015/wordml/symex" xmlns:wpg="http://schemas.microsoft.com/office/word/2010/wordprocessingGroup" xmlns:wpi="http://schemas.microsoft.com/office/word/2010/wordprocessingInk" xmlns:wne="http://schemas.microsoft.com/office/word/2006/wordml" xmlns:wps="http://schemas.microsoft.com/office/word/2010/wordprocessingShape" mc:Ignorable="w14 w15 w16se w16cid w16 w16cex w16sdtdh w16sdtfl w16du wp14">
   <w:tbl>
     <w:tblPr>
@@ -170,9 +182,9 @@
           <w:placeholder>
             <w:docPart w:val="DefaultPlaceholder_-1854013440"/>
           </w:placeholder>
+          <w:dataBinding w:prefixMappings="xmlns:ns0='urn:microsoft-dynamics-nav/reports/Tenant_Report_Defaults/2000000001/'" w:xpath="/ns0:NavWordReportXmlPart[1]/ns0:BCReportInformation[1]/ns0:ReportRequest[1]/ns0:UserName[1]" w:storeItemID="{3C7A9092-1D75-4E70-891F-878ACD4FD9DD}"/>
           <w15:color w:val="808080"/>
           <w:text/>
-          <w:dataBinding w:prefixMappings="xmlns:ns0='urn:microsoft-dynamics-nav/reports/Tenant_Report_Defaults/2000000001/'" w:xpath="/ns0:NavWordReportXmlPart[1]/ns0:BCReportInformation[1]/ns0:ReportRequest[1]/ns0:UserName[1]" w:storeItemID="{3C7A9092-1D75-4E70-891F-878ACD4FD9DD}"/>
         </w:sdtPr>
         <w:sdtContent>
           <w:tc>
@@ -217,7 +229,7 @@
 </w:ftr>
 </file>
 
-<file path=word/footer2.xml><?xml version="1.0" encoding="utf-8"?>
+<file path=word/footer3.xml><?xml version="1.0" encoding="utf-8"?>
 <w:ftr xmlns:wpc="http://schemas.microsoft.com/office/word/2010/wordprocessingCanvas" xmlns:cx="http://schemas.microsoft.com/office/drawing/2014/chartex" xmlns:cx1="http://schemas.microsoft.com/office/drawing/2015/9/8/chartex" xmlns:cx2="http://schemas.microsoft.com/office/drawing/2015/10/21/chartex" xmlns:cx3="http://schemas.microsoft.com/office/drawing/2016/5/9/chartex" xmlns:cx4="http://schemas.microsoft.com/office/drawing/2016/5/10/chartex" xmlns:cx5="http://schemas.microsoft.com/office/drawing/2016/5/11/chartex" xmlns:cx6="http://schemas.microsoft.com/office/drawing/2016/5/12/chartex" xmlns:cx7="http://schemas.microsoft.com/office/drawing/2016/5/13/chartex" xmlns:cx8="http://schemas.microsoft.com/office/drawing/2016/5/14/chartex" xmlns:mc="http://schemas.openxmlformats.org/markup-compatibility/2006" xmlns:aink="http://schemas.microsoft.com/office/drawing/2016/ink" xmlns:am3d="http://schemas.microsoft.com/office/drawing/2017/model3d" xmlns:o="urn:schemas-microsoft-com:office:office" xmlns:oel="http://schemas.microsoft.com/office/2019/extlst" xmlns:r="http://schemas.openxmlformats.org/officeDocument/2006/relationships" xmlns:m="http://schemas.openxmlformats.org/officeDocument/2006/math" xmlns:v="urn:schemas-microsoft-com:vml" xmlns:wp14="http://schemas.microsoft.com/office/word/2010/wordprocessingDrawing" xmlns:wp="http://schemas.openxmlformats.org/drawingml/2006/wordprocessingDrawing" xmlns:w10="urn:schemas-microsoft-com:office:word" xmlns:w="http://schemas.openxmlformats.org/wordprocessingml/2006/main" xmlns:w14="http://schemas.microsoft.com/office/word/2010/wordml" xmlns:w15="http://schemas.microsoft.com/office/word/2012/wordml" xmlns:w16cex="http://schemas.microsoft.com/office/word/2018/wordml/cex" xmlns:w16cid="http://schemas.microsoft.com/office/word/2016/wordml/cid" xmlns:w16="http://schemas.microsoft.com/office/word/2018/wordml" xmlns:w16du="http://schemas.microsoft.com/office/word/2023/wordml/word16du" xmlns:w16sdtdh="http://schemas.microsoft.com/office/word/2020/wordml/sdtdatahash" xmlns:w16sdtfl="http://schemas.microsoft.com/office/word/2024/wordml/sdtformatlock" xmlns:w16se="http://schemas.microsoft.com/office/word/2015/wordml/symex" xmlns:wpg="http://schemas.microsoft.com/office/word/2010/wordprocessingGroup" xmlns:wpi="http://schemas.microsoft.com/office/word/2010/wordprocessingInk" xmlns:wne="http://schemas.microsoft.com/office/word/2006/wordml" xmlns:wps="http://schemas.microsoft.com/office/word/2010/wordprocessingShape" mc:Ignorable="w14 w15 w16se w16cid w16 w16cex w16sdtdh w16sdtfl w16du wp14">
   <w:tbl>
     <w:tblPr>
@@ -338,9 +350,9 @@
           <w:placeholder>
             <w:docPart w:val="DefaultPlaceholder_-1854013440"/>
           </w:placeholder>
+          <w:dataBinding w:prefixMappings="xmlns:ns0='urn:microsoft-dynamics-nav/reports/Tenant_Report_Defaults/2000000001/'" w:xpath="/ns0:NavWordReportXmlPart[1]/ns0:BCReportInformation[1]/ns0:ReportRequest[1]/ns0:UserName[1]" w:storeItemID="{3C7A9092-1D75-4E70-891F-878ACD4FD9DD}"/>
           <w15:color w:val="808080"/>
           <w:text/>
-          <w:dataBinding w:prefixMappings="xmlns:ns0='urn:microsoft-dynamics-nav/reports/Tenant_Report_Defaults/2000000001/'" w:xpath="/ns0:NavWordReportXmlPart[1]/ns0:BCReportInformation[1]/ns0:ReportRequest[1]/ns0:UserName[1]" w:storeItemID="{3C7A9092-1D75-4E70-891F-878ACD4FD9DD}"/>
         </w:sdtPr>
         <w:sdtContent>
           <w:tc>
@@ -406,6 +418,16 @@
 </file>
 
 <file path=word/header1.xml><?xml version="1.0" encoding="utf-8"?>
+<w:hdr xmlns:wpc="http://schemas.microsoft.com/office/word/2010/wordprocessingCanvas" xmlns:cx="http://schemas.microsoft.com/office/drawing/2014/chartex" xmlns:cx1="http://schemas.microsoft.com/office/drawing/2015/9/8/chartex" xmlns:cx2="http://schemas.microsoft.com/office/drawing/2015/10/21/chartex" xmlns:cx3="http://schemas.microsoft.com/office/drawing/2016/5/9/chartex" xmlns:cx4="http://schemas.microsoft.com/office/drawing/2016/5/10/chartex" xmlns:cx5="http://schemas.microsoft.com/office/drawing/2016/5/11/chartex" xmlns:cx6="http://schemas.microsoft.com/office/drawing/2016/5/12/chartex" xmlns:cx7="http://schemas.microsoft.com/office/drawing/2016/5/13/chartex" xmlns:cx8="http://schemas.microsoft.com/office/drawing/2016/5/14/chartex" xmlns:mc="http://schemas.openxmlformats.org/markup-compatibility/2006" xmlns:aink="http://schemas.microsoft.com/office/drawing/2016/ink" xmlns:am3d="http://schemas.microsoft.com/office/drawing/2017/model3d" xmlns:o="urn:schemas-microsoft-com:office:office" xmlns:oel="http://schemas.microsoft.com/office/2019/extlst" xmlns:r="http://schemas.openxmlformats.org/officeDocument/2006/relationships" xmlns:m="http://schemas.openxmlformats.org/officeDocument/2006/math" xmlns:v="urn:schemas-microsoft-com:vml" xmlns:wp14="http://schemas.microsoft.com/office/word/2010/wordprocessingDrawing" xmlns:wp="http://schemas.openxmlformats.org/drawingml/2006/wordprocessingDrawing" xmlns:w10="urn:schemas-microsoft-com:office:word" xmlns:w="http://schemas.openxmlformats.org/wordprocessingml/2006/main" xmlns:w14="http://schemas.microsoft.com/office/word/2010/wordml" xmlns:w15="http://schemas.microsoft.com/office/word/2012/wordml" xmlns:w16cex="http://schemas.microsoft.com/office/word/2018/wordml/cex" xmlns:w16cid="http://schemas.microsoft.com/office/word/2016/wordml/cid" xmlns:w16="http://schemas.microsoft.com/office/word/2018/wordml" xmlns:w16du="http://schemas.microsoft.com/office/word/2023/wordml/word16du" xmlns:w16sdtdh="http://schemas.microsoft.com/office/word/2020/wordml/sdtdatahash" xmlns:w16sdtfl="http://schemas.microsoft.com/office/word/2024/wordml/sdtformatlock" xmlns:w16se="http://schemas.microsoft.com/office/word/2015/wordml/symex" xmlns:wpg="http://schemas.microsoft.com/office/word/2010/wordprocessingGroup" xmlns:wpi="http://schemas.microsoft.com/office/word/2010/wordprocessingInk" xmlns:wne="http://schemas.microsoft.com/office/word/2006/wordml" xmlns:wps="http://schemas.microsoft.com/office/word/2010/wordprocessingShape" mc:Ignorable="w14 w15 w16se w16cid w16 w16cex w16sdtdh w16sdtfl w16du wp14">
+  <w:p>
+    <w:pPr>
+      <w:pStyle w:val="Header"/>
+    </w:pPr>
+  </w:p>
+</w:hdr>
+</file>
+
+<file path=word/header2.xml><?xml version="1.0" encoding="utf-8"?>
 <w:hdr xmlns:wpc="http://schemas.microsoft.com/office/word/2010/wordprocessingCanvas" xmlns:cx="http://schemas.microsoft.com/office/drawing/2014/chartex" xmlns:cx1="http://schemas.microsoft.com/office/drawing/2015/9/8/chartex" xmlns:cx2="http://schemas.microsoft.com/office/drawing/2015/10/21/chartex" xmlns:cx3="http://schemas.microsoft.com/office/drawing/2016/5/9/chartex" xmlns:cx4="http://schemas.microsoft.com/office/drawing/2016/5/10/chartex" xmlns:cx5="http://schemas.microsoft.com/office/drawing/2016/5/11/chartex" xmlns:cx6="http://schemas.microsoft.com/office/drawing/2016/5/12/chartex" xmlns:cx7="http://schemas.microsoft.com/office/drawing/2016/5/13/chartex" xmlns:cx8="http://schemas.microsoft.com/office/drawing/2016/5/14/chartex" xmlns:mc="http://schemas.openxmlformats.org/markup-compatibility/2006" xmlns:aink="http://schemas.microsoft.com/office/drawing/2016/ink" xmlns:am3d="http://schemas.microsoft.com/office/drawing/2017/model3d" xmlns:o="urn:schemas-microsoft-com:office:office" xmlns:oel="http://schemas.microsoft.com/office/2019/extlst" xmlns:r="http://schemas.openxmlformats.org/officeDocument/2006/relationships" xmlns:m="http://schemas.openxmlformats.org/officeDocument/2006/math" xmlns:v="urn:schemas-microsoft-com:vml" xmlns:wp14="http://schemas.microsoft.com/office/word/2010/wordprocessingDrawing" xmlns:wp="http://schemas.openxmlformats.org/drawingml/2006/wordprocessingDrawing" xmlns:w10="urn:schemas-microsoft-com:office:word" xmlns:w="http://schemas.openxmlformats.org/wordprocessingml/2006/main" xmlns:w14="http://schemas.microsoft.com/office/word/2010/wordml" xmlns:w15="http://schemas.microsoft.com/office/word/2012/wordml" xmlns:w16cex="http://schemas.microsoft.com/office/word/2018/wordml/cex" xmlns:w16cid="http://schemas.microsoft.com/office/word/2016/wordml/cid" xmlns:w16="http://schemas.microsoft.com/office/word/2018/wordml" xmlns:w16du="http://schemas.microsoft.com/office/word/2023/wordml/word16du" xmlns:w16sdtdh="http://schemas.microsoft.com/office/word/2020/wordml/sdtdatahash" xmlns:w16sdtfl="http://schemas.microsoft.com/office/word/2024/wordml/sdtformatlock" xmlns:w16se="http://schemas.microsoft.com/office/word/2015/wordml/symex" xmlns:wpg="http://schemas.microsoft.com/office/word/2010/wordprocessingGroup" xmlns:wpi="http://schemas.microsoft.com/office/word/2010/wordprocessingInk" xmlns:wne="http://schemas.microsoft.com/office/word/2006/wordml" xmlns:wps="http://schemas.microsoft.com/office/word/2010/wordprocessingShape" mc:Ignorable="w14 w15 w16se w16cid w16 w16cex w16sdtdh w16sdtfl w16du wp14">
   <w:tbl>
     <w:tblPr>
@@ -439,9 +461,9 @@
             <w:placeholder>
               <w:docPart w:val="8C83465283514BC9931E462769176689"/>
             </w:placeholder>
+            <w:dataBinding w:prefixMappings="xmlns:ns0='urn:microsoft-dynamics-nav/reports/Tenant_Report_Defaults/2000000001/'" w:xpath="/ns0:NavWordReportXmlPart[1]/ns0:BCReportInformation[1]/ns0:ReportMetadata[1]/ns0:ReportCaption[1]" w:storeItemID="{3C7A9092-1D75-4E70-891F-878ACD4FD9DD}"/>
             <w15:color w:val="808080"/>
             <w:text/>
-            <w:dataBinding w:prefixMappings="xmlns:ns0='urn:microsoft-dynamics-nav/reports/Tenant_Report_Defaults/2000000001/'" w:xpath="/ns0:NavWordReportXmlPart[1]/ns0:BCReportInformation[1]/ns0:ReportMetadata[1]/ns0:ReportCaption[1]" w:storeItemID="{3C7A9092-1D75-4E70-891F-878ACD4FD9DD}"/>
           </w:sdtPr>
           <w:sdtContent>
             <w:p>
@@ -490,9 +512,9 @@
               <w:placeholder>
                 <w:docPart w:val="8C83465283514BC9931E462769176689"/>
               </w:placeholder>
+              <w:dataBinding w:prefixMappings="xmlns:ns0='urn:microsoft-dynamics-nav/reports/Tenant_Report_Defaults/2000000001/'" w:xpath="/ns0:NavWordReportXmlPart[1]/ns0:BCReportInformation[1]/ns0:ReportRequest[1]/ns0:CompanyName[1]" w:storeItemID="{3C7A9092-1D75-4E70-891F-878ACD4FD9DD}"/>
               <w15:color w:val="808080"/>
               <w:text/>
-              <w:dataBinding w:prefixMappings="xmlns:ns0='urn:microsoft-dynamics-nav/reports/Tenant_Report_Defaults/2000000001/'" w:xpath="/ns0:NavWordReportXmlPart[1]/ns0:BCReportInformation[1]/ns0:ReportRequest[1]/ns0:CompanyName[1]" w:storeItemID="{3C7A9092-1D75-4E70-891F-878ACD4FD9DD}"/>
             </w:sdtPr>
             <w:sdtContent>
               <w:r>
@@ -541,7 +563,7 @@
           <w:pPr>
             <w:pStyle w:val="Pagina"/>
             <w:rPr>
-              <w:rFonts w:asciiTheme="majorHAnsi" w:hAnsiTheme="majorHAnsi" w:eastAsiaTheme="minorEastAsia" w:cstheme="majorHAnsi"/>
+              <w:rFonts w:asciiTheme="majorHAnsi" w:eastAsiaTheme="minorEastAsia" w:hAnsiTheme="majorHAnsi" w:cstheme="majorHAnsi"/>
               <w:sz w:val="20"/>
               <w:szCs w:val="20"/>
             </w:rPr>
@@ -562,41 +584,41 @@
               <w:szCs w:val="18"/>
             </w:rPr>
           </w:pPr>
-          <w:sdt>
-            <w:sdtPr>
-              <w:rPr>
-                <w:rFonts w:eastAsiaTheme="minorEastAsia" w:cstheme="minorHAnsi"/>
-                <w:szCs w:val="18"/>
-              </w:rPr>
-              <w:alias w:val="DateAndTime"/>
-              <w:tag w:val="#BC:InsertDataItem,BCReportInformation/ReportRequest/DateAndTime"/>
-              <w:id w:val="-1354964300"/>
-              <w:placeholder>
-                <w:docPart w:val="002A6DD6E12B4986B5D3A8C190A97D0D"/>
-              </w:placeholder>
-              <w15:color w:val="808080"/>
-              <w:text/>
-              <w:dataBinding w:prefixMappings="xmlns:ns0='urn:microsoft-dynamics-nav/reports/Tenant_Report_Defaults/2000000001/'" w:xpath="/ns0:NavWordReportXmlPart[1]/ns0:BCReportInformation[1]/ns0:ReportRequest[1]/ns0:DateAndTime[1]" w:storeItemID="{3C7A9092-1D75-4E70-891F-878ACD4FD9DD}"/>
-            </w:sdtPr>
-            <w:sdtContent>
-              <w:r>
-                <w:rPr>
-                  <w:rFonts w:eastAsiaTheme="minorEastAsia" w:cstheme="minorHAnsi"/>
-                  <w:szCs w:val="18"/>
-                </w:rPr>
-                <w:t xml:space="preserve">Date and </w:t>
-              </w:r>
-              <w:proofErr w:type="gramStart"/>
-              <w:r>
-                <w:rPr>
-                  <w:rFonts w:eastAsiaTheme="minorEastAsia" w:cstheme="minorHAnsi"/>
-                  <w:szCs w:val="18"/>
-                </w:rPr>
-                <w:t>Time</w:t>
-              </w:r>
-              <w:proofErr w:type="gramEnd"/>
-            </w:sdtContent>
-          </w:sdt>
+          <w:r>
+            <w:rPr>
+              <w:rFonts w:eastAsiaTheme="minorEastAsia"/>
+              <w:szCs w:val="18"/>
+            </w:rPr>
+            <w:fldChar w:fldCharType="begin"/>
+          </w:r>
+          <w:r>
+            <w:rPr>
+              <w:rFonts w:eastAsiaTheme="minorEastAsia"/>
+              <w:szCs w:val="18"/>
+            </w:rPr>
+            <w:instrText xml:space="preserve"> DATE \@ "dddd, d MMMM yyyy" </w:instrText>
+          </w:r>
+          <w:r>
+            <w:rPr>
+              <w:rFonts w:eastAsiaTheme="minorEastAsia"/>
+              <w:szCs w:val="18"/>
+            </w:rPr>
+            <w:fldChar w:fldCharType="separate"/>
+          </w:r>
+          <w:r>
+            <w:rPr>
+              <w:rFonts w:eastAsiaTheme="minorEastAsia"/>
+              <w:szCs w:val="18"/>
+            </w:rPr>
+            <w:t>Friday, 9 October 2026</w:t>
+          </w:r>
+          <w:r>
+            <w:rPr>
+              <w:rFonts w:eastAsiaTheme="minorEastAsia"/>
+              <w:szCs w:val="18"/>
+            </w:rPr>
+            <w:fldChar w:fldCharType="end"/>
+          </w:r>
         </w:p>
       </w:tc>
     </w:tr>
@@ -609,7 +631,7 @@
 </w:hdr>
 </file>
 
-<file path=word/header2.xml><?xml version="1.0" encoding="utf-8"?>
+<file path=word/header3.xml><?xml version="1.0" encoding="utf-8"?>
 <w:hdr xmlns:wpc="http://schemas.microsoft.com/office/word/2010/wordprocessingCanvas" xmlns:cx="http://schemas.microsoft.com/office/drawing/2014/chartex" xmlns:cx1="http://schemas.microsoft.com/office/drawing/2015/9/8/chartex" xmlns:cx2="http://schemas.microsoft.com/office/drawing/2015/10/21/chartex" xmlns:cx3="http://schemas.microsoft.com/office/drawing/2016/5/9/chartex" xmlns:cx4="http://schemas.microsoft.com/office/drawing/2016/5/10/chartex" xmlns:cx5="http://schemas.microsoft.com/office/drawing/2016/5/11/chartex" xmlns:cx6="http://schemas.microsoft.com/office/drawing/2016/5/12/chartex" xmlns:cx7="http://schemas.microsoft.com/office/drawing/2016/5/13/chartex" xmlns:cx8="http://schemas.microsoft.com/office/drawing/2016/5/14/chartex" xmlns:mc="http://schemas.openxmlformats.org/markup-compatibility/2006" xmlns:aink="http://schemas.microsoft.com/office/drawing/2016/ink" xmlns:am3d="http://schemas.microsoft.com/office/drawing/2017/model3d" xmlns:o="urn:schemas-microsoft-com:office:office" xmlns:oel="http://schemas.microsoft.com/office/2019/extlst" xmlns:r="http://schemas.openxmlformats.org/officeDocument/2006/relationships" xmlns:m="http://schemas.openxmlformats.org/officeDocument/2006/math" xmlns:v="urn:schemas-microsoft-com:vml" xmlns:wp14="http://schemas.microsoft.com/office/word/2010/wordprocessingDrawing" xmlns:wp="http://schemas.openxmlformats.org/drawingml/2006/wordprocessingDrawing" xmlns:w10="urn:schemas-microsoft-com:office:word" xmlns:w="http://schemas.openxmlformats.org/wordprocessingml/2006/main" xmlns:w14="http://schemas.microsoft.com/office/word/2010/wordml" xmlns:w15="http://schemas.microsoft.com/office/word/2012/wordml" xmlns:w16cex="http://schemas.microsoft.com/office/word/2018/wordml/cex" xmlns:w16cid="http://schemas.microsoft.com/office/word/2016/wordml/cid" xmlns:w16="http://schemas.microsoft.com/office/word/2018/wordml" xmlns:w16du="http://schemas.microsoft.com/office/word/2023/wordml/word16du" xmlns:w16sdtdh="http://schemas.microsoft.com/office/word/2020/wordml/sdtdatahash" xmlns:w16sdtfl="http://schemas.microsoft.com/office/word/2024/wordml/sdtformatlock" xmlns:w16se="http://schemas.microsoft.com/office/word/2015/wordml/symex" xmlns:wpg="http://schemas.microsoft.com/office/word/2010/wordprocessingGroup" xmlns:wpi="http://schemas.microsoft.com/office/word/2010/wordprocessingInk" xmlns:wne="http://schemas.microsoft.com/office/word/2006/wordml" xmlns:wps="http://schemas.microsoft.com/office/word/2010/wordprocessingShape" mc:Ignorable="w14 w15 w16se w16cid w16 w16cex w16sdtdh w16sdtfl w16du wp14">
   <w:tbl>
     <w:tblPr>
@@ -646,9 +668,9 @@
             <w:placeholder>
               <w:docPart w:val="45A402DB179C4CC5A8C895DD1CE549C7"/>
             </w:placeholder>
+            <w:dataBinding w:prefixMappings="xmlns:ns0='urn:microsoft-dynamics-nav/reports/Tenant_Report_Defaults/2000000001/'" w:xpath="/ns0:NavWordReportXmlPart[1]/ns0:BCReportInformation[1]/ns0:ReportMetadata[1]/ns0:ReportCaption[1]" w:storeItemID="{3C7A9092-1D75-4E70-891F-878ACD4FD9DD}"/>
             <w15:color w:val="808080"/>
             <w:text/>
-            <w:dataBinding w:prefixMappings="xmlns:ns0='urn:microsoft-dynamics-nav/reports/Tenant_Report_Defaults/2000000001/'" w:xpath="/ns0:NavWordReportXmlPart[1]/ns0:BCReportInformation[1]/ns0:ReportMetadata[1]/ns0:ReportCaption[1]" w:storeItemID="{3C7A9092-1D75-4E70-891F-878ACD4FD9DD}"/>
           </w:sdtPr>
           <w:sdtContent>
             <w:p>
@@ -690,11 +712,19 @@
               <w:placeholder>
                 <w:docPart w:val="35E06B25EF2A4DEB9877E8B34D1C11AB"/>
               </w:placeholder>
+              <w:showingPlcHdr/>
+              <w:dataBinding w:prefixMappings="xmlns:ns0='urn:microsoft-dynamics-nav/reports/Tenant_Report_Defaults/2000000001/'" w:xpath="/ns0:NavWordReportXmlPart[1]/ns0:BCReportInformation[1]/ns0:ReportRequest[1]/ns0:DateAndTime[1]" w:storeItemID="{3C7A9092-1D75-4E70-891F-878ACD4FD9DD}"/>
               <w15:color w:val="808080"/>
               <w:text/>
-              <w:dataBinding w:prefixMappings="xmlns:ns0='urn:microsoft-dynamics-nav/reports/Tenant_Report_Defaults/2000000001/'" w:xpath="/ns0:NavWordReportXmlPart[1]/ns0:BCReportInformation[1]/ns0:ReportRequest[1]/ns0:DateAndTime[1]" w:storeItemID="{3C7A9092-1D75-4E70-891F-878ACD4FD9DD}"/>
             </w:sdtPr>
-            <w:sdtContent/>
+            <w:sdtContent>
+              <w:r>
+                <w:rPr>
+                  <w:rStyle w:val="PlaceholderText"/>
+                </w:rPr>
+                <w:t>Click or tap here to enter text.</w:t>
+              </w:r>
+            </w:sdtContent>
           </w:sdt>
           <w:sdt>
             <w:sdtPr>
@@ -709,9 +739,9 @@
               <w:placeholder>
                 <w:docPart w:val="45A402DB179C4CC5A8C895DD1CE549C7"/>
               </w:placeholder>
+              <w:dataBinding w:prefixMappings="xmlns:ns0='urn:microsoft-dynamics-nav/reports/Tenant_Report_Defaults/2000000001/'" w:xpath="/ns0:NavWordReportXmlPart[1]/ns0:BCReportInformation[1]/ns0:ReportRequest[1]/ns0:CompanyName[1]" w:storeItemID="{3C7A9092-1D75-4E70-891F-878ACD4FD9DD}"/>
               <w15:color w:val="808080"/>
               <w:text/>
-              <w:dataBinding w:prefixMappings="xmlns:ns0='urn:microsoft-dynamics-nav/reports/Tenant_Report_Defaults/2000000001/'" w:xpath="/ns0:NavWordReportXmlPart[1]/ns0:BCReportInformation[1]/ns0:ReportRequest[1]/ns0:CompanyName[1]" w:storeItemID="{3C7A9092-1D75-4E70-891F-878ACD4FD9DD}"/>
             </w:sdtPr>
             <w:sdtContent>
               <w:r>
@@ -770,7 +800,7 @@
             <w:rPr>
               <w:noProof/>
             </w:rPr>
-            <w:t>Friday, 9 October 2026</w:t>
+            <w:t>Monday, 12 October 2026</w:t>
           </w:r>
           <w:r>
             <w:fldChar w:fldCharType="end"/>
@@ -2007,9 +2037,7 @@
   <w:style w:type="character" w:default="1" w:styleId="DefaultParagraphFont">
     <w:name w:val="Default Paragraph Font"/>
     <w:uiPriority w:val="1"/>
-    <w:semiHidden/>
     <w:unhideWhenUsed/>
-    <w:rsid w:val="00CB1A4D"/>
   </w:style>
   <w:style w:type="table" w:default="1" w:styleId="TableNormal">
     <w:name w:val="Normal Table"/>
@@ -2031,7 +2059,6 @@
     <w:uiPriority w:val="99"/>
     <w:semiHidden/>
     <w:unhideWhenUsed/>
-    <w:rsid w:val="00CB1A4D"/>
   </w:style>
   <w:style w:type="table" w:styleId="TableGrid">
     <w:name w:val="Table Grid"/>
@@ -28880,35 +28907,6 @@
         <w:p>
           <w:pPr>
             <w:pStyle w:val="8C83465283514BC9931E462769176689"/>
-          </w:pPr>
-          <w:r>
-            <w:rPr>
-              <w:rStyle w:val="PlaceholderText"/>
-            </w:rPr>
-            <w:t>Click or tap here to enter text.</w:t>
-          </w:r>
-        </w:p>
-      </w:docPartBody>
-    </w:docPart>
-    <w:docPart>
-      <w:docPartPr>
-        <w:name w:val="002A6DD6E12B4986B5D3A8C190A97D0D"/>
-        <w:category>
-          <w:name w:val="General"/>
-          <w:gallery w:val="placeholder"/>
-        </w:category>
-        <w:types>
-          <w:type w:val="bbPlcHdr"/>
-        </w:types>
-        <w:behaviors>
-          <w:behavior w:val="content"/>
-        </w:behaviors>
-        <w:guid w:val="{178DAE78-7529-4B79-B088-60E95D9AB806}"/>
-      </w:docPartPr>
-      <w:docPartBody>
-        <w:p>
-          <w:pPr>
-            <w:pStyle w:val="002A6DD6E12B4986B5D3A8C190A97D0D"/>
           </w:pPr>
           <w:r>
             <w:rPr>
@@ -29111,10 +29109,12 @@
     <w:rsid w:val="00D17B89"/>
     <w:rsid w:val="00D52343"/>
     <w:rsid w:val="00D7616C"/>
+    <w:rsid w:val="00DC3E4C"/>
     <w:rsid w:val="00F635C5"/>
     <w:rsid w:val="00F64A28"/>
     <w:rsid w:val="00F7229E"/>
     <w:rsid w:val="00F8201A"/>
+    <w:rsid w:val="00F93D6F"/>
     <w:rsid w:val="00F97378"/>
     <w:rsid w:val="00FC2A09"/>
     <w:rsid w:val="00FD1359"/>
@@ -29938,6 +29938,159 @@
 </file>
 
 <file path=customXml/item1.xml><?xml version="1.0" encoding="utf-8"?>
+<b:Sources xmlns:b="http://schemas.openxmlformats.org/officeDocument/2006/bibliography" xmlns="http://schemas.openxmlformats.org/officeDocument/2006/bibliography" SelectedStyle="\APASixthEditionOfficeOnline.xsl" StyleName="APA" Version="6"/>
+</file>
+
+<file path=customXml/item2.xml>��< ? x m l   v e r s i o n = " 1 . 0 "   e n c o d i n g = " u t f - 1 6 " ? > < N a v W o r d R e p o r t X m l P a r t   x m l n s = " u r n : m i c r o s o f t - d y n a m i c s - n a v / r e p o r t s / T e n a n t _ R e p o r t _ D e f a u l t s / 2 0 0 0 0 0 0 0 0 1 / " > + 
+     < B C R e p o r t I n f o r m a t i o n > + 
+         < R e p o r t M e t a d a t a > + 
+             < E x t e n s i o n I d > E x t e n s i o n   I D < / E x t e n s i o n I d > + 
+             < E x t e n s i o n N a m e > E x t e n s i o n   N a m e < / E x t e n s i o n N a m e > + 
+             < E x t e n s i o n P u b l i s h e r > E x t e n s i o n   P u b l i s h e r < / E x t e n s i o n P u b l i s h e r > + 
+             < E x t e n s i o n V e r s i o n > E x t e n s i o n   V e r s i o n < / E x t e n s i o n V e r s i o n > + 
+             < R e p o r t I d > R e p o r t   I D < / R e p o r t I d > + 
+             < R e p o r t N a m e > R e p o r t   N a m e < / R e p o r t N a m e > + 
+             < R e p o r t C a p t i o n > R e p o r t   C a p t i o n < / R e p o r t C a p t i o n > + 
+             < A b o u t T h i s R e p o r t T i t l e > A b o u t   T h i s   R e p o r t   T i t l e < / A b o u t T h i s R e p o r t T i t l e > + 
+             < A b o u t T h i s R e p o r t T e x t > A b o u t   T h i s   R e p o r t   T e x t < / A b o u t T h i s R e p o r t T e x t > + 
+             < R e p o r t H e l p L i n k > R e p o r t   H e l p   L i n k < / R e p o r t H e l p L i n k > + 
+         < / R e p o r t M e t a d a t a > + 
+         < R e p o r t R e q u e s t > + 
+             < T e n a n t E n t r a I d > T e n a n t   E n t r a   I d < / T e n a n t E n t r a I d > + 
+             < E n v i r o n m e n t N a m e > E n v i r o n m e n t   N a m e < / E n v i r o n m e n t N a m e > + 
+             < E n v i r o n m e n t T y p e > E n v i r o n m e n t   T y p e < / E n v i r o n m e n t T y p e > + 
+             < C o m p a n y N a m e > C o m p a n y   N a m e < / C o m p a n y N a m e > + 
+             < C o m p a n y D i s p l a y N a m e > C o m p a n y   D i s p l a y   N a m e < / C o m p a n y D i s p l a y N a m e > + 
+             < C o m p a n y I d > C o m p a n y   I D < / C o m p a n y I d > + 
+             < U s e r N a m e > U s e r   N a m e < / U s e r N a m e > + 
+             < D a t e A n d T i m e / > + 
+             < L a n g u a g e > L a n g u a g e < / L a n g u a g e > + 
+             < F o r m a t R e g i o n > F o r m a t   R e g i o n < / F o r m a t R e g i o n > + 
+             < D a t e T i m e V a l u e s > + 
+                 < Y e a r > Y e a r < / Y e a r > + 
+                 < M o n t h N u m b e r > M o n t h   N u m b e r < / M o n t h N u m b e r > + 
+                 < D a y N u m b e r > D a y   N u m b e r < / D a y N u m b e r > + 
+                 < H o u r > H o u r < / H o u r > + 
+                 < M i n u t e > M i n u t e < / M i n u t e > + 
+             < / D a t e T i m e V a l u e s > + 
+         < / R e p o r t R e q u e s t > + 
+         < C o m p a n y M e t a d a t a > + 
+             < C o m p a n y N a m e > C o m p a n y   N a m e < / C o m p a n y N a m e > + 
+             < C o m p a n y D i s p l a y N a m e > C o m p a n y   D i s p l a y   N a m e < / C o m p a n y D i s p l a y N a m e > + 
+             < C o m p a n y A d d r e s s L i n e s > + 
+                 < C o m p a n y A d d r e s s L i n e 1 > C o m p a n y   A d d r e s s   L i n e   1 < / C o m p a n y A d d r e s s L i n e 1 > + 
+                 < C o m p a n y A d d r e s s L i n e 2 > C o m p a n y   A d d r e s s   L i n e   2 < / C o m p a n y A d d r e s s L i n e 2 > + 
+                 < C o m p a n y A d d r e s s L i n e 3 > C o m p a n y   A d d r e s s   L i n e   3 < / C o m p a n y A d d r e s s L i n e 3 > + 
+                 < C o m p a n y A d d r e s s L i n e 4 > C o m p a n y   A d d r e s s   L i n e   4 < / C o m p a n y A d d r e s s L i n e 4 > + 
+                 < C o m p a n y A d d r e s s L i n e 5 > C o m p a n y   A d d r e s s   L i n e   5 < / C o m p a n y A d d r e s s L i n e 5 > + 
+                 < C o m p a n y A d d r e s s L i n e 6 > C o m p a n y   A d d r e s s   L i n e   6 < / C o m p a n y A d d r e s s L i n e 6 > + 
+                 < C o m p a n y A d d r e s s L i n e 7 > C o m p a n y   A d d r e s s   L i n e   7 < / C o m p a n y A d d r e s s L i n e 7 > + 
+                 < C o m p a n y A d d r e s s L i n e 8 > C o m p a n y   A d d r e s s   L i n e   8 < / C o m p a n y A d d r e s s L i n e 8 > + 
+             < / C o m p a n y A d d r e s s L i n e s > + 
+             < C o m p a n y P h o n e > C o m p a n y   P h o n e < / C o m p a n y P h o n e > + 
+             < C o m p a n y P h o n e C a p t i o n > C o m p a n y   P h o n e   C a p t i o n < / C o m p a n y P h o n e C a p t i o n > + 
+             < C o m p a n y F a x N o > C o m p a n y   F a x   N o . < / C o m p a n y F a x N o > + 
+             < C o m p a n y F a x N o C a p t i o n > C o m p a n y   F a x   N o .   C a p t i o n < / C o m p a n y F a x N o C a p t i o n > + 
+             < C o m p a n y E m a i l > C o m p a n y   E m a i l < / C o m p a n y E m a i l > + 
+             < C o m p a n y E m a i l C a p t i o n > C o m p a n y   E m a i l   C a p t i o n < / C o m p a n y E m a i l C a p t i o n > + 
+             < C o m p a n y H o m e P a g e > C o m p a n y   H o m e   P a g e < / C o m p a n y H o m e P a g e > + 
+             < C o m p a n y H o m e P a g e C a p t i o n > C o m p a n y   H o m e   P a g e   C a p t i o n < / C o m p a n y H o m e P a g e C a p t i o n > + 
+             < C o m p a n y L o g o > C o m p a n y   L o g o < / C o m p a n y L o g o > + 
+             < C o m p a n y V A T R e g i s t r a t i o n N o > C o m p a n y   V A T   R e g i s t r a t i o n   N o . < / C o m p a n y V A T R e g i s t r a t i o n N o > + 
+             < C o m p a n y V A T R e g i s t r a t i o n N o C a p t i o n > C o m p a n y   V A T   R e g i s t r a t i o n   N o .   C a p t i o n < / C o m p a n y V A T R e g i s t r a t i o n N o C a p t i o n > + 
+             < C o m p a n y R e g i s t r a t i o n N o > C o m p a n y   R e g i s t r a t i o n   N o . < / C o m p a n y R e g i s t r a t i o n N o > + 
+             < C o m p a n y R e g i s t r a t i o n N o C a p t i o n > C o m p a n y   R e g i s t r a t i o n   N o .   C a p t i o n < / C o m p a n y R e g i s t r a t i o n N o C a p t i o n > + 
+             < C o m p a n y B a n k N a m e > C o m p a n y   B a n k   N a m e < / C o m p a n y B a n k N a m e > + 
+             < C o m p a n y B a n k N a m e C a p t i o n > C o m p a n y   B a n k   N a m e   C a p t i o n < / C o m p a n y B a n k N a m e C a p t i o n > + 
+             < C o m p a n y B a n k A c c o u n t N o > C o m p a n y   B a n k   A c c o u n t   N o . < / C o m p a n y B a n k A c c o u n t N o > + 
+             < C o m p a n y B a n k A c c o u n t N o C a p t i o n > C o m p a n y   B a n k   A c c o u n t   N o .   C a p t i o n < / C o m p a n y B a n k A c c o u n t N o C a p t i o n > + 
+             < C o m p a n y B a n k B r a n c h N o > C o m p a n y   B a n k   B r a n c h   N o . < / C o m p a n y B a n k B r a n c h N o > + 
+             < C o m p a n y B a n k B r a n c h N o C a p t i o n > C o m p a n y   B a n k   B r a n c h   N o .   C a p t i o n < / C o m p a n y B a n k B r a n c h N o C a p t i o n > + 
+             < C o m p a n y I B A N > C o m p a n y   I B A N < / C o m p a n y I B A N > + 
+             < C o m p a n y I B A N C a p t i o n > C o m p a n y   I B A N   C a p t i o n < / C o m p a n y I B A N C a p t i o n > + 
+             < C o m p a n y B a n k S W I F T > C o m p a n y   B a n k   S W I F T < / C o m p a n y B a n k S W I F T > + 
+             < C o m p a n y B a n k S W I F T C a p t i o n > C o m p a n y   B a n k   S W I F T   C a p t i o n < / C o m p a n y B a n k S W I F T C a p t i o n > + 
+             < C o m p a n y G i r o N o > C o m p a n y   G i r o   N o . < / C o m p a n y G i r o N o > + 
+             < C o m p a n y G i r o N o C a p t i o n > C o m p a n y   G i r o   N o .   C a p t i o n < / C o m p a n y G i r o N o C a p t i o n > + 
+         < / C o m p a n y M e t a d a t a > + 
+     < / B C R e p o r t I n f o r m a t i o n > + 
+ < / N a v W o r d R e p o r t X m l P a r t > 
+</file>
+
+<file path=customXml/item3.xml><?xml version="1.0" encoding="utf-8"?>
 <ct:contentTypeSchema xmlns:ct="http://schemas.microsoft.com/office/2006/metadata/contentType" xmlns:ma="http://schemas.microsoft.com/office/2006/metadata/properties/metaAttributes" ct:_="" ma:_="" ma:contentTypeName="Document" ma:contentTypeID="0x0101001DCAE6B6EBFA5442B0B9E84E60AFF245" ma:contentTypeVersion="18" ma:contentTypeDescription="Create a new document." ma:contentTypeScope="" ma:versionID="69eec3b24558e1297a79cd42e69b0397">
   <xsd:schema xmlns:xsd="http://www.w3.org/2001/XMLSchema" xmlns:xs="http://www.w3.org/2001/XMLSchema" xmlns:p="http://schemas.microsoft.com/office/2006/metadata/properties" xmlns:ns1="http://schemas.microsoft.com/sharepoint/v3" xmlns:ns2="178f68d8-b893-4efd-8406-fab0f21873e4" xmlns:ns3="b83e059f-de16-406c-a902-3d56d4e79ec8" targetNamespace="http://schemas.microsoft.com/office/2006/metadata/properties" ma:root="true" ma:fieldsID="0f52a3acd42ec0bd0d267ba89c916a39" ns1:_="" ns2:_="" ns3:_="">
     <xsd:import namespace="http://schemas.microsoft.com/sharepoint/v3"/>
@@ -30203,185 +30356,7 @@
 </ct:contentTypeSchema>
 </file>
 
-<file path=customXml/item2.xml>��< ? x m l   v e r s i o n = " 1 . 0 "   e n c o d i n g = " u t f - 1 6 " ? > < N a v W o r d R e p o r t X m l P a r t   x m l n s = " u r n : m i c r o s o f t - d y n a m i c s - n a v / r e p o r t s / T e n a n t _ R e p o r t _ D e f a u l t s / 2 0 0 0 0 0 0 0 0 1 / " > - 
-     < B C R e p o r t I n f o r m a t i o n > - 
-         < R e p o r t M e t a d a t a > - 
-             < E x t e n s i o n I d > E x t e n s i o n   I D < / E x t e n s i o n I d > - 
-             < E x t e n s i o n N a m e > E x t e n s i o n   N a m e < / E x t e n s i o n N a m e > - 
-             < E x t e n s i o n P u b l i s h e r > E x t e n s i o n   P u b l i s h e r < / E x t e n s i o n P u b l i s h e r > - 
-             < E x t e n s i o n V e r s i o n > E x t e n s i o n   V e r s i o n < / E x t e n s i o n V e r s i o n > - 
-             < R e p o r t I d > R e p o r t   I D < / R e p o r t I d > - 
-             < R e p o r t N a m e > R e p o r t   N a m e < / R e p o r t N a m e > - 
-             < R e p o r t C a p t i o n > R e p o r t   C a p t i o n < / R e p o r t C a p t i o n > - 
-             < A b o u t T h i s R e p o r t T i t l e > A b o u t   T h i s   R e p o r t   T i t l e < / A b o u t T h i s R e p o r t T i t l e > - 
-             < A b o u t T h i s R e p o r t T e x t > A b o u t   T h i s   R e p o r t   T e x t < / A b o u t T h i s R e p o r t T e x t > - 
-             < R e p o r t H e l p L i n k > R e p o r t   H e l p   L i n k < / R e p o r t H e l p L i n k > - 
-         < / R e p o r t M e t a d a t a > - 
-         < R e p o r t R e q u e s t > - 
-             < T e n a n t E n t r a I d > T e n a n t   E n t r a   I d < / T e n a n t E n t r a I d > - 
-             < E n v i r o n m e n t N a m e > E n v i r o n m e n t   N a m e < / E n v i r o n m e n t N a m e > - 
-             < E n v i r o n m e n t T y p e > E n v i r o n m e n t   T y p e < / E n v i r o n m e n t T y p e > - 
-             < C o m p a n y N a m e > C o m p a n y   N a m e < / C o m p a n y N a m e > - 
-             < C o m p a n y D i s p l a y N a m e > C o m p a n y   D i s p l a y   N a m e < / C o m p a n y D i s p l a y N a m e > - 
-             < C o m p a n y I d > C o m p a n y   I D < / C o m p a n y I d > - 
-             < U s e r N a m e > U s e r   N a m e < / U s e r N a m e > - 
-             < D a t e A n d T i m e > D a t e   a n d   T i m e < / D a t e A n d T i m e > - 
-             < L a n g u a g e > L a n g u a g e < / L a n g u a g e > - 
-             < F o r m a t R e g i o n > F o r m a t   R e g i o n < / F o r m a t R e g i o n > - 
-             < D a t e T i m e V a l u e s > - 
-                 < Y e a r > Y e a r < / Y e a r > - 
-                 < M o n t h N u m b e r > M o n t h   N u m b e r < / M o n t h N u m b e r > - 
-                 < D a y N u m b e r > D a y   N u m b e r < / D a y N u m b e r > - 
-                 < H o u r > H o u r < / H o u r > - 
-                 < M i n u t e > M i n u t e < / M i n u t e > - 
-             < / D a t e T i m e V a l u e s > - 
-         < / R e p o r t R e q u e s t > - 
-         < C o m p a n y M e t a d a t a > - 
-             < C o m p a n y N a m e > C o m p a n y   N a m e < / C o m p a n y N a m e > - 
-             < C o m p a n y D i s p l a y N a m e > C o m p a n y   D i s p l a y   N a m e < / C o m p a n y D i s p l a y N a m e > - 
-             < C o m p a n y A d d r e s s L i n e s > - 
-                 < C o m p a n y A d d r e s s L i n e 1 > C o m p a n y   A d d r e s s   L i n e   1 < / C o m p a n y A d d r e s s L i n e 1 > - 
-                 < C o m p a n y A d d r e s s L i n e 2 > C o m p a n y   A d d r e s s   L i n e   2 < / C o m p a n y A d d r e s s L i n e 2 > - 
-                 < C o m p a n y A d d r e s s L i n e 3 > C o m p a n y   A d d r e s s   L i n e   3 < / C o m p a n y A d d r e s s L i n e 3 > - 
-                 < C o m p a n y A d d r e s s L i n e 4 > C o m p a n y   A d d r e s s   L i n e   4 < / C o m p a n y A d d r e s s L i n e 4 > - 
-                 < C o m p a n y A d d r e s s L i n e 5 > C o m p a n y   A d d r e s s   L i n e   5 < / C o m p a n y A d d r e s s L i n e 5 > - 
-                 < C o m p a n y A d d r e s s L i n e 6 > C o m p a n y   A d d r e s s   L i n e   6 < / C o m p a n y A d d r e s s L i n e 6 > - 
-                 < C o m p a n y A d d r e s s L i n e 7 > C o m p a n y   A d d r e s s   L i n e   7 < / C o m p a n y A d d r e s s L i n e 7 > - 
-                 < C o m p a n y A d d r e s s L i n e 8 > C o m p a n y   A d d r e s s   L i n e   8 < / C o m p a n y A d d r e s s L i n e 8 > - 
-             < / C o m p a n y A d d r e s s L i n e s > - 
-             < C o m p a n y P h o n e > C o m p a n y   P h o n e < / C o m p a n y P h o n e > - 
-             < C o m p a n y P h o n e C a p t i o n > C o m p a n y   P h o n e   C a p t i o n < / C o m p a n y P h o n e C a p t i o n > - 
-             < C o m p a n y F a x N o > C o m p a n y   F a x   N o . < / C o m p a n y F a x N o > - 
-             < C o m p a n y F a x N o C a p t i o n > C o m p a n y   F a x   N o .   C a p t i o n < / C o m p a n y F a x N o C a p t i o n > - 
-             < C o m p a n y E m a i l > C o m p a n y   E m a i l < / C o m p a n y E m a i l > - 
-             < C o m p a n y E m a i l C a p t i o n > C o m p a n y   E m a i l   C a p t i o n < / C o m p a n y E m a i l C a p t i o n > - 
-             < C o m p a n y H o m e P a g e > C o m p a n y   H o m e   P a g e < / C o m p a n y H o m e P a g e > - 
-             < C o m p a n y H o m e P a g e C a p t i o n > C o m p a n y   H o m e   P a g e   C a p t i o n < / C o m p a n y H o m e P a g e C a p t i o n > - 
-             < C o m p a n y L o g o > C o m p a n y   L o g o < / C o m p a n y L o g o > - 
-             < C o m p a n y V A T R e g i s t r a t i o n N o > C o m p a n y   V A T   R e g i s t r a t i o n   N o . < / C o m p a n y V A T R e g i s t r a t i o n N o > - 
-             < C o m p a n y V A T R e g i s t r a t i o n N o C a p t i o n > C o m p a n y   V A T   R e g i s t r a t i o n   N o .   C a p t i o n < / C o m p a n y V A T R e g i s t r a t i o n N o C a p t i o n > - 
-             < C o m p a n y R e g i s t r a t i o n N o > C o m p a n y   R e g i s t r a t i o n   N o . < / C o m p a n y R e g i s t r a t i o n N o > - 
-             < C o m p a n y R e g i s t r a t i o n N o C a p t i o n > C o m p a n y   R e g i s t r a t i o n   N o .   C a p t i o n < / C o m p a n y R e g i s t r a t i o n N o C a p t i o n > - 
-             < C o m p a n y B a n k N a m e > C o m p a n y   B a n k   N a m e < / C o m p a n y B a n k N a m e > - 
-             < C o m p a n y B a n k N a m e C a p t i o n > C o m p a n y   B a n k   N a m e   C a p t i o n < / C o m p a n y B a n k N a m e C a p t i o n > - 
-             < C o m p a n y B a n k A c c o u n t N o > C o m p a n y   B a n k   A c c o u n t   N o . < / C o m p a n y B a n k A c c o u n t N o > - 
-             < C o m p a n y B a n k A c c o u n t N o C a p t i o n > C o m p a n y   B a n k   A c c o u n t   N o .   C a p t i o n < / C o m p a n y B a n k A c c o u n t N o C a p t i o n > - 
-             < C o m p a n y B a n k B r a n c h N o > C o m p a n y   B a n k   B r a n c h   N o . < / C o m p a n y B a n k B r a n c h N o > - 
-             < C o m p a n y B a n k B r a n c h N o C a p t i o n > C o m p a n y   B a n k   B r a n c h   N o .   C a p t i o n < / C o m p a n y B a n k B r a n c h N o C a p t i o n > - 
-             < C o m p a n y I B A N > C o m p a n y   I B A N < / C o m p a n y I B A N > - 
-             < C o m p a n y I B A N C a p t i o n > C o m p a n y   I B A N   C a p t i o n < / C o m p a n y I B A N C a p t i o n > - 
-             < C o m p a n y B a n k S W I F T > C o m p a n y   B a n k   S W I F T < / C o m p a n y B a n k S W I F T > - 
-             < C o m p a n y B a n k S W I F T C a p t i o n > C o m p a n y   B a n k   S W I F T   C a p t i o n < / C o m p a n y B a n k S W I F T C a p t i o n > - 
-             < C o m p a n y G i r o N o > C o m p a n y   G i r o   N o . < / C o m p a n y G i r o N o > - 
-             < C o m p a n y G i r o N o C a p t i o n > C o m p a n y   G i r o   N o .   C a p t i o n < / C o m p a n y G i r o N o C a p t i o n > - 
-         < / C o m p a n y M e t a d a t a > - 
-     < / B C R e p o r t I n f o r m a t i o n > - 
- < / N a v W o r d R e p o r t X m l P a r t > 
-</file>
-
-<file path=customXml/item3.xml><?xml version="1.0" encoding="utf-8"?>
-<b:Sources xmlns:b="http://schemas.openxmlformats.org/officeDocument/2006/bibliography" xmlns="http://schemas.openxmlformats.org/officeDocument/2006/bibliography" SelectedStyle="\APASixthEditionOfficeOnline.xsl" StyleName="APA" Version="6"/>
-</file>
-
-<file path=customXml/item4.xml><?xml version="1.0" encoding="utf-8"?>
-<p:properties xmlns:p="http://schemas.microsoft.com/office/2006/metadata/properties" xmlns:xsi="http://www.w3.org/2001/XMLSchema-instance" xmlns:pc="http://schemas.microsoft.com/office/infopath/2007/PartnerControls">
-  <documentManagement>
-    <Package xmlns="178f68d8-b893-4efd-8406-fab0f21873e4" xsi:nil="true"/>
-    <lcf76f155ced4ddcb4097134ff3c332f xmlns="178f68d8-b893-4efd-8406-fab0f21873e4">
-      <Terms xmlns="http://schemas.microsoft.com/office/infopath/2007/PartnerControls"/>
-    </lcf76f155ced4ddcb4097134ff3c332f>
-    <_ip_UnifiedCompliancePolicyUIAction xmlns="http://schemas.microsoft.com/sharepoint/v3" xsi:nil="true"/>
-    <TaxCatchAll xmlns="b83e059f-de16-406c-a902-3d56d4e79ec8" xsi:nil="true"/>
-    <Audience xmlns="178f68d8-b893-4efd-8406-fab0f21873e4" xsi:nil="true"/>
-    <_ip_UnifiedCompliancePolicyProperties xmlns="http://schemas.microsoft.com/sharepoint/v3" xsi:nil="true"/>
-    <DocumentType xmlns="178f68d8-b893-4efd-8406-fab0f21873e4" xsi:nil="true"/>
-  </documentManagement>
-</p:properties>
-</file>
-
-<file path=customXml/item5.xml><?xml version="1.0" encoding="utf-8"?>
-<?mso-contentType ?>
-<FormTemplates xmlns="http://schemas.microsoft.com/sharepoint/v3/contenttype/forms">
-  <Display>DocumentLibraryForm</Display>
-  <Edit>DocumentLibraryForm</Edit>
-  <New>DocumentLibraryForm</New>
-</FormTemplates>
-</file>
-
-<file path=customXml/item6.xml>��< ? x m l   v e r s i o n = " 1 . 0 "   e n c o d i n g = " u t f - 1 6 " ? > < N a v W o r d R e p o r t X m l P a r t   x m l n s = " u r n : m i c r o s o f t - d y n a m i c s - b u s i n e s s c e n t r a l / i n t e r n a l / e x t e n d e d / r e p o r t s / T e n a n t _ R e p o r t _ D e f a u l t s / 2 0 0 0 0 0 0 0 0 1 / " > +<file path=customXml/item4.xml>��< ? x m l   v e r s i o n = " 1 . 0 "   e n c o d i n g = " u t f - 1 6 " ? > < N a v W o r d R e p o r t X m l P a r t   x m l n s = " u r n : m i c r o s o f t - d y n a m i c s - b u s i n e s s c e n t r a l / i n t e r n a l / e x t e n d e d / r e p o r t s / T e n a n t _ R e p o r t _ D e f a u l t s / 2 0 0 0 0 0 0 0 0 1 / " >   
      < B C R e p o r t I n f o r m a t i o n >   
@@ -30532,7 +30507,48 @@
  < / N a v W o r d R e p o r t X m l P a r t > 
 </file>
 
+<file path=customXml/item5.xml><?xml version="1.0" encoding="utf-8"?>
+<?mso-contentType ?>
+<FormTemplates xmlns="http://schemas.microsoft.com/sharepoint/v3/contenttype/forms">
+  <Display>DocumentLibraryForm</Display>
+  <Edit>DocumentLibraryForm</Edit>
+  <New>DocumentLibraryForm</New>
+</FormTemplates>
+</file>
+
+<file path=customXml/item6.xml><?xml version="1.0" encoding="utf-8"?>
+<p:properties xmlns:p="http://schemas.microsoft.com/office/2006/metadata/properties" xmlns:xsi="http://www.w3.org/2001/XMLSchema-instance" xmlns:pc="http://schemas.microsoft.com/office/infopath/2007/PartnerControls">
+  <documentManagement>
+    <Package xmlns="178f68d8-b893-4efd-8406-fab0f21873e4" xsi:nil="true"/>
+    <lcf76f155ced4ddcb4097134ff3c332f xmlns="178f68d8-b893-4efd-8406-fab0f21873e4">
+      <Terms xmlns="http://schemas.microsoft.com/office/infopath/2007/PartnerControls"/>
+    </lcf76f155ced4ddcb4097134ff3c332f>
+    <_ip_UnifiedCompliancePolicyUIAction xmlns="http://schemas.microsoft.com/sharepoint/v3" xsi:nil="true"/>
+    <TaxCatchAll xmlns="b83e059f-de16-406c-a902-3d56d4e79ec8" xsi:nil="true"/>
+    <Audience xmlns="178f68d8-b893-4efd-8406-fab0f21873e4" xsi:nil="true"/>
+    <_ip_UnifiedCompliancePolicyProperties xmlns="http://schemas.microsoft.com/sharepoint/v3" xsi:nil="true"/>
+    <DocumentType xmlns="178f68d8-b893-4efd-8406-fab0f21873e4" xsi:nil="true"/>
+  </documentManagement>
+</p:properties>
+</file>
+
 <file path=customXml/itemProps1.xml><?xml version="1.0" encoding="utf-8"?>
+<ds:datastoreItem xmlns:ds="http://schemas.openxmlformats.org/officeDocument/2006/customXml" ds:itemID="{89DB96BF-8133-438A-AAD3-A3C21079AEB1}">
+  <ds:schemaRefs>
+    <ds:schemaRef ds:uri="http://schemas.openxmlformats.org/officeDocument/2006/bibliography"/>
+  </ds:schemaRefs>
+</ds:datastoreItem>
+</file>
+
+<file path=customXml/itemProps2.xml><?xml version="1.0" encoding="utf-8"?>
+<ds:datastoreItem xmlns:ds="http://schemas.openxmlformats.org/officeDocument/2006/customXml" ds:itemID="{3C7A9092-1D75-4E70-891F-878ACD4FD9DD}">
+  <ds:schemaRefs>
+    <ds:schemaRef ds:uri="urn:microsoft-dynamics-nav/reports/Tenant_Report_Defaults/2000000001/"/>
+  </ds:schemaRefs>
+</ds:datastoreItem>
+</file>
+
+<file path=customXml/itemProps3.xml><?xml version="1.0" encoding="utf-8"?>
 <ds:datastoreItem xmlns:ds="http://schemas.openxmlformats.org/officeDocument/2006/customXml" ds:itemID="{FF7EB198-8989-46F2-8031-8682259B7246}">
   <ds:schemaRefs>
     <ds:schemaRef ds:uri="http://schemas.microsoft.com/office/2006/metadata/contentType"/>
@@ -30552,30 +30568,10 @@
 </ds:datastoreItem>
 </file>
 
-<file path=customXml/itemProps2.xml><?xml version="1.0" encoding="utf-8"?>
-<ds:datastoreItem xmlns:ds="http://schemas.openxmlformats.org/officeDocument/2006/customXml" ds:itemID="{3C7A9092-1D75-4E70-891F-878ACD4FD9DD}">
+<file path=customXml/itemProps4.xml><?xml version="1.0" encoding="utf-8"?>
+<ds:datastoreItem xmlns:ds="http://schemas.openxmlformats.org/officeDocument/2006/customXml" ds:itemID="{AAD4B378-B4DC-4700-95A1-9453AD0866E7}">
   <ds:schemaRefs>
-    <ds:schemaRef ds:uri="urn:microsoft-dynamics-nav/reports/Tenant_Report_Defaults/2000000001/"/>
-  </ds:schemaRefs>
-</ds:datastoreItem>
-</file>
-
-<file path=customXml/itemProps3.xml><?xml version="1.0" encoding="utf-8"?>
-<ds:datastoreItem xmlns:ds="http://schemas.openxmlformats.org/officeDocument/2006/customXml" ds:itemID="{89DB96BF-8133-438A-AAD3-A3C21079AEB1}">
-  <ds:schemaRefs>
-    <ds:schemaRef ds:uri="http://schemas.openxmlformats.org/officeDocument/2006/bibliography"/>
-  </ds:schemaRefs>
-</ds:datastoreItem>
-</file>
-
-<file path=customXml/itemProps4.xml><?xml version="1.0" encoding="utf-8"?>
-<ds:datastoreItem xmlns:ds="http://schemas.openxmlformats.org/officeDocument/2006/customXml" ds:itemID="{C6B8F0F6-411A-4E86-A436-B40BF6F9E839}">
-  <ds:schemaRefs>
-    <ds:schemaRef ds:uri="http://schemas.microsoft.com/office/2006/metadata/properties"/>
-    <ds:schemaRef ds:uri="http://schemas.microsoft.com/office/infopath/2007/PartnerControls"/>
-    <ds:schemaRef ds:uri="178f68d8-b893-4efd-8406-fab0f21873e4"/>
-    <ds:schemaRef ds:uri="http://schemas.microsoft.com/sharepoint/v3"/>
-    <ds:schemaRef ds:uri="b83e059f-de16-406c-a902-3d56d4e79ec8"/>
+    <ds:schemaRef ds:uri="urn:microsoft-dynamics-businesscentral/internal/extended/reports/Tenant_Report_Defaults/2000000001/"/>
   </ds:schemaRefs>
 </ds:datastoreItem>
 </file>
@@ -30589,9 +30585,13 @@
 </file>
 
 <file path=customXml/itemProps6.xml><?xml version="1.0" encoding="utf-8"?>
-<ds:datastoreItem xmlns:ds="http://schemas.openxmlformats.org/officeDocument/2006/customXml" ds:itemID="{AAD4B378-B4DC-4700-95A1-9453AD0866E7}">
+<ds:datastoreItem xmlns:ds="http://schemas.openxmlformats.org/officeDocument/2006/customXml" ds:itemID="{C6B8F0F6-411A-4E86-A436-B40BF6F9E839}">
   <ds:schemaRefs>
-    <ds:schemaRef ds:uri="urn:microsoft-dynamics-businesscentral/internal/extended/reports/Tenant_Report_Defaults/2000000001/"/>
+    <ds:schemaRef ds:uri="http://schemas.microsoft.com/office/2006/metadata/properties"/>
+    <ds:schemaRef ds:uri="http://schemas.microsoft.com/office/infopath/2007/PartnerControls"/>
+    <ds:schemaRef ds:uri="178f68d8-b893-4efd-8406-fab0f21873e4"/>
+    <ds:schemaRef ds:uri="http://schemas.microsoft.com/sharepoint/v3"/>
+    <ds:schemaRef ds:uri="b83e059f-de16-406c-a902-3d56d4e79ec8"/>
   </ds:schemaRefs>
 </ds:datastoreItem>
 </file>

--- a/src/Layers/W1/BaseApp/Foundation/Reporting/ReportParts/HeaderFooterDesign/InternalModern.docx
+++ b/src/Layers/W1/BaseApp/Foundation/Reporting/ReportParts/HeaderFooterDesign/InternalModern.docx
@@ -563,7 +563,7 @@
           <w:pPr>
             <w:pStyle w:val="Pagina"/>
             <w:rPr>
-              <w:rFonts w:asciiTheme="majorHAnsi" w:eastAsiaTheme="minorEastAsia" w:hAnsiTheme="majorHAnsi" w:cstheme="majorHAnsi"/>
+              <w:rFonts w:asciiTheme="majorHAnsi" w:hAnsiTheme="majorHAnsi" w:eastAsiaTheme="minorEastAsia" w:cstheme="majorHAnsi"/>
               <w:sz w:val="20"/>
               <w:szCs w:val="20"/>
             </w:rPr>
@@ -29941,7 +29941,9 @@
 <b:Sources xmlns:b="http://schemas.openxmlformats.org/officeDocument/2006/bibliography" xmlns="http://schemas.openxmlformats.org/officeDocument/2006/bibliography" SelectedStyle="\APASixthEditionOfficeOnline.xsl" StyleName="APA" Version="6"/>
 </file>
 
-<file path=customXml/item2.xml>��< ? x m l   v e r s i o n = " 1 . 0 "   e n c o d i n g = " u t f - 1 6 " ? > < N a v W o r d R e p o r t X m l P a r t   x m l n s = " u r n : m i c r o s o f t - d y n a m i c s - n a v / r e p o r t s / T e n a n t _ R e p o r t _ D e f a u l t s / 2 0 0 0 0 0 0 0 0 1 / " > +<file path=customXml/item2.xml>��< ? x m l   v e r s i o n = " 1 . 0 "   e n c o d i n g = " u t f - 1 6 " ? > + 
+ < N a v W o r d R e p o r t X m l P a r t   x m l n s = " u r n : m i c r o s o f t - d y n a m i c s - n a v / r e p o r t s / T e n a n t _ R e p o r t _ D e f a u l t s / 2 0 0 0 0 0 0 0 0 1 / " >   
      < B C R e p o r t I n f o r m a t i o n >   
@@ -29985,7 +29987,7 @@
  
              < U s e r N a m e > U s e r   N a m e < / U s e r N a m e >   
-             < D a t e A n d T i m e / > +             < D a t e A n d T i m e > D a t e   a n d   T i m e < / D a t e A n d T i m e >   
              < L a n g u a g e > L a n g u a g e < / L a n g u a g e >   

--- a/src/Layers/W1/BaseApp/Foundation/Reporting/ReportParts/HeaderFooterDesign/InternalModern.docx
+++ b/src/Layers/W1/BaseApp/Foundation/Reporting/ReportParts/HeaderFooterDesign/InternalModern.docx
@@ -160,13 +160,6 @@
               <w:szCs w:val="18"/>
             </w:rPr>
             <w:fldChar w:fldCharType="end"/>
-          </w:r>
-          <w:r>
-            <w:rPr>
-              <w:rFonts w:cstheme="minorHAnsi"/>
-              <w:szCs w:val="18"/>
-            </w:rPr>
-            <w:t xml:space="preserve"> </w:t>
           </w:r>
         </w:p>
       </w:tc>

--- a/src/Layers/W1/BaseApp/Foundation/Reporting/ReportParts/HeaderFooterDesign/InternalModern.docx
+++ b/src/Layers/W1/BaseApp/Foundation/Reporting/ReportParts/HeaderFooterDesign/InternalModern.docx
@@ -2,6 +2,14 @@
 <file path=word/document.xml><?xml version="1.0" encoding="utf-8"?>
 <w:document xmlns:wpc="http://schemas.microsoft.com/office/word/2010/wordprocessingCanvas" xmlns:cx="http://schemas.microsoft.com/office/drawing/2014/chartex" xmlns:cx1="http://schemas.microsoft.com/office/drawing/2015/9/8/chartex" xmlns:cx2="http://schemas.microsoft.com/office/drawing/2015/10/21/chartex" xmlns:cx3="http://schemas.microsoft.com/office/drawing/2016/5/9/chartex" xmlns:cx4="http://schemas.microsoft.com/office/drawing/2016/5/10/chartex" xmlns:cx5="http://schemas.microsoft.com/office/drawing/2016/5/11/chartex" xmlns:cx6="http://schemas.microsoft.com/office/drawing/2016/5/12/chartex" xmlns:cx7="http://schemas.microsoft.com/office/drawing/2016/5/13/chartex" xmlns:cx8="http://schemas.microsoft.com/office/drawing/2016/5/14/chartex" xmlns:mc="http://schemas.openxmlformats.org/markup-compatibility/2006" xmlns:aink="http://schemas.microsoft.com/office/drawing/2016/ink" xmlns:am3d="http://schemas.microsoft.com/office/drawing/2017/model3d" xmlns:o="urn:schemas-microsoft-com:office:office" xmlns:oel="http://schemas.microsoft.com/office/2019/extlst" xmlns:r="http://schemas.openxmlformats.org/officeDocument/2006/relationships" xmlns:m="http://schemas.openxmlformats.org/officeDocument/2006/math" xmlns:v="urn:schemas-microsoft-com:vml" xmlns:wp14="http://schemas.microsoft.com/office/word/2010/wordprocessingDrawing" xmlns:wp="http://schemas.openxmlformats.org/drawingml/2006/wordprocessingDrawing" xmlns:w10="urn:schemas-microsoft-com:office:word" xmlns:w="http://schemas.openxmlformats.org/wordprocessingml/2006/main" xmlns:w14="http://schemas.microsoft.com/office/word/2010/wordml" xmlns:w15="http://schemas.microsoft.com/office/word/2012/wordml" xmlns:w16cex="http://schemas.microsoft.com/office/word/2018/wordml/cex" xmlns:w16cid="http://schemas.microsoft.com/office/word/2016/wordml/cid" xmlns:w16="http://schemas.microsoft.com/office/word/2018/wordml" xmlns:w16du="http://schemas.microsoft.com/office/word/2023/wordml/word16du" xmlns:w16sdtdh="http://schemas.microsoft.com/office/word/2020/wordml/sdtdatahash" xmlns:w16sdtfl="http://schemas.microsoft.com/office/word/2024/wordml/sdtformatlock" xmlns:w16se="http://schemas.microsoft.com/office/word/2015/wordml/symex" xmlns:wpg="http://schemas.microsoft.com/office/word/2010/wordprocessingGroup" xmlns:wpi="http://schemas.microsoft.com/office/word/2010/wordprocessingInk" xmlns:wne="http://schemas.microsoft.com/office/word/2006/wordml" xmlns:wps="http://schemas.microsoft.com/office/word/2010/wordprocessingShape" mc:Ignorable="w14 w15 w16se w16cid w16 w16cex w16sdtdh w16sdtfl w16du wp14">
   <w:body>
+    <w:p>
+      <w:pPr>
+        <w:spacing w:line="259" w:lineRule="auto"/>
+      </w:pPr>
+      <w:r>
+        <w:br w:type="page"/>
+      </w:r>
+    </w:p>
     <w:p/>
     <w:sectPr>
       <w:headerReference w:type="even" r:id="rId13"/>
@@ -11,7 +19,7 @@
       <w:headerReference w:type="first" r:id="rId17"/>
       <w:footerReference w:type="first" r:id="rId18"/>
       <w:pgSz w:w="11907" w:h="16839" w:code="9"/>
-      <w:pgMar w:top="576" w:right="706" w:bottom="576" w:left="706" w:header="576" w:footer="366" w:gutter="0"/>
+      <w:pgMar w:top="576" w:right="706" w:bottom="576" w:left="706" w:header="288" w:footer="288" w:gutter="0"/>
       <w:cols w:space="708"/>
       <w:docGrid w:linePitch="360"/>
     </w:sectPr>
@@ -175,7 +183,7 @@
           <w:placeholder>
             <w:docPart w:val="DefaultPlaceholder_-1854013440"/>
           </w:placeholder>
-          <w:dataBinding w:prefixMappings="xmlns:ns0='urn:microsoft-dynamics-nav/reports/Tenant_Report_Defaults/2000000001/'" w:xpath="/ns0:NavWordReportXmlPart[1]/ns0:BCReportInformation[1]/ns0:ReportRequest[1]/ns0:UserName[1]" w:storeItemID="{3C7A9092-1D75-4E70-891F-878ACD4FD9DD}"/>
+          <w:dataBinding w:prefixMappings="xmlns:ns0='urn:microsoft-dynamics-nav/reports/Tenant_Report_Defaults/2000000001/' " w:xpath="/ns0:NavWordReportXmlPart[1]/ns0:BCReportInformation[1]/ns0:ReportRequest[1]/ns0:UserName[1]" w:storeItemID="{3C7A9092-1D75-4E70-891F-878ACD4FD9DD}"/>
           <w15:color w:val="808080"/>
           <w:text/>
         </w:sdtPr>
@@ -343,7 +351,7 @@
           <w:placeholder>
             <w:docPart w:val="DefaultPlaceholder_-1854013440"/>
           </w:placeholder>
-          <w:dataBinding w:prefixMappings="xmlns:ns0='urn:microsoft-dynamics-nav/reports/Tenant_Report_Defaults/2000000001/'" w:xpath="/ns0:NavWordReportXmlPart[1]/ns0:BCReportInformation[1]/ns0:ReportRequest[1]/ns0:UserName[1]" w:storeItemID="{3C7A9092-1D75-4E70-891F-878ACD4FD9DD}"/>
+          <w:dataBinding w:prefixMappings="xmlns:ns0='urn:microsoft-dynamics-nav/reports/Tenant_Report_Defaults/2000000001/' " w:xpath="/ns0:NavWordReportXmlPart[1]/ns0:BCReportInformation[1]/ns0:ReportRequest[1]/ns0:UserName[1]" w:storeItemID="{3C7A9092-1D75-4E70-891F-878ACD4FD9DD}"/>
           <w15:color w:val="808080"/>
           <w:text/>
         </w:sdtPr>
@@ -441,6 +449,7 @@
         <w:tcPr>
           <w:tcW w:w="5940" w:type="dxa"/>
           <w:vMerge w:val="restart"/>
+          <w:vAlign w:val="bottom"/>
         </w:tcPr>
         <w:sdt>
           <w:sdtPr>
@@ -454,7 +463,7 @@
             <w:placeholder>
               <w:docPart w:val="8C83465283514BC9931E462769176689"/>
             </w:placeholder>
-            <w:dataBinding w:prefixMappings="xmlns:ns0='urn:microsoft-dynamics-nav/reports/Tenant_Report_Defaults/2000000001/'" w:xpath="/ns0:NavWordReportXmlPart[1]/ns0:BCReportInformation[1]/ns0:ReportMetadata[1]/ns0:ReportCaption[1]" w:storeItemID="{3C7A9092-1D75-4E70-891F-878ACD4FD9DD}"/>
+            <w:dataBinding w:prefixMappings="xmlns:ns0='urn:microsoft-dynamics-nav/reports/Tenant_Report_Defaults/2000000001/' " w:xpath="/ns0:NavWordReportXmlPart[1]/ns0:BCReportInformation[1]/ns0:ReportMetadata[1]/ns0:ReportCaption[1]" w:storeItemID="{3C7A9092-1D75-4E70-891F-878ACD4FD9DD}"/>
             <w15:color w:val="808080"/>
             <w:text/>
           </w:sdtPr>
@@ -462,6 +471,7 @@
             <w:p>
               <w:pPr>
                 <w:pStyle w:val="Title"/>
+                <w:spacing w:after="0"/>
                 <w:rPr>
                   <w:rFonts w:eastAsiaTheme="minorEastAsia"/>
                   <w:sz w:val="20"/>
@@ -505,7 +515,7 @@
               <w:placeholder>
                 <w:docPart w:val="8C83465283514BC9931E462769176689"/>
               </w:placeholder>
-              <w:dataBinding w:prefixMappings="xmlns:ns0='urn:microsoft-dynamics-nav/reports/Tenant_Report_Defaults/2000000001/'" w:xpath="/ns0:NavWordReportXmlPart[1]/ns0:BCReportInformation[1]/ns0:ReportRequest[1]/ns0:CompanyName[1]" w:storeItemID="{3C7A9092-1D75-4E70-891F-878ACD4FD9DD}"/>
+              <w:dataBinding w:prefixMappings="xmlns:ns0='urn:microsoft-dynamics-nav/reports/Tenant_Report_Defaults/2000000001/' " w:xpath="/ns0:NavWordReportXmlPart[1]/ns0:BCReportInformation[1]/ns0:ReportRequest[1]/ns0:CompanyName[1]" w:storeItemID="{3C7A9092-1D75-4E70-891F-878ACD4FD9DD}"/>
               <w15:color w:val="808080"/>
               <w:text/>
             </w:sdtPr>
@@ -556,7 +566,7 @@
           <w:pPr>
             <w:pStyle w:val="Pagina"/>
             <w:rPr>
-              <w:rFonts w:asciiTheme="majorHAnsi" w:hAnsiTheme="majorHAnsi" w:eastAsiaTheme="minorEastAsia" w:cstheme="majorHAnsi"/>
+              <w:rFonts w:asciiTheme="majorHAnsi" w:eastAsiaTheme="minorEastAsia" w:hAnsiTheme="majorHAnsi" w:cstheme="majorHAnsi"/>
               <w:sz w:val="20"/>
               <w:szCs w:val="20"/>
             </w:rPr>
@@ -570,7 +580,6 @@
         <w:p>
           <w:pPr>
             <w:pStyle w:val="Pagina"/>
-            <w:spacing w:after="120"/>
             <w:jc w:val="right"/>
             <w:rPr>
               <w:rFonts w:eastAsiaTheme="minorEastAsia"/>
@@ -601,9 +610,10 @@
           <w:r>
             <w:rPr>
               <w:rFonts w:eastAsiaTheme="minorEastAsia"/>
+              <w:noProof/>
               <w:szCs w:val="18"/>
             </w:rPr>
-            <w:t>Friday, 9 October 2026</w:t>
+            <w:t>Thursday, 15 October 2026</w:t>
           </w:r>
           <w:r>
             <w:rPr>
@@ -631,7 +641,7 @@
       <w:tblStyle w:val="BCBlockTable"/>
       <w:tblW w:w="5000" w:type="pct"/>
       <w:tblLayout w:type="fixed"/>
-      <w:tblLook w:val="04A0" w:firstRow="1" w:lastRow="0" w:firstColumn="1" w:lastColumn="0" w:noHBand="0" w:noVBand="1"/>
+      <w:tblLook w:val="0480" w:firstRow="0" w:lastRow="0" w:firstColumn="1" w:lastColumn="0" w:noHBand="0" w:noVBand="1"/>
     </w:tblPr>
     <w:tblGrid>
       <w:gridCol w:w="5940"/>
@@ -639,14 +649,13 @@
     </w:tblGrid>
     <w:tr>
       <w:trPr>
-        <w:cnfStyle w:val="100000000000" w:firstRow="1" w:lastRow="0" w:firstColumn="0" w:lastColumn="0" w:oddVBand="0" w:evenVBand="0" w:oddHBand="0" w:evenHBand="0" w:firstRowFirstColumn="0" w:firstRowLastColumn="0" w:lastRowFirstColumn="0" w:lastRowLastColumn="0"/>
+        <w:cnfStyle w:val="000000100000" w:firstRow="0" w:lastRow="0" w:firstColumn="0" w:lastColumn="0" w:oddVBand="0" w:evenVBand="0" w:oddHBand="1" w:evenHBand="0" w:firstRowFirstColumn="0" w:firstRowLastColumn="0" w:lastRowFirstColumn="0" w:lastRowLastColumn="0"/>
         <w:trHeight w:val="60"/>
       </w:trPr>
       <w:tc>
         <w:tcPr>
           <w:tcW w:w="5940" w:type="dxa"/>
           <w:vMerge w:val="restart"/>
-          <w:vAlign w:val="bottom"/>
         </w:tcPr>
         <w:sdt>
           <w:sdtPr>
@@ -661,7 +670,7 @@
             <w:placeholder>
               <w:docPart w:val="45A402DB179C4CC5A8C895DD1CE549C7"/>
             </w:placeholder>
-            <w:dataBinding w:prefixMappings="xmlns:ns0='urn:microsoft-dynamics-nav/reports/Tenant_Report_Defaults/2000000001/'" w:xpath="/ns0:NavWordReportXmlPart[1]/ns0:BCReportInformation[1]/ns0:ReportMetadata[1]/ns0:ReportCaption[1]" w:storeItemID="{3C7A9092-1D75-4E70-891F-878ACD4FD9DD}"/>
+            <w:dataBinding w:prefixMappings="xmlns:ns0='urn:microsoft-dynamics-nav/reports/Tenant_Report_Defaults/2000000001/' " w:xpath="/ns0:NavWordReportXmlPart[1]/ns0:BCReportInformation[1]/ns0:ReportMetadata[1]/ns0:ReportCaption[1]" w:storeItemID="{3C7A9092-1D75-4E70-891F-878ACD4FD9DD}"/>
             <w15:color w:val="808080"/>
             <w:text/>
           </w:sdtPr>
@@ -705,17 +714,17 @@
               <w:placeholder>
                 <w:docPart w:val="35E06B25EF2A4DEB9877E8B34D1C11AB"/>
               </w:placeholder>
-              <w:showingPlcHdr/>
-              <w:dataBinding w:prefixMappings="xmlns:ns0='urn:microsoft-dynamics-nav/reports/Tenant_Report_Defaults/2000000001/'" w:xpath="/ns0:NavWordReportXmlPart[1]/ns0:BCReportInformation[1]/ns0:ReportRequest[1]/ns0:DateAndTime[1]" w:storeItemID="{3C7A9092-1D75-4E70-891F-878ACD4FD9DD}"/>
+              <w:dataBinding w:prefixMappings="xmlns:ns0='urn:microsoft-dynamics-nav/reports/Tenant_Report_Defaults/2000000001/' " w:xpath="/ns0:NavWordReportXmlPart[1]/ns0:BCReportInformation[1]/ns0:ReportRequest[1]/ns0:DateAndTime[1]" w:storeItemID="{3C7A9092-1D75-4E70-891F-878ACD4FD9DD}"/>
               <w15:color w:val="808080"/>
               <w:text/>
             </w:sdtPr>
             <w:sdtContent>
               <w:r>
-                <w:rPr>
-                  <w:rStyle w:val="PlaceholderText"/>
-                </w:rPr>
-                <w:t>Click or tap here to enter text.</w:t>
+                <w:t xml:space="preserve">Date and </w:t>
+              </w:r>
+              <w:proofErr w:type="spellStart"/>
+              <w:r>
+                <w:t>Time</w:t>
               </w:r>
             </w:sdtContent>
           </w:sdt>
@@ -732,7 +741,7 @@
               <w:placeholder>
                 <w:docPart w:val="45A402DB179C4CC5A8C895DD1CE549C7"/>
               </w:placeholder>
-              <w:dataBinding w:prefixMappings="xmlns:ns0='urn:microsoft-dynamics-nav/reports/Tenant_Report_Defaults/2000000001/'" w:xpath="/ns0:NavWordReportXmlPart[1]/ns0:BCReportInformation[1]/ns0:ReportRequest[1]/ns0:CompanyName[1]" w:storeItemID="{3C7A9092-1D75-4E70-891F-878ACD4FD9DD}"/>
+              <w:dataBinding w:prefixMappings="xmlns:ns0='urn:microsoft-dynamics-nav/reports/Tenant_Report_Defaults/2000000001/' " w:xpath="/ns0:NavWordReportXmlPart[1]/ns0:BCReportInformation[1]/ns0:ReportRequest[1]/ns0:CompanyName[1]" w:storeItemID="{3C7A9092-1D75-4E70-891F-878ACD4FD9DD}"/>
               <w15:color w:val="808080"/>
               <w:text/>
             </w:sdtPr>
@@ -743,7 +752,16 @@
                   <w:noProof/>
                   <w:sz w:val="18"/>
                 </w:rPr>
-                <w:t>Company Name</w:t>
+                <w:t>Company</w:t>
+              </w:r>
+              <w:proofErr w:type="spellEnd"/>
+              <w:r>
+                <w:rPr>
+                  <w:rFonts w:cstheme="minorHAnsi"/>
+                  <w:noProof/>
+                  <w:sz w:val="18"/>
+                </w:rPr>
+                <w:t xml:space="preserve"> Name</w:t>
               </w:r>
             </w:sdtContent>
           </w:sdt>
@@ -752,7 +770,6 @@
     </w:tr>
     <w:tr>
       <w:trPr>
-        <w:cnfStyle w:val="000000100000" w:firstRow="0" w:lastRow="0" w:firstColumn="0" w:lastColumn="0" w:oddVBand="0" w:evenVBand="0" w:oddHBand="1" w:evenHBand="0" w:firstRowFirstColumn="0" w:firstRowLastColumn="0" w:lastRowFirstColumn="0" w:lastRowLastColumn="0"/>
         <w:trHeight w:val="60"/>
       </w:trPr>
       <w:tc>
@@ -793,7 +810,7 @@
             <w:rPr>
               <w:noProof/>
             </w:rPr>
-            <w:t>Monday, 12 October 2026</w:t>
+            <w:t>Thursday, 15 October 2026</w:t>
           </w:r>
           <w:r>
             <w:fldChar w:fldCharType="end"/>
@@ -2030,6 +2047,7 @@
   <w:style w:type="character" w:default="1" w:styleId="DefaultParagraphFont">
     <w:name w:val="Default Paragraph Font"/>
     <w:uiPriority w:val="1"/>
+    <w:semiHidden/>
     <w:unhideWhenUsed/>
   </w:style>
   <w:style w:type="table" w:default="1" w:styleId="TableNormal">
@@ -28987,12 +29005,14 @@
     <w:sig w:usb0="00000003" w:usb1="10000000" w:usb2="00000000" w:usb3="00000000" w:csb0="80000001" w:csb1="00000000"/>
   </w:font>
   <w:font w:name="Aptos">
+    <w:panose1 w:val="020B0004020202020204"/>
     <w:charset w:val="00"/>
     <w:family w:val="swiss"/>
     <w:pitch w:val="variable"/>
     <w:sig w:usb0="20000287" w:usb1="00000003" w:usb2="00000000" w:usb3="00000000" w:csb0="0000019F" w:csb1="00000000"/>
   </w:font>
   <w:font w:name="Aptos Display">
+    <w:panose1 w:val="020B0004020202020204"/>
     <w:charset w:val="00"/>
     <w:family w:val="swiss"/>
     <w:pitch w:val="variable"/>
@@ -29019,6 +29039,7 @@
   <w:rsids>
     <w:rsidRoot w:val="005E35BE"/>
     <w:rsid w:val="000263ED"/>
+    <w:rsid w:val="000617F1"/>
     <w:rsid w:val="00073078"/>
     <w:rsid w:val="0009355D"/>
     <w:rsid w:val="001024F7"/>
@@ -29050,10 +29071,12 @@
     <w:rsid w:val="005073E4"/>
     <w:rsid w:val="00507E0A"/>
     <w:rsid w:val="00526184"/>
+    <w:rsid w:val="005269BF"/>
     <w:rsid w:val="005447E1"/>
     <w:rsid w:val="00591BD2"/>
     <w:rsid w:val="005B5FDD"/>
     <w:rsid w:val="005E35BE"/>
+    <w:rsid w:val="00636EC5"/>
     <w:rsid w:val="00650C92"/>
     <w:rsid w:val="006C1971"/>
     <w:rsid w:val="006C2B14"/>
@@ -29102,6 +29125,7 @@
     <w:rsid w:val="00D17B89"/>
     <w:rsid w:val="00D52343"/>
     <w:rsid w:val="00D7616C"/>
+    <w:rsid w:val="00D84A50"/>
     <w:rsid w:val="00DC3E4C"/>
     <w:rsid w:val="00F635C5"/>
     <w:rsid w:val="00F64A28"/>
@@ -29609,19 +29633,6 @@
       <w14:ligatures w14:val="standardContextual"/>
     </w:rPr>
   </w:style>
-  <w:style w:type="paragraph" w:customStyle="1" w:styleId="002A6DD6E12B4986B5D3A8C190A97D0D">
-    <w:name w:val="002A6DD6E12B4986B5D3A8C190A97D0D"/>
-    <w:rsid w:val="003C514F"/>
-    <w:pPr>
-      <w:spacing w:line="278" w:lineRule="auto"/>
-    </w:pPr>
-    <w:rPr>
-      <w:kern w:val="2"/>
-      <w:sz w:val="24"/>
-      <w:szCs w:val="24"/>
-      <w14:ligatures w14:val="standardContextual"/>
-    </w:rPr>
-  </w:style>
 </w:styles>
 </file>
 
@@ -29898,7 +29909,7 @@
   <wetp:taskpane dockstate="right" visibility="0" width="350" row="8">
     <wetp:webextensionref xmlns:r="http://schemas.openxmlformats.org/officeDocument/2006/relationships" r:id="rId1"/>
   </wetp:taskpane>
-  <wetp:taskpane dockstate="right" visibility="0" width="350" row="7">
+  <wetp:taskpane dockstate="right" visibility="0" width="350" row="9">
     <wetp:webextensionref xmlns:r="http://schemas.openxmlformats.org/officeDocument/2006/relationships" r:id="rId2"/>
   </wetp:taskpane>
 </wetp:taskpanes>
@@ -29931,12 +29942,35 @@
 </file>
 
 <file path=customXml/item1.xml><?xml version="1.0" encoding="utf-8"?>
+<?mso-contentType ?>
+<FormTemplates xmlns="http://schemas.microsoft.com/sharepoint/v3/contenttype/forms">
+  <Display>DocumentLibraryForm</Display>
+  <Edit>DocumentLibraryForm</Edit>
+  <New>DocumentLibraryForm</New>
+</FormTemplates>
+</file>
+
+<file path=customXml/item2.xml><?xml version="1.0" encoding="utf-8"?>
+<p:properties xmlns:p="http://schemas.microsoft.com/office/2006/metadata/properties" xmlns:xsi="http://www.w3.org/2001/XMLSchema-instance" xmlns:pc="http://schemas.microsoft.com/office/infopath/2007/PartnerControls">
+  <documentManagement>
+    <Package xmlns="178f68d8-b893-4efd-8406-fab0f21873e4" xsi:nil="true"/>
+    <lcf76f155ced4ddcb4097134ff3c332f xmlns="178f68d8-b893-4efd-8406-fab0f21873e4">
+      <Terms xmlns="http://schemas.microsoft.com/office/infopath/2007/PartnerControls"/>
+    </lcf76f155ced4ddcb4097134ff3c332f>
+    <_ip_UnifiedCompliancePolicyUIAction xmlns="http://schemas.microsoft.com/sharepoint/v3" xsi:nil="true"/>
+    <TaxCatchAll xmlns="b83e059f-de16-406c-a902-3d56d4e79ec8" xsi:nil="true"/>
+    <Audience xmlns="178f68d8-b893-4efd-8406-fab0f21873e4" xsi:nil="true"/>
+    <_ip_UnifiedCompliancePolicyProperties xmlns="http://schemas.microsoft.com/sharepoint/v3" xsi:nil="true"/>
+    <DocumentType xmlns="178f68d8-b893-4efd-8406-fab0f21873e4" xsi:nil="true"/>
+  </documentManagement>
+</p:properties>
+</file>
+
+<file path=customXml/item3.xml><?xml version="1.0" encoding="utf-8"?>
 <b:Sources xmlns:b="http://schemas.openxmlformats.org/officeDocument/2006/bibliography" xmlns="http://schemas.openxmlformats.org/officeDocument/2006/bibliography" SelectedStyle="\APASixthEditionOfficeOnline.xsl" StyleName="APA" Version="6"/>
 </file>
 
-<file path=customXml/item2.xml>��< ? x m l   v e r s i o n = " 1 . 0 "   e n c o d i n g = " u t f - 1 6 " ? > - 
- < N a v W o r d R e p o r t X m l P a r t   x m l n s = " u r n : m i c r o s o f t - d y n a m i c s - n a v / r e p o r t s / T e n a n t _ R e p o r t _ D e f a u l t s / 2 0 0 0 0 0 0 0 0 1 / " > +<file path=customXml/item4.xml>��< ? x m l   v e r s i o n = " 1 . 0 "   e n c o d i n g = " u t f - 1 6 " ? > < N a v W o r d R e p o r t X m l P a r t   x m l n s = " u r n : m i c r o s o f t - d y n a m i c s - n a v / r e p o r t s / T e n a n t _ R e p o r t _ D e f a u l t s / 2 0 0 0 0 0 0 0 0 1 / " >   
      < B C R e p o r t I n f o r m a t i o n >   
@@ -30085,7 +30119,7 @@
  < / N a v W o r d R e p o r t X m l P a r t > 
 </file>
 
-<file path=customXml/item3.xml><?xml version="1.0" encoding="utf-8"?>
+<file path=customXml/item5.xml><?xml version="1.0" encoding="utf-8"?>
 <ct:contentTypeSchema xmlns:ct="http://schemas.microsoft.com/office/2006/metadata/contentType" xmlns:ma="http://schemas.microsoft.com/office/2006/metadata/properties/metaAttributes" ct:_="" ma:_="" ma:contentTypeName="Document" ma:contentTypeID="0x0101001DCAE6B6EBFA5442B0B9E84E60AFF245" ma:contentTypeVersion="18" ma:contentTypeDescription="Create a new document." ma:contentTypeScope="" ma:versionID="69eec3b24558e1297a79cd42e69b0397">
   <xsd:schema xmlns:xsd="http://www.w3.org/2001/XMLSchema" xmlns:xs="http://www.w3.org/2001/XMLSchema" xmlns:p="http://schemas.microsoft.com/office/2006/metadata/properties" xmlns:ns1="http://schemas.microsoft.com/sharepoint/v3" xmlns:ns2="178f68d8-b893-4efd-8406-fab0f21873e4" xmlns:ns3="b83e059f-de16-406c-a902-3d56d4e79ec8" targetNamespace="http://schemas.microsoft.com/office/2006/metadata/properties" ma:root="true" ma:fieldsID="0f52a3acd42ec0bd0d267ba89c916a39" ns1:_="" ns2:_="" ns3:_="">
     <xsd:import namespace="http://schemas.microsoft.com/sharepoint/v3"/>
@@ -30351,7 +30385,7 @@
 </ct:contentTypeSchema>
 </file>
 
-<file path=customXml/item4.xml>��< ? x m l   v e r s i o n = " 1 . 0 "   e n c o d i n g = " u t f - 1 6 " ? > < N a v W o r d R e p o r t X m l P a r t   x m l n s = " u r n : m i c r o s o f t - d y n a m i c s - b u s i n e s s c e n t r a l / i n t e r n a l / e x t e n d e d / r e p o r t s / T e n a n t _ R e p o r t _ D e f a u l t s / 2 0 0 0 0 0 0 0 0 1 / " > +<file path=customXml/item6.xml>��< ? x m l   v e r s i o n = " 1 . 0 "   e n c o d i n g = " u t f - 1 6 " ? > < N a v W o r d R e p o r t X m l P a r t   x m l n s = " u r n : m i c r o s o f t - d y n a m i c s - b u s i n e s s c e n t r a l / i n t e r n a l / e x t e n d e d / r e p o r t s / T e n a n t _ R e p o r t _ D e f a u l t s / 2 0 0 0 0 0 0 0 0 1 / " >   
      < B C R e p o r t I n f o r m a t i o n >   
@@ -30502,32 +30536,27 @@
  < / N a v W o r d R e p o r t X m l P a r t > 
 </file>
 
-<file path=customXml/item5.xml><?xml version="1.0" encoding="utf-8"?>
-<?mso-contentType ?>
-<FormTemplates xmlns="http://schemas.microsoft.com/sharepoint/v3/contenttype/forms">
-  <Display>DocumentLibraryForm</Display>
-  <Edit>DocumentLibraryForm</Edit>
-  <New>DocumentLibraryForm</New>
-</FormTemplates>
+<file path=customXml/itemProps1.xml><?xml version="1.0" encoding="utf-8"?>
+<ds:datastoreItem xmlns:ds="http://schemas.openxmlformats.org/officeDocument/2006/customXml" ds:itemID="{16C37875-CFC1-4C50-90E9-8D3B0BC471E5}">
+  <ds:schemaRefs>
+    <ds:schemaRef ds:uri="http://schemas.microsoft.com/sharepoint/v3/contenttype/forms"/>
+  </ds:schemaRefs>
+</ds:datastoreItem>
 </file>
 
-<file path=customXml/item6.xml><?xml version="1.0" encoding="utf-8"?>
-<p:properties xmlns:p="http://schemas.microsoft.com/office/2006/metadata/properties" xmlns:xsi="http://www.w3.org/2001/XMLSchema-instance" xmlns:pc="http://schemas.microsoft.com/office/infopath/2007/PartnerControls">
-  <documentManagement>
-    <Package xmlns="178f68d8-b893-4efd-8406-fab0f21873e4" xsi:nil="true"/>
-    <lcf76f155ced4ddcb4097134ff3c332f xmlns="178f68d8-b893-4efd-8406-fab0f21873e4">
-      <Terms xmlns="http://schemas.microsoft.com/office/infopath/2007/PartnerControls"/>
-    </lcf76f155ced4ddcb4097134ff3c332f>
-    <_ip_UnifiedCompliancePolicyUIAction xmlns="http://schemas.microsoft.com/sharepoint/v3" xsi:nil="true"/>
-    <TaxCatchAll xmlns="b83e059f-de16-406c-a902-3d56d4e79ec8" xsi:nil="true"/>
-    <Audience xmlns="178f68d8-b893-4efd-8406-fab0f21873e4" xsi:nil="true"/>
-    <_ip_UnifiedCompliancePolicyProperties xmlns="http://schemas.microsoft.com/sharepoint/v3" xsi:nil="true"/>
-    <DocumentType xmlns="178f68d8-b893-4efd-8406-fab0f21873e4" xsi:nil="true"/>
-  </documentManagement>
-</p:properties>
+<file path=customXml/itemProps2.xml><?xml version="1.0" encoding="utf-8"?>
+<ds:datastoreItem xmlns:ds="http://schemas.openxmlformats.org/officeDocument/2006/customXml" ds:itemID="{C6B8F0F6-411A-4E86-A436-B40BF6F9E839}">
+  <ds:schemaRefs>
+    <ds:schemaRef ds:uri="http://schemas.microsoft.com/office/2006/metadata/properties"/>
+    <ds:schemaRef ds:uri="http://schemas.microsoft.com/office/infopath/2007/PartnerControls"/>
+    <ds:schemaRef ds:uri="178f68d8-b893-4efd-8406-fab0f21873e4"/>
+    <ds:schemaRef ds:uri="http://schemas.microsoft.com/sharepoint/v3"/>
+    <ds:schemaRef ds:uri="b83e059f-de16-406c-a902-3d56d4e79ec8"/>
+  </ds:schemaRefs>
+</ds:datastoreItem>
 </file>
 
-<file path=customXml/itemProps1.xml><?xml version="1.0" encoding="utf-8"?>
+<file path=customXml/itemProps3.xml><?xml version="1.0" encoding="utf-8"?>
 <ds:datastoreItem xmlns:ds="http://schemas.openxmlformats.org/officeDocument/2006/customXml" ds:itemID="{89DB96BF-8133-438A-AAD3-A3C21079AEB1}">
   <ds:schemaRefs>
     <ds:schemaRef ds:uri="http://schemas.openxmlformats.org/officeDocument/2006/bibliography"/>
@@ -30535,7 +30564,7 @@
 </ds:datastoreItem>
 </file>
 
-<file path=customXml/itemProps2.xml><?xml version="1.0" encoding="utf-8"?>
+<file path=customXml/itemProps4.xml><?xml version="1.0" encoding="utf-8"?>
 <ds:datastoreItem xmlns:ds="http://schemas.openxmlformats.org/officeDocument/2006/customXml" ds:itemID="{3C7A9092-1D75-4E70-891F-878ACD4FD9DD}">
   <ds:schemaRefs>
     <ds:schemaRef ds:uri="urn:microsoft-dynamics-nav/reports/Tenant_Report_Defaults/2000000001/"/>
@@ -30543,7 +30572,7 @@
 </ds:datastoreItem>
 </file>
 
-<file path=customXml/itemProps3.xml><?xml version="1.0" encoding="utf-8"?>
+<file path=customXml/itemProps5.xml><?xml version="1.0" encoding="utf-8"?>
 <ds:datastoreItem xmlns:ds="http://schemas.openxmlformats.org/officeDocument/2006/customXml" ds:itemID="{FF7EB198-8989-46F2-8031-8682259B7246}">
   <ds:schemaRefs>
     <ds:schemaRef ds:uri="http://schemas.microsoft.com/office/2006/metadata/contentType"/>
@@ -30563,30 +30592,10 @@
 </ds:datastoreItem>
 </file>
 
-<file path=customXml/itemProps4.xml><?xml version="1.0" encoding="utf-8"?>
+<file path=customXml/itemProps6.xml><?xml version="1.0" encoding="utf-8"?>
 <ds:datastoreItem xmlns:ds="http://schemas.openxmlformats.org/officeDocument/2006/customXml" ds:itemID="{AAD4B378-B4DC-4700-95A1-9453AD0866E7}">
   <ds:schemaRefs>
     <ds:schemaRef ds:uri="urn:microsoft-dynamics-businesscentral/internal/extended/reports/Tenant_Report_Defaults/2000000001/"/>
-  </ds:schemaRefs>
-</ds:datastoreItem>
-</file>
-
-<file path=customXml/itemProps5.xml><?xml version="1.0" encoding="utf-8"?>
-<ds:datastoreItem xmlns:ds="http://schemas.openxmlformats.org/officeDocument/2006/customXml" ds:itemID="{16C37875-CFC1-4C50-90E9-8D3B0BC471E5}">
-  <ds:schemaRefs>
-    <ds:schemaRef ds:uri="http://schemas.microsoft.com/sharepoint/v3/contenttype/forms"/>
-  </ds:schemaRefs>
-</ds:datastoreItem>
-</file>
-
-<file path=customXml/itemProps6.xml><?xml version="1.0" encoding="utf-8"?>
-<ds:datastoreItem xmlns:ds="http://schemas.openxmlformats.org/officeDocument/2006/customXml" ds:itemID="{C6B8F0F6-411A-4E86-A436-B40BF6F9E839}">
-  <ds:schemaRefs>
-    <ds:schemaRef ds:uri="http://schemas.microsoft.com/office/2006/metadata/properties"/>
-    <ds:schemaRef ds:uri="http://schemas.microsoft.com/office/infopath/2007/PartnerControls"/>
-    <ds:schemaRef ds:uri="178f68d8-b893-4efd-8406-fab0f21873e4"/>
-    <ds:schemaRef ds:uri="http://schemas.microsoft.com/sharepoint/v3"/>
-    <ds:schemaRef ds:uri="b83e059f-de16-406c-a902-3d56d4e79ec8"/>
   </ds:schemaRefs>
 </ds:datastoreItem>
 </file>
